--- a/9-交付管理/流程制度规范类文件/JXTX-09-01-运维交付管理制度.docx
+++ b/9-交付管理/流程制度规范类文件/JXTX-09-01-运维交付管理制度.docx
@@ -21,7 +21,59 @@
         <w:spacing w:before="3120" w:beforeLines="1000"/>
         <w:textAlignment w:val="baseline"/>
       </w:pPr>
+      <w:bookmarkStart w:id="24" w:name="_GoBack"/>
       <w:bookmarkStart w:id="0" w:name="_Toc3145"/>
+      <w:r>
+        <w:drawing>
+          <wp:anchor distT="0" distB="0" distL="114300" distR="114300" simplePos="0" relativeHeight="251661312" behindDoc="1" locked="0" layoutInCell="1" allowOverlap="1">
+            <wp:simplePos x="0" y="0"/>
+            <wp:positionH relativeFrom="column">
+              <wp:posOffset>-19050</wp:posOffset>
+            </wp:positionH>
+            <wp:positionV relativeFrom="paragraph">
+              <wp:posOffset>-22225</wp:posOffset>
+            </wp:positionV>
+            <wp:extent cx="5304790" cy="8893810"/>
+            <wp:effectExtent l="0" t="0" r="13970" b="6350"/>
+            <wp:wrapNone/>
+            <wp:docPr id="1" name="图片 1"/>
+            <wp:cNvGraphicFramePr>
+              <a:graphicFrameLocks xmlns:a="http://schemas.openxmlformats.org/drawingml/2006/main" noChangeAspect="1"/>
+            </wp:cNvGraphicFramePr>
+            <a:graphic xmlns:a="http://schemas.openxmlformats.org/drawingml/2006/main">
+              <a:graphicData uri="http://schemas.openxmlformats.org/drawingml/2006/picture">
+                <pic:pic xmlns:pic="http://schemas.openxmlformats.org/drawingml/2006/picture">
+                  <pic:nvPicPr>
+                    <pic:cNvPr id="1" name="图片 1"/>
+                    <pic:cNvPicPr>
+                      <a:picLocks noChangeAspect="1"/>
+                    </pic:cNvPicPr>
+                  </pic:nvPicPr>
+                  <pic:blipFill>
+                    <a:blip r:embed="rId7"/>
+                    <a:stretch>
+                      <a:fillRect/>
+                    </a:stretch>
+                  </pic:blipFill>
+                  <pic:spPr>
+                    <a:xfrm>
+                      <a:off x="0" y="0"/>
+                      <a:ext cx="5304790" cy="8893810"/>
+                    </a:xfrm>
+                    <a:prstGeom prst="rect">
+                      <a:avLst/>
+                    </a:prstGeom>
+                    <a:noFill/>
+                    <a:ln>
+                      <a:noFill/>
+                    </a:ln>
+                  </pic:spPr>
+                </pic:pic>
+              </a:graphicData>
+            </a:graphic>
+          </wp:anchor>
+        </w:drawing>
+      </w:r>
       <w:r>
         <w:drawing>
           <wp:anchor distT="0" distB="0" distL="114300" distR="114300" simplePos="0" relativeHeight="251660288" behindDoc="1" locked="0" layoutInCell="1" allowOverlap="1">
@@ -49,7 +101,7 @@
                     </pic:cNvPicPr>
                   </pic:nvPicPr>
                   <pic:blipFill>
-                    <a:blip r:embed="rId7"/>
+                    <a:blip r:embed="rId8"/>
                     <a:stretch>
                       <a:fillRect/>
                     </a:stretch>
@@ -104,7 +156,7 @@
                     </pic:cNvPicPr>
                   </pic:nvPicPr>
                   <pic:blipFill>
-                    <a:blip r:embed="rId8">
+                    <a:blip r:embed="rId9">
                       <a:alphaModFix amt="58000"/>
                       <a:lum contrast="-52000"/>
                     </a:blip>
@@ -1937,8 +1989,6 @@
         <w:snapToGrid w:val="0"/>
         <w:textAlignment w:val="baseline"/>
       </w:pPr>
-      <w:bookmarkStart w:id="24" w:name="_GoBack"/>
-      <w:bookmarkEnd w:id="24"/>
       <w:r>
         <w:br w:type="page"/>
       </w:r>
@@ -5519,6 +5569,527 @@
       <w:bookmarkStart w:id="23" w:name="_Toc15154"/>
       <w:r>
         <w:rPr>
+          <w:rFonts w:hint="eastAsia"/>
+          <w:lang w:val="en-US" w:eastAsia="zh-CN"/>
+        </w:rPr>
+        <w:t>考核指标</w:t>
+      </w:r>
+    </w:p>
+    <w:tbl>
+      <w:tblPr>
+        <w:tblStyle w:val="20"/>
+        <w:tblW w:w="8504" w:type="dxa"/>
+        <w:tblInd w:w="96" w:type="dxa"/>
+        <w:tblBorders>
+          <w:top w:val="none" w:color="auto" w:sz="0" w:space="0"/>
+          <w:left w:val="none" w:color="auto" w:sz="0" w:space="0"/>
+          <w:bottom w:val="none" w:color="auto" w:sz="0" w:space="0"/>
+          <w:right w:val="none" w:color="auto" w:sz="0" w:space="0"/>
+          <w:insideH w:val="none" w:color="auto" w:sz="0" w:space="0"/>
+          <w:insideV w:val="none" w:color="auto" w:sz="0" w:space="0"/>
+        </w:tblBorders>
+        <w:shd w:val="clear" w:color="auto" w:fill="auto"/>
+        <w:tblLayout w:type="autofit"/>
+        <w:tblCellMar>
+          <w:top w:w="0" w:type="dxa"/>
+          <w:left w:w="108" w:type="dxa"/>
+          <w:bottom w:w="0" w:type="dxa"/>
+          <w:right w:w="108" w:type="dxa"/>
+        </w:tblCellMar>
+      </w:tblPr>
+      <w:tblGrid>
+        <w:gridCol w:w="1711"/>
+        <w:gridCol w:w="1188"/>
+        <w:gridCol w:w="4679"/>
+        <w:gridCol w:w="926"/>
+      </w:tblGrid>
+      <w:tr>
+        <w:tblPrEx>
+          <w:tblBorders>
+            <w:top w:val="none" w:color="auto" w:sz="0" w:space="0"/>
+            <w:left w:val="none" w:color="auto" w:sz="0" w:space="0"/>
+            <w:bottom w:val="none" w:color="auto" w:sz="0" w:space="0"/>
+            <w:right w:val="none" w:color="auto" w:sz="0" w:space="0"/>
+            <w:insideH w:val="none" w:color="auto" w:sz="0" w:space="0"/>
+            <w:insideV w:val="none" w:color="auto" w:sz="0" w:space="0"/>
+          </w:tblBorders>
+          <w:shd w:val="clear" w:color="auto" w:fill="auto"/>
+          <w:tblCellMar>
+            <w:top w:w="0" w:type="dxa"/>
+            <w:left w:w="108" w:type="dxa"/>
+            <w:bottom w:w="0" w:type="dxa"/>
+            <w:right w:w="108" w:type="dxa"/>
+          </w:tblCellMar>
+        </w:tblPrEx>
+        <w:trPr>
+          <w:trHeight w:val="493" w:hRule="atLeast"/>
+        </w:trPr>
+        <w:tc>
+          <w:tcPr>
+            <w:tcW w:w="1711" w:type="dxa"/>
+            <w:tcBorders>
+              <w:top w:val="single" w:color="000000" w:sz="4" w:space="0"/>
+              <w:left w:val="single" w:color="000000" w:sz="4" w:space="0"/>
+              <w:bottom w:val="single" w:color="000000" w:sz="4" w:space="0"/>
+              <w:right w:val="single" w:color="000000" w:sz="4" w:space="0"/>
+            </w:tcBorders>
+            <w:shd w:val="clear" w:color="auto" w:fill="C0C0C0"/>
+            <w:vAlign w:val="center"/>
+          </w:tcPr>
+          <w:p>
+            <w:pPr>
+              <w:keepNext w:val="0"/>
+              <w:keepLines w:val="0"/>
+              <w:widowControl/>
+              <w:suppressLineNumbers w:val="0"/>
+              <w:jc w:val="center"/>
+              <w:textAlignment w:val="center"/>
+              <w:rPr>
+                <w:rFonts w:ascii="楷体_GB2312" w:hAnsi="宋体" w:eastAsia="楷体_GB2312" w:cs="楷体_GB2312"/>
+                <w:b/>
+                <w:bCs/>
+                <w:i w:val="0"/>
+                <w:iCs w:val="0"/>
+                <w:color w:val="000000"/>
+                <w:sz w:val="22"/>
+                <w:szCs w:val="22"/>
+                <w:u w:val="none"/>
+              </w:rPr>
+            </w:pPr>
+            <w:r>
+              <w:rPr>
+                <w:rFonts w:hint="default" w:ascii="楷体_GB2312" w:hAnsi="宋体" w:eastAsia="楷体_GB2312" w:cs="楷体_GB2312"/>
+                <w:b/>
+                <w:bCs/>
+                <w:i w:val="0"/>
+                <w:iCs w:val="0"/>
+                <w:snapToGrid w:val="0"/>
+                <w:color w:val="000000"/>
+                <w:kern w:val="0"/>
+                <w:sz w:val="22"/>
+                <w:szCs w:val="22"/>
+                <w:u w:val="none"/>
+                <w:lang w:val="en-US" w:eastAsia="zh-CN" w:bidi="ar"/>
+              </w:rPr>
+              <w:t>KPI</w:t>
+            </w:r>
+          </w:p>
+        </w:tc>
+        <w:tc>
+          <w:tcPr>
+            <w:tcW w:w="1188" w:type="dxa"/>
+            <w:tcBorders>
+              <w:top w:val="single" w:color="000000" w:sz="4" w:space="0"/>
+              <w:left w:val="single" w:color="000000" w:sz="4" w:space="0"/>
+              <w:bottom w:val="single" w:color="000000" w:sz="4" w:space="0"/>
+              <w:right w:val="single" w:color="000000" w:sz="4" w:space="0"/>
+            </w:tcBorders>
+            <w:shd w:val="clear" w:color="auto" w:fill="C0C0C0"/>
+            <w:vAlign w:val="center"/>
+          </w:tcPr>
+          <w:p>
+            <w:pPr>
+              <w:keepNext w:val="0"/>
+              <w:keepLines w:val="0"/>
+              <w:widowControl/>
+              <w:suppressLineNumbers w:val="0"/>
+              <w:jc w:val="center"/>
+              <w:textAlignment w:val="center"/>
+              <w:rPr>
+                <w:rFonts w:hint="default" w:ascii="楷体_GB2312" w:hAnsi="宋体" w:eastAsia="楷体_GB2312" w:cs="楷体_GB2312"/>
+                <w:b/>
+                <w:bCs/>
+                <w:i w:val="0"/>
+                <w:iCs w:val="0"/>
+                <w:color w:val="000000"/>
+                <w:sz w:val="22"/>
+                <w:szCs w:val="22"/>
+                <w:u w:val="none"/>
+              </w:rPr>
+            </w:pPr>
+            <w:r>
+              <w:rPr>
+                <w:rFonts w:hint="default" w:ascii="楷体_GB2312" w:hAnsi="宋体" w:eastAsia="楷体_GB2312" w:cs="楷体_GB2312"/>
+                <w:b/>
+                <w:bCs/>
+                <w:i w:val="0"/>
+                <w:iCs w:val="0"/>
+                <w:snapToGrid w:val="0"/>
+                <w:color w:val="000000"/>
+                <w:kern w:val="0"/>
+                <w:sz w:val="22"/>
+                <w:szCs w:val="22"/>
+                <w:u w:val="none"/>
+                <w:lang w:val="en-US" w:eastAsia="zh-CN" w:bidi="ar"/>
+              </w:rPr>
+              <w:t>目标值</w:t>
+            </w:r>
+          </w:p>
+        </w:tc>
+        <w:tc>
+          <w:tcPr>
+            <w:tcW w:w="4679" w:type="dxa"/>
+            <w:tcBorders>
+              <w:top w:val="single" w:color="000000" w:sz="4" w:space="0"/>
+              <w:left w:val="single" w:color="000000" w:sz="4" w:space="0"/>
+              <w:bottom w:val="single" w:color="000000" w:sz="4" w:space="0"/>
+              <w:right w:val="single" w:color="000000" w:sz="4" w:space="0"/>
+            </w:tcBorders>
+            <w:shd w:val="clear" w:color="auto" w:fill="C0C0C0"/>
+            <w:vAlign w:val="center"/>
+          </w:tcPr>
+          <w:p>
+            <w:pPr>
+              <w:keepNext w:val="0"/>
+              <w:keepLines w:val="0"/>
+              <w:widowControl/>
+              <w:suppressLineNumbers w:val="0"/>
+              <w:jc w:val="center"/>
+              <w:textAlignment w:val="center"/>
+              <w:rPr>
+                <w:rFonts w:hint="default" w:ascii="楷体_GB2312" w:hAnsi="宋体" w:eastAsia="楷体_GB2312" w:cs="楷体_GB2312"/>
+                <w:b/>
+                <w:bCs/>
+                <w:i w:val="0"/>
+                <w:iCs w:val="0"/>
+                <w:color w:val="000000"/>
+                <w:sz w:val="22"/>
+                <w:szCs w:val="22"/>
+                <w:u w:val="none"/>
+              </w:rPr>
+            </w:pPr>
+            <w:r>
+              <w:rPr>
+                <w:rFonts w:hint="default" w:ascii="楷体_GB2312" w:hAnsi="宋体" w:eastAsia="楷体_GB2312" w:cs="楷体_GB2312"/>
+                <w:b/>
+                <w:bCs/>
+                <w:i w:val="0"/>
+                <w:iCs w:val="0"/>
+                <w:snapToGrid w:val="0"/>
+                <w:color w:val="000000"/>
+                <w:kern w:val="0"/>
+                <w:sz w:val="22"/>
+                <w:szCs w:val="22"/>
+                <w:u w:val="none"/>
+                <w:lang w:val="en-US" w:eastAsia="zh-CN" w:bidi="ar"/>
+              </w:rPr>
+              <w:t>计算公式/方法</w:t>
+            </w:r>
+          </w:p>
+        </w:tc>
+        <w:tc>
+          <w:tcPr>
+            <w:tcW w:w="926" w:type="dxa"/>
+            <w:tcBorders>
+              <w:top w:val="single" w:color="000000" w:sz="4" w:space="0"/>
+              <w:left w:val="single" w:color="000000" w:sz="4" w:space="0"/>
+              <w:bottom w:val="single" w:color="000000" w:sz="4" w:space="0"/>
+              <w:right w:val="single" w:color="000000" w:sz="4" w:space="0"/>
+            </w:tcBorders>
+            <w:shd w:val="clear" w:color="auto" w:fill="C0C0C0"/>
+            <w:vAlign w:val="center"/>
+          </w:tcPr>
+          <w:p>
+            <w:pPr>
+              <w:keepNext w:val="0"/>
+              <w:keepLines w:val="0"/>
+              <w:widowControl/>
+              <w:suppressLineNumbers w:val="0"/>
+              <w:jc w:val="center"/>
+              <w:textAlignment w:val="center"/>
+              <w:rPr>
+                <w:rFonts w:hint="default" w:ascii="楷体_GB2312" w:hAnsi="宋体" w:eastAsia="楷体_GB2312" w:cs="楷体_GB2312"/>
+                <w:b/>
+                <w:bCs/>
+                <w:i w:val="0"/>
+                <w:iCs w:val="0"/>
+                <w:color w:val="000000"/>
+                <w:sz w:val="22"/>
+                <w:szCs w:val="22"/>
+                <w:u w:val="none"/>
+              </w:rPr>
+            </w:pPr>
+            <w:r>
+              <w:rPr>
+                <w:rFonts w:hint="default" w:ascii="楷体_GB2312" w:hAnsi="宋体" w:eastAsia="楷体_GB2312" w:cs="楷体_GB2312"/>
+                <w:b/>
+                <w:bCs/>
+                <w:i w:val="0"/>
+                <w:iCs w:val="0"/>
+                <w:snapToGrid w:val="0"/>
+                <w:color w:val="000000"/>
+                <w:kern w:val="0"/>
+                <w:sz w:val="22"/>
+                <w:szCs w:val="22"/>
+                <w:u w:val="none"/>
+                <w:lang w:val="en-US" w:eastAsia="zh-CN" w:bidi="ar"/>
+              </w:rPr>
+              <w:t>频度</w:t>
+            </w:r>
+          </w:p>
+        </w:tc>
+      </w:tr>
+      <w:tr>
+        <w:tblPrEx>
+          <w:tblBorders>
+            <w:top w:val="none" w:color="auto" w:sz="0" w:space="0"/>
+            <w:left w:val="none" w:color="auto" w:sz="0" w:space="0"/>
+            <w:bottom w:val="none" w:color="auto" w:sz="0" w:space="0"/>
+            <w:right w:val="none" w:color="auto" w:sz="0" w:space="0"/>
+            <w:insideH w:val="none" w:color="auto" w:sz="0" w:space="0"/>
+            <w:insideV w:val="none" w:color="auto" w:sz="0" w:space="0"/>
+          </w:tblBorders>
+          <w:shd w:val="clear" w:color="auto" w:fill="auto"/>
+          <w:tblCellMar>
+            <w:top w:w="0" w:type="dxa"/>
+            <w:left w:w="108" w:type="dxa"/>
+            <w:bottom w:w="0" w:type="dxa"/>
+            <w:right w:w="108" w:type="dxa"/>
+          </w:tblCellMar>
+        </w:tblPrEx>
+        <w:trPr>
+          <w:trHeight w:val="493" w:hRule="atLeast"/>
+        </w:trPr>
+        <w:tc>
+          <w:tcPr>
+            <w:tcW w:w="1711" w:type="dxa"/>
+            <w:tcBorders>
+              <w:top w:val="single" w:color="000000" w:sz="4" w:space="0"/>
+              <w:left w:val="single" w:color="000000" w:sz="4" w:space="0"/>
+              <w:bottom w:val="single" w:color="000000" w:sz="4" w:space="0"/>
+              <w:right w:val="single" w:color="000000" w:sz="4" w:space="0"/>
+            </w:tcBorders>
+            <w:shd w:val="clear" w:color="auto" w:fill="auto"/>
+            <w:vAlign w:val="center"/>
+          </w:tcPr>
+          <w:p>
+            <w:pPr>
+              <w:keepNext w:val="0"/>
+              <w:keepLines w:val="0"/>
+              <w:widowControl/>
+              <w:suppressLineNumbers w:val="0"/>
+              <w:jc w:val="left"/>
+              <w:textAlignment w:val="center"/>
+              <w:rPr>
+                <w:rFonts w:hint="default" w:ascii="楷体_GB2312" w:hAnsi="宋体" w:eastAsia="楷体_GB2312" w:cs="楷体_GB2312"/>
+                <w:b/>
+                <w:bCs/>
+                <w:i w:val="0"/>
+                <w:iCs w:val="0"/>
+                <w:snapToGrid w:val="0"/>
+                <w:color w:val="000000"/>
+                <w:kern w:val="0"/>
+                <w:sz w:val="22"/>
+                <w:szCs w:val="22"/>
+                <w:u w:val="none"/>
+                <w:lang w:val="en-US" w:eastAsia="zh-CN" w:bidi="ar"/>
+              </w:rPr>
+            </w:pPr>
+            <w:r>
+              <w:rPr>
+                <w:rFonts w:hint="eastAsia" w:ascii="宋体" w:hAnsi="宋体" w:eastAsia="宋体" w:cs="宋体"/>
+                <w:i w:val="0"/>
+                <w:iCs w:val="0"/>
+                <w:snapToGrid w:val="0"/>
+                <w:color w:val="000000"/>
+                <w:kern w:val="0"/>
+                <w:sz w:val="21"/>
+                <w:szCs w:val="21"/>
+                <w:u w:val="none"/>
+                <w:lang w:val="en-US" w:eastAsia="zh-CN" w:bidi="ar"/>
+              </w:rPr>
+              <w:t>项目及时交付率</w:t>
+            </w:r>
+          </w:p>
+        </w:tc>
+        <w:tc>
+          <w:tcPr>
+            <w:tcW w:w="1188" w:type="dxa"/>
+            <w:tcBorders>
+              <w:top w:val="single" w:color="000000" w:sz="4" w:space="0"/>
+              <w:left w:val="single" w:color="000000" w:sz="4" w:space="0"/>
+              <w:bottom w:val="single" w:color="000000" w:sz="4" w:space="0"/>
+              <w:right w:val="single" w:color="000000" w:sz="4" w:space="0"/>
+            </w:tcBorders>
+            <w:shd w:val="clear" w:color="auto" w:fill="auto"/>
+            <w:vAlign w:val="center"/>
+          </w:tcPr>
+          <w:p>
+            <w:pPr>
+              <w:keepNext w:val="0"/>
+              <w:keepLines w:val="0"/>
+              <w:widowControl/>
+              <w:suppressLineNumbers w:val="0"/>
+              <w:tabs>
+                <w:tab w:val="center" w:pos="486"/>
+                <w:tab w:val="right" w:pos="1092"/>
+              </w:tabs>
+              <w:jc w:val="left"/>
+              <w:textAlignment w:val="center"/>
+              <w:rPr>
+                <w:rFonts w:hint="default" w:ascii="楷体_GB2312" w:hAnsi="宋体" w:eastAsia="楷体_GB2312" w:cs="楷体_GB2312"/>
+                <w:b/>
+                <w:bCs/>
+                <w:i w:val="0"/>
+                <w:iCs w:val="0"/>
+                <w:snapToGrid w:val="0"/>
+                <w:color w:val="000000"/>
+                <w:kern w:val="0"/>
+                <w:sz w:val="22"/>
+                <w:szCs w:val="22"/>
+                <w:u w:val="none"/>
+                <w:lang w:val="en-US" w:eastAsia="zh-CN" w:bidi="ar"/>
+              </w:rPr>
+            </w:pPr>
+            <w:r>
+              <w:rPr>
+                <w:rFonts w:hint="eastAsia" w:ascii="宋体" w:hAnsi="宋体" w:eastAsia="宋体" w:cs="宋体"/>
+                <w:i w:val="0"/>
+                <w:iCs w:val="0"/>
+                <w:snapToGrid w:val="0"/>
+                <w:color w:val="000000"/>
+                <w:kern w:val="0"/>
+                <w:sz w:val="21"/>
+                <w:szCs w:val="21"/>
+                <w:u w:val="none"/>
+                <w:lang w:val="en-US" w:eastAsia="zh-CN" w:bidi="ar"/>
+              </w:rPr>
+              <w:t>1</w:t>
+            </w:r>
+            <w:r>
+              <w:rPr>
+                <w:rFonts w:hint="eastAsia" w:ascii="宋体" w:hAnsi="宋体" w:cs="宋体"/>
+                <w:i w:val="0"/>
+                <w:iCs w:val="0"/>
+                <w:snapToGrid w:val="0"/>
+                <w:color w:val="000000"/>
+                <w:kern w:val="0"/>
+                <w:sz w:val="21"/>
+                <w:szCs w:val="21"/>
+                <w:u w:val="none"/>
+                <w:lang w:val="en-US" w:eastAsia="zh-CN" w:bidi="ar"/>
+              </w:rPr>
+              <w:t>00%</w:t>
+            </w:r>
+          </w:p>
+        </w:tc>
+        <w:tc>
+          <w:tcPr>
+            <w:tcW w:w="4679" w:type="dxa"/>
+            <w:tcBorders>
+              <w:top w:val="single" w:color="000000" w:sz="4" w:space="0"/>
+              <w:left w:val="single" w:color="000000" w:sz="4" w:space="0"/>
+              <w:bottom w:val="single" w:color="000000" w:sz="4" w:space="0"/>
+              <w:right w:val="single" w:color="000000" w:sz="4" w:space="0"/>
+            </w:tcBorders>
+            <w:shd w:val="clear" w:color="auto" w:fill="auto"/>
+            <w:vAlign w:val="center"/>
+          </w:tcPr>
+          <w:p>
+            <w:pPr>
+              <w:keepNext w:val="0"/>
+              <w:keepLines w:val="0"/>
+              <w:widowControl/>
+              <w:suppressLineNumbers w:val="0"/>
+              <w:jc w:val="left"/>
+              <w:textAlignment w:val="center"/>
+              <w:rPr>
+                <w:rFonts w:hint="default" w:ascii="楷体_GB2312" w:hAnsi="宋体" w:eastAsia="楷体_GB2312" w:cs="楷体_GB2312"/>
+                <w:b/>
+                <w:bCs/>
+                <w:i w:val="0"/>
+                <w:iCs w:val="0"/>
+                <w:snapToGrid w:val="0"/>
+                <w:color w:val="000000"/>
+                <w:kern w:val="0"/>
+                <w:sz w:val="22"/>
+                <w:szCs w:val="22"/>
+                <w:u w:val="none"/>
+                <w:lang w:val="en-US" w:eastAsia="zh-CN" w:bidi="ar"/>
+              </w:rPr>
+            </w:pPr>
+            <w:r>
+              <w:rPr>
+                <w:rFonts w:hint="eastAsia" w:ascii="宋体" w:hAnsi="宋体" w:eastAsia="宋体" w:cs="宋体"/>
+                <w:i w:val="0"/>
+                <w:iCs w:val="0"/>
+                <w:snapToGrid w:val="0"/>
+                <w:color w:val="000000"/>
+                <w:kern w:val="0"/>
+                <w:sz w:val="21"/>
+                <w:szCs w:val="21"/>
+                <w:u w:val="none"/>
+                <w:lang w:val="en-US" w:eastAsia="zh-CN" w:bidi="ar"/>
+              </w:rPr>
+              <w:t>按时交付的项目数/运维项目总数*100%</w:t>
+            </w:r>
+          </w:p>
+        </w:tc>
+        <w:tc>
+          <w:tcPr>
+            <w:tcW w:w="926" w:type="dxa"/>
+            <w:tcBorders>
+              <w:top w:val="single" w:color="000000" w:sz="4" w:space="0"/>
+              <w:left w:val="single" w:color="000000" w:sz="4" w:space="0"/>
+              <w:bottom w:val="single" w:color="000000" w:sz="4" w:space="0"/>
+              <w:right w:val="single" w:color="000000" w:sz="4" w:space="0"/>
+            </w:tcBorders>
+            <w:shd w:val="clear" w:color="auto" w:fill="auto"/>
+            <w:vAlign w:val="center"/>
+          </w:tcPr>
+          <w:p>
+            <w:pPr>
+              <w:keepNext w:val="0"/>
+              <w:keepLines w:val="0"/>
+              <w:widowControl/>
+              <w:suppressLineNumbers w:val="0"/>
+              <w:jc w:val="left"/>
+              <w:textAlignment w:val="center"/>
+              <w:rPr>
+                <w:rFonts w:hint="default" w:ascii="楷体_GB2312" w:hAnsi="宋体" w:eastAsia="楷体_GB2312" w:cs="楷体_GB2312"/>
+                <w:b/>
+                <w:bCs/>
+                <w:i w:val="0"/>
+                <w:iCs w:val="0"/>
+                <w:snapToGrid w:val="0"/>
+                <w:color w:val="000000"/>
+                <w:kern w:val="0"/>
+                <w:sz w:val="22"/>
+                <w:szCs w:val="22"/>
+                <w:u w:val="none"/>
+                <w:lang w:val="en-US" w:eastAsia="zh-CN" w:bidi="ar"/>
+              </w:rPr>
+            </w:pPr>
+            <w:r>
+              <w:rPr>
+                <w:rFonts w:hint="eastAsia" w:ascii="宋体" w:hAnsi="宋体" w:eastAsia="宋体" w:cs="宋体"/>
+                <w:i w:val="0"/>
+                <w:iCs w:val="0"/>
+                <w:snapToGrid w:val="0"/>
+                <w:color w:val="000000"/>
+                <w:kern w:val="0"/>
+                <w:sz w:val="21"/>
+                <w:szCs w:val="21"/>
+                <w:u w:val="none"/>
+                <w:lang w:val="en-US" w:eastAsia="zh-CN" w:bidi="ar"/>
+              </w:rPr>
+              <w:t>年度</w:t>
+            </w:r>
+          </w:p>
+        </w:tc>
+      </w:tr>
+    </w:tbl>
+    <w:p>
+      <w:pPr>
+        <w:pStyle w:val="28"/>
+        <w:bidi w:val="0"/>
+        <w:rPr>
+          <w:rFonts w:hint="default"/>
+          <w:lang w:val="en-US" w:eastAsia="zh-CN"/>
+        </w:rPr>
+      </w:pPr>
+      <w:r>
+        <w:rPr>
           <w:rFonts w:hint="default"/>
           <w:lang w:val="en-US" w:eastAsia="zh-CN"/>
         </w:rPr>
@@ -5540,9 +6111,27 @@
           <w:rFonts w:hint="default"/>
           <w:lang w:val="en-US" w:eastAsia="zh-CN"/>
         </w:rPr>
-        <w:t>本制度自发布之日起执行，由数智运营部负责解释与修订。本制度与公司《服务台管理制度》、《运维服务工具管理制度》、《服务知识管理制度》、《最终软件库管理制度》及《服务数据管理制度》共同构成完整的管理体系。</w:t>
-      </w:r>
-    </w:p>
+        <w:t>本制度自发布之日起执行，由数智运营部负责解释与修订。</w:t>
+      </w:r>
+    </w:p>
+    <w:p>
+      <w:pPr>
+        <w:pStyle w:val="29"/>
+        <w:bidi w:val="0"/>
+        <w:rPr>
+          <w:rFonts w:hint="default"/>
+          <w:lang w:val="en-US" w:eastAsia="zh-CN"/>
+        </w:rPr>
+      </w:pPr>
+      <w:r>
+        <w:rPr>
+          <w:rFonts w:hint="default"/>
+          <w:lang w:val="en-US" w:eastAsia="zh-CN"/>
+        </w:rPr>
+        <w:t>本制度与公司《服务台管理制度》、《运维服务工具管理制度》、《服务知识管理制度》、《最终软件库管理制度》及《服务数据管理制度》共同构成完整的管理体系。</w:t>
+      </w:r>
+    </w:p>
+    <w:bookmarkEnd w:id="24"/>
     <w:sectPr>
       <w:headerReference r:id="rId5" w:type="default"/>
       <w:pgSz w:w="11906" w:h="16838"/>

--- a/9-交付管理/流程制度规范类文件/JXTX-09-01-运维交付管理制度.docx
+++ b/9-交付管理/流程制度规范类文件/JXTX-09-01-运维交付管理制度.docx
@@ -1,10 +1,11 @@
 
 <file path=word/document.xml><?xml version="1.0" encoding="utf-8"?>
-<w:document xmlns:wpc="http://schemas.microsoft.com/office/word/2010/wordprocessingCanvas" xmlns:mc="http://schemas.openxmlformats.org/markup-compatibility/2006" xmlns:o="urn:schemas-microsoft-com:office:office" xmlns:r="http://schemas.openxmlformats.org/officeDocument/2006/relationships" xmlns:m="http://schemas.openxmlformats.org/officeDocument/2006/math" xmlns:v="urn:schemas-microsoft-com:vml" xmlns:wp14="http://schemas.microsoft.com/office/word/2010/wordprocessingDrawing" xmlns:wp="http://schemas.openxmlformats.org/drawingml/2006/wordprocessingDrawing" xmlns:w="http://schemas.openxmlformats.org/wordprocessingml/2006/main" xmlns:w14="http://schemas.microsoft.com/office/word/2010/wordml" xmlns:w10="urn:schemas-microsoft-com:office:word" xmlns:w15="http://schemas.microsoft.com/office/word/2012/wordml" xmlns:wpg="http://schemas.microsoft.com/office/word/2010/wordprocessingGroup" xmlns:wpi="http://schemas.microsoft.com/office/word/2010/wordprocessingInk" xmlns:wne="http://schemas.microsoft.com/office/word/2006/wordml" xmlns:wps="http://schemas.microsoft.com/office/word/2010/wordprocessingShape" xmlns:wpsCustomData="http://www.wps.cn/officeDocument/2013/wpsCustomData" mc:Ignorable="w14 w15 wp14">
+<w:document xmlns:wpc="http://schemas.microsoft.com/office/word/2010/wordprocessingCanvas" xmlns:mc="http://schemas.openxmlformats.org/markup-compatibility/2006" xmlns:o="urn:schemas-microsoft-com:office:office" xmlns:r="http://schemas.openxmlformats.org/officeDocument/2006/relationships" xmlns:m="http://schemas.openxmlformats.org/officeDocument/2006/math" xmlns:v="urn:schemas-microsoft-com:vml" xmlns:wp14="http://schemas.microsoft.com/office/word/2010/wordprocessingDrawing" xmlns:wp="http://schemas.openxmlformats.org/drawingml/2006/wordprocessingDrawing" xmlns:w10="urn:schemas-microsoft-com:office:word" xmlns:w="http://schemas.openxmlformats.org/wordprocessingml/2006/main" xmlns:w14="http://schemas.microsoft.com/office/word/2010/wordml" xmlns:w15="http://schemas.microsoft.com/office/word/2012/wordml" xmlns:wne="http://schemas.microsoft.com/office/word/2006/wordml" xmlns:wpg="http://schemas.microsoft.com/office/word/2010/wordprocessingGroup" xmlns:wpi="http://schemas.microsoft.com/office/word/2010/wordprocessingInk" xmlns:wps="http://schemas.microsoft.com/office/word/2010/wordprocessingShape" mc:Ignorable="w14 w15 wp14">
+  <!-- Generated by Aspose.Words for .NET 13.3.0.1 -->
   <w:body>
     <w:p>
       <w:pPr>
-        <w:pStyle w:val="24"/>
+        <w:pStyle w:val="a"/>
         <w:keepNext w:val="0"/>
         <w:keepLines w:val="0"/>
         <w:pageBreakBefore w:val="0"/>
@@ -21,11 +22,10 @@
         <w:spacing w:before="3120" w:beforeLines="1000"/>
         <w:textAlignment w:val="baseline"/>
       </w:pPr>
-      <w:bookmarkStart w:id="24" w:name="_GoBack"/>
       <w:bookmarkStart w:id="0" w:name="_Toc3145"/>
       <w:r>
         <w:drawing>
-          <wp:anchor distT="0" distB="0" distL="114300" distR="114300" simplePos="0" relativeHeight="251661312" behindDoc="1" locked="0" layoutInCell="1" allowOverlap="1">
+          <wp:anchor distT="0" distB="0" distL="114300" distR="114300" simplePos="0" relativeHeight="251660288" behindDoc="1" locked="0" layoutInCell="1" allowOverlap="1">
             <wp:simplePos x="0" y="0"/>
             <wp:positionH relativeFrom="column">
               <wp:posOffset>-19050</wp:posOffset>
@@ -50,7 +50,7 @@
                     </pic:cNvPicPr>
                   </pic:nvPicPr>
                   <pic:blipFill>
-                    <a:blip r:embed="rId7"/>
+                    <a:blip xmlns:r="http://schemas.openxmlformats.org/officeDocument/2006/relationships" r:embed="rId4"/>
                     <a:stretch>
                       <a:fillRect/>
                     </a:stretch>
@@ -76,7 +76,7 @@
       </w:r>
       <w:r>
         <w:drawing>
-          <wp:anchor distT="0" distB="0" distL="114300" distR="114300" simplePos="0" relativeHeight="251660288" behindDoc="1" locked="0" layoutInCell="1" allowOverlap="1">
+          <wp:anchor distT="0" distB="0" distL="114300" distR="114300" simplePos="0" relativeHeight="251659264" behindDoc="1" locked="0" layoutInCell="1" allowOverlap="1">
             <wp:simplePos x="0" y="0"/>
             <wp:positionH relativeFrom="column">
               <wp:posOffset>0</wp:posOffset>
@@ -101,7 +101,7 @@
                     </pic:cNvPicPr>
                   </pic:nvPicPr>
                   <pic:blipFill>
-                    <a:blip r:embed="rId8"/>
+                    <a:blip xmlns:r="http://schemas.openxmlformats.org/officeDocument/2006/relationships" r:embed="rId5"/>
                     <a:stretch>
                       <a:fillRect/>
                     </a:stretch>
@@ -131,7 +131,7 @@
           <w:lang w:val="en-US" w:eastAsia="zh-CN"/>
         </w:rPr>
         <w:drawing>
-          <wp:anchor distT="0" distB="0" distL="114300" distR="114300" simplePos="0" relativeHeight="251659264" behindDoc="1" locked="0" layoutInCell="1" allowOverlap="1">
+          <wp:anchor distT="0" distB="0" distL="114300" distR="114300" simplePos="0" relativeHeight="251658240" behindDoc="1" locked="0" layoutInCell="1" allowOverlap="1">
             <wp:simplePos x="0" y="0"/>
             <wp:positionH relativeFrom="column">
               <wp:posOffset>635</wp:posOffset>
@@ -156,7 +156,7 @@
                     </pic:cNvPicPr>
                   </pic:nvPicPr>
                   <pic:blipFill>
-                    <a:blip r:embed="rId9">
+                    <a:blip xmlns:r="http://schemas.openxmlformats.org/officeDocument/2006/relationships" r:embed="rId6">
                       <a:alphaModFix amt="58000"/>
                       <a:lum contrast="-52000"/>
                     </a:blip>
@@ -190,7 +190,7 @@
     </w:p>
     <w:p>
       <w:pPr>
-        <w:pStyle w:val="25"/>
+        <w:pStyle w:val="a0"/>
         <w:keepNext w:val="0"/>
         <w:keepLines w:val="0"/>
         <w:pageBreakBefore w:val="0"/>
@@ -237,11 +237,11 @@
         <w:adjustRightInd w:val="0"/>
         <w:snapToGrid w:val="0"/>
         <w:spacing w:after="624" w:afterLines="200" w:line="219" w:lineRule="auto"/>
-        <w:ind w:left="0" w:leftChars="0" w:right="0" w:rightChars="0" w:firstLine="0" w:firstLineChars="0"/>
+        <w:ind w:left="0" w:right="0" w:firstLine="0" w:leftChars="0" w:rightChars="0" w:firstLineChars="0"/>
         <w:jc w:val="center"/>
         <w:textAlignment w:val="baseline"/>
         <w:rPr>
-          <w:rFonts w:hint="default" w:ascii="宋体" w:hAnsi="宋体" w:eastAsia="宋体" w:cs="宋体"/>
+          <w:rFonts w:ascii="宋体" w:eastAsia="宋体" w:hAnsi="宋体" w:cs="宋体" w:hint="default"/>
           <w:sz w:val="24"/>
           <w:szCs w:val="24"/>
           <w:lang w:val="en-US" w:eastAsia="zh-CN"/>
@@ -249,7 +249,7 @@
       </w:pPr>
       <w:r>
         <w:rPr>
-          <w:rFonts w:ascii="宋体" w:hAnsi="宋体" w:eastAsia="宋体" w:cs="宋体"/>
+          <w:rFonts w:ascii="宋体" w:eastAsia="宋体" w:hAnsi="宋体" w:cs="宋体"/>
           <w:b/>
           <w:bCs/>
           <w:spacing w:val="-3"/>
@@ -260,7 +260,7 @@
       </w:r>
       <w:r>
         <w:rPr>
-          <w:rFonts w:hint="eastAsia" w:ascii="宋体" w:hAnsi="宋体" w:eastAsia="宋体" w:cs="宋体"/>
+          <w:rFonts w:ascii="宋体" w:eastAsia="宋体" w:hAnsi="宋体" w:cs="宋体" w:hint="eastAsia"/>
           <w:b/>
           <w:bCs/>
           <w:spacing w:val="-3"/>
@@ -272,7 +272,7 @@
       </w:r>
       <w:r>
         <w:rPr>
-          <w:rFonts w:ascii="宋体" w:hAnsi="宋体" w:eastAsia="宋体" w:cs="宋体"/>
+          <w:rFonts w:ascii="宋体" w:eastAsia="宋体" w:hAnsi="宋体" w:cs="宋体"/>
           <w:b/>
           <w:bCs/>
           <w:spacing w:val="-3"/>
@@ -283,7 +283,7 @@
       </w:r>
       <w:r>
         <w:rPr>
-          <w:rFonts w:hint="eastAsia" w:ascii="宋体" w:hAnsi="宋体" w:cs="宋体"/>
+          <w:rFonts w:ascii="宋体" w:hAnsi="宋体" w:cs="宋体" w:hint="eastAsia"/>
           <w:b/>
           <w:bCs/>
           <w:spacing w:val="-3"/>
@@ -291,11 +291,13 @@
           <w:szCs w:val="24"/>
           <w:lang w:val="en-US" w:eastAsia="zh-CN"/>
         </w:rPr>
-        <w:t>6</w:t>
-      </w:r>
-      <w:r>
-        <w:rPr>
-          <w:rFonts w:ascii="宋体" w:hAnsi="宋体" w:eastAsia="宋体" w:cs="宋体"/>
+        <w:t>9</w:t>
+      </w:r>
+      <w:bookmarkStart w:id="2" w:name="_GoBack"/>
+      <w:bookmarkEnd w:id="2"/>
+      <w:r>
+        <w:rPr>
+          <w:rFonts w:ascii="宋体" w:eastAsia="宋体" w:hAnsi="宋体" w:cs="宋体"/>
           <w:b/>
           <w:bCs/>
           <w:spacing w:val="-3"/>
@@ -307,18 +309,17 @@
     </w:p>
     <w:tbl>
       <w:tblPr>
-        <w:tblStyle w:val="21"/>
+        <w:tblStyle w:val="TableGrid"/>
         <w:tblW w:w="0" w:type="auto"/>
         <w:jc w:val="center"/>
         <w:tblBorders>
-          <w:top w:val="none" w:color="auto" w:sz="0" w:space="0"/>
-          <w:left w:val="none" w:color="auto" w:sz="0" w:space="0"/>
-          <w:bottom w:val="none" w:color="auto" w:sz="0" w:space="0"/>
-          <w:right w:val="none" w:color="auto" w:sz="0" w:space="0"/>
-          <w:insideH w:val="none" w:color="auto" w:sz="0" w:space="0"/>
-          <w:insideV w:val="none" w:color="auto" w:sz="0" w:space="0"/>
+          <w:top w:val="nil"/>
+          <w:left w:val="nil"/>
+          <w:bottom w:val="nil"/>
+          <w:right w:val="nil"/>
+          <w:insideH w:val="nil"/>
+          <w:insideV w:val="nil"/>
         </w:tblBorders>
-        <w:tblLayout w:type="autofit"/>
         <w:tblCellMar>
           <w:top w:w="0" w:type="dxa"/>
           <w:left w:w="108" w:type="dxa"/>
@@ -332,13 +333,15 @@
       </w:tblGrid>
       <w:tr>
         <w:tblPrEx>
+          <w:tblW w:w="0" w:type="auto"/>
+          <w:jc w:val="center"/>
           <w:tblBorders>
-            <w:top w:val="none" w:color="auto" w:sz="0" w:space="0"/>
-            <w:left w:val="none" w:color="auto" w:sz="0" w:space="0"/>
-            <w:bottom w:val="none" w:color="auto" w:sz="0" w:space="0"/>
-            <w:right w:val="none" w:color="auto" w:sz="0" w:space="0"/>
-            <w:insideH w:val="none" w:color="auto" w:sz="0" w:space="0"/>
-            <w:insideV w:val="none" w:color="auto" w:sz="0" w:space="0"/>
+            <w:top w:val="nil"/>
+            <w:left w:val="nil"/>
+            <w:bottom w:val="nil"/>
+            <w:right w:val="nil"/>
+            <w:insideH w:val="nil"/>
+            <w:insideV w:val="nil"/>
           </w:tblBorders>
           <w:tblCellMar>
             <w:top w:w="0" w:type="dxa"/>
@@ -348,7 +351,7 @@
           </w:tblCellMar>
         </w:tblPrEx>
         <w:trPr>
-          <w:trHeight w:val="810" w:hRule="atLeast"/>
+          <w:trHeight w:val="810"/>
           <w:jc w:val="center"/>
         </w:trPr>
         <w:tc>
@@ -387,7 +390,7 @@
             </w:r>
             <w:r>
               <w:rPr>
-                <w:rFonts w:hint="default" w:asciiTheme="minorAscii" w:hAnsiTheme="minorAscii" w:eastAsiaTheme="minorEastAsia"/>
+                <w:rFonts w:asciiTheme="minorAscii" w:eastAsiaTheme="minorEastAsia" w:hAnsiTheme="minorAscii" w:hint="default"/>
                 <w:spacing w:val="227"/>
                 <w:sz w:val="21"/>
                 <w:vertAlign w:val="baseline"/>
@@ -442,7 +445,7 @@
             </w:r>
             <w:r>
               <w:rPr>
-                <w:rFonts w:hint="eastAsia" w:asciiTheme="minorAscii" w:hAnsiTheme="minorAscii" w:eastAsiaTheme="minorEastAsia"/>
+                <w:rFonts w:asciiTheme="minorAscii" w:eastAsiaTheme="minorEastAsia" w:hAnsiTheme="minorAscii" w:hint="eastAsia"/>
                 <w:spacing w:val="227"/>
                 <w:sz w:val="21"/>
                 <w:vertAlign w:val="baseline"/>
@@ -464,14 +467,8 @@
       </w:tr>
       <w:tr>
         <w:tblPrEx>
-          <w:tblBorders>
-            <w:top w:val="none" w:color="auto" w:sz="0" w:space="0"/>
-            <w:left w:val="none" w:color="auto" w:sz="0" w:space="0"/>
-            <w:bottom w:val="none" w:color="auto" w:sz="0" w:space="0"/>
-            <w:right w:val="none" w:color="auto" w:sz="0" w:space="0"/>
-            <w:insideH w:val="none" w:color="auto" w:sz="0" w:space="0"/>
-            <w:insideV w:val="none" w:color="auto" w:sz="0" w:space="0"/>
-          </w:tblBorders>
+          <w:tblW w:w="0" w:type="auto"/>
+          <w:jc w:val="center"/>
           <w:tblCellMar>
             <w:top w:w="0" w:type="dxa"/>
             <w:left w:w="108" w:type="dxa"/>
@@ -480,7 +477,7 @@
           </w:tblCellMar>
         </w:tblPrEx>
         <w:trPr>
-          <w:trHeight w:val="810" w:hRule="atLeast"/>
+          <w:trHeight w:val="810"/>
           <w:jc w:val="center"/>
         </w:trPr>
         <w:tc>
@@ -505,7 +502,7 @@
               <w:snapToGrid w:val="0"/>
               <w:textAlignment w:val="baseline"/>
               <w:rPr>
-                <w:rFonts w:hint="default" w:ascii="Arial" w:hAnsi="Arial" w:eastAsia="Arial" w:cs="Arial"/>
+                <w:rFonts w:ascii="Arial" w:eastAsia="Arial" w:hAnsi="Arial" w:cs="Arial" w:hint="default"/>
                 <w:snapToGrid w:val="0"/>
                 <w:color w:val="000000"/>
                 <w:kern w:val="0"/>
@@ -537,7 +534,7 @@
             </w:r>
             <w:r>
               <w:rPr>
-                <w:rFonts w:hint="default" w:asciiTheme="minorAscii" w:hAnsiTheme="minorAscii" w:eastAsiaTheme="minorEastAsia"/>
+                <w:rFonts w:asciiTheme="minorAscii" w:eastAsiaTheme="minorEastAsia" w:hAnsiTheme="minorAscii" w:hint="default"/>
                 <w:spacing w:val="227"/>
                 <w:sz w:val="21"/>
                 <w:vertAlign w:val="baseline"/>
@@ -591,7 +588,7 @@
               <w:snapToGrid w:val="0"/>
               <w:textAlignment w:val="baseline"/>
               <w:rPr>
-                <w:rFonts w:hint="default" w:ascii="Arial" w:hAnsi="Arial" w:eastAsia="Arial" w:cs="Arial"/>
+                <w:rFonts w:ascii="Arial" w:eastAsia="Arial" w:hAnsi="Arial" w:cs="Arial" w:hint="default"/>
                 <w:snapToGrid w:val="0"/>
                 <w:color w:val="000000"/>
                 <w:kern w:val="0"/>
@@ -611,7 +608,7 @@
             </w:r>
             <w:r>
               <w:rPr>
-                <w:rFonts w:hint="eastAsia" w:asciiTheme="minorAscii" w:hAnsiTheme="minorAscii" w:eastAsiaTheme="minorEastAsia"/>
+                <w:rFonts w:asciiTheme="minorAscii" w:eastAsiaTheme="minorEastAsia" w:hAnsiTheme="minorAscii" w:hint="eastAsia"/>
                 <w:spacing w:val="227"/>
                 <w:sz w:val="21"/>
                 <w:vertAlign w:val="baseline"/>
@@ -633,14 +630,8 @@
       </w:tr>
       <w:tr>
         <w:tblPrEx>
-          <w:tblBorders>
-            <w:top w:val="none" w:color="auto" w:sz="0" w:space="0"/>
-            <w:left w:val="none" w:color="auto" w:sz="0" w:space="0"/>
-            <w:bottom w:val="none" w:color="auto" w:sz="0" w:space="0"/>
-            <w:right w:val="none" w:color="auto" w:sz="0" w:space="0"/>
-            <w:insideH w:val="none" w:color="auto" w:sz="0" w:space="0"/>
-            <w:insideV w:val="none" w:color="auto" w:sz="0" w:space="0"/>
-          </w:tblBorders>
+          <w:tblW w:w="0" w:type="auto"/>
+          <w:jc w:val="center"/>
           <w:tblCellMar>
             <w:top w:w="0" w:type="dxa"/>
             <w:left w:w="108" w:type="dxa"/>
@@ -649,7 +640,7 @@
           </w:tblCellMar>
         </w:tblPrEx>
         <w:trPr>
-          <w:trHeight w:val="635" w:hRule="atLeast"/>
+          <w:trHeight w:val="635"/>
           <w:jc w:val="center"/>
         </w:trPr>
         <w:tc>
@@ -700,7 +691,7 @@
             </w:r>
             <w:r>
               <w:rPr>
-                <w:rFonts w:hint="eastAsia" w:asciiTheme="minorAscii" w:hAnsiTheme="minorAscii" w:eastAsiaTheme="minorEastAsia"/>
+                <w:rFonts w:asciiTheme="minorAscii" w:eastAsiaTheme="minorEastAsia" w:hAnsiTheme="minorAscii" w:hint="eastAsia"/>
                 <w:spacing w:val="227"/>
                 <w:sz w:val="21"/>
                 <w:vertAlign w:val="baseline"/>
@@ -754,7 +745,7 @@
             </w:r>
             <w:r>
               <w:rPr>
-                <w:rFonts w:hint="eastAsia" w:asciiTheme="minorAscii" w:hAnsiTheme="minorAscii" w:eastAsiaTheme="minorEastAsia"/>
+                <w:rFonts w:asciiTheme="minorAscii" w:eastAsiaTheme="minorEastAsia" w:hAnsiTheme="minorAscii" w:hint="eastAsia"/>
                 <w:spacing w:val="227"/>
                 <w:sz w:val="21"/>
                 <w:vertAlign w:val="baseline"/>
@@ -815,14 +806,14 @@
         <w:ind w:left="3634"/>
         <w:textAlignment w:val="baseline"/>
         <w:rPr>
-          <w:rFonts w:ascii="宋体" w:hAnsi="宋体" w:eastAsia="宋体" w:cs="宋体"/>
+          <w:rFonts w:ascii="宋体" w:eastAsia="宋体" w:hAnsi="宋体" w:cs="宋体"/>
           <w:sz w:val="31"/>
           <w:szCs w:val="31"/>
         </w:rPr>
       </w:pPr>
       <w:r>
         <w:rPr>
-          <w:rFonts w:ascii="宋体" w:hAnsi="宋体" w:eastAsia="宋体" w:cs="宋体"/>
+          <w:rFonts w:ascii="宋体" w:eastAsia="宋体" w:hAnsi="宋体" w:cs="宋体"/>
           <w:b/>
           <w:bCs/>
           <w:spacing w:val="4"/>
@@ -834,16 +825,16 @@
     </w:p>
     <w:tbl>
       <w:tblPr>
-        <w:tblStyle w:val="26"/>
+        <w:tblStyle w:val="TableNormal0"/>
         <w:tblW w:w="8214" w:type="dxa"/>
         <w:jc w:val="center"/>
         <w:tblBorders>
-          <w:top w:val="single" w:color="000000" w:sz="2" w:space="0"/>
-          <w:left w:val="single" w:color="000000" w:sz="2" w:space="0"/>
-          <w:bottom w:val="single" w:color="000000" w:sz="2" w:space="0"/>
-          <w:right w:val="single" w:color="000000" w:sz="2" w:space="0"/>
-          <w:insideH w:val="single" w:color="000000" w:sz="2" w:space="0"/>
-          <w:insideV w:val="single" w:color="000000" w:sz="2" w:space="0"/>
+          <w:top w:val="single" w:sz="2" w:space="0" w:color="000000"/>
+          <w:left w:val="single" w:sz="2" w:space="0" w:color="000000"/>
+          <w:bottom w:val="single" w:sz="2" w:space="0" w:color="000000"/>
+          <w:right w:val="single" w:sz="2" w:space="0" w:color="000000"/>
+          <w:insideH w:val="single" w:sz="2" w:space="0" w:color="000000"/>
+          <w:insideV w:val="single" w:sz="2" w:space="0" w:color="000000"/>
         </w:tblBorders>
         <w:tblLayout w:type="fixed"/>
         <w:tblCellMar>
@@ -863,14 +854,17 @@
       </w:tblGrid>
       <w:tr>
         <w:tblPrEx>
+          <w:tblW w:w="8214" w:type="dxa"/>
+          <w:jc w:val="center"/>
           <w:tblBorders>
-            <w:top w:val="single" w:color="000000" w:sz="2" w:space="0"/>
-            <w:left w:val="single" w:color="000000" w:sz="2" w:space="0"/>
-            <w:bottom w:val="single" w:color="000000" w:sz="2" w:space="0"/>
-            <w:right w:val="single" w:color="000000" w:sz="2" w:space="0"/>
-            <w:insideH w:val="single" w:color="000000" w:sz="2" w:space="0"/>
-            <w:insideV w:val="single" w:color="000000" w:sz="2" w:space="0"/>
+            <w:top w:val="single" w:sz="2" w:space="0" w:color="000000"/>
+            <w:left w:val="single" w:sz="2" w:space="0" w:color="000000"/>
+            <w:bottom w:val="single" w:sz="2" w:space="0" w:color="000000"/>
+            <w:right w:val="single" w:sz="2" w:space="0" w:color="000000"/>
+            <w:insideH w:val="single" w:sz="2" w:space="0" w:color="000000"/>
+            <w:insideV w:val="single" w:sz="2" w:space="0" w:color="000000"/>
           </w:tblBorders>
+          <w:tblLayout w:type="fixed"/>
           <w:tblCellMar>
             <w:top w:w="0" w:type="dxa"/>
             <w:left w:w="0" w:type="dxa"/>
@@ -879,7 +873,7 @@
           </w:tblCellMar>
         </w:tblPrEx>
         <w:trPr>
-          <w:trHeight w:val="593" w:hRule="atLeast"/>
+          <w:trHeight w:val="593"/>
           <w:jc w:val="center"/>
         </w:trPr>
         <w:tc>
@@ -901,18 +895,18 @@
               <w:adjustRightInd w:val="0"/>
               <w:snapToGrid w:val="0"/>
               <w:spacing w:before="176" w:line="228" w:lineRule="auto"/>
-              <w:ind w:left="0" w:leftChars="0" w:right="0" w:rightChars="0" w:firstLine="0" w:firstLineChars="0"/>
+              <w:ind w:left="0" w:right="0" w:firstLine="0" w:leftChars="0" w:rightChars="0" w:firstLineChars="0"/>
               <w:jc w:val="center"/>
               <w:textAlignment w:val="baseline"/>
               <w:rPr>
-                <w:rFonts w:ascii="宋体" w:hAnsi="宋体" w:eastAsia="宋体" w:cs="宋体"/>
+                <w:rFonts w:ascii="宋体" w:eastAsia="宋体" w:hAnsi="宋体" w:cs="宋体"/>
                 <w:sz w:val="20"/>
                 <w:szCs w:val="20"/>
               </w:rPr>
             </w:pPr>
             <w:r>
               <w:rPr>
-                <w:rFonts w:hint="eastAsia" w:ascii="宋体" w:hAnsi="宋体" w:cs="宋体"/>
+                <w:rFonts w:ascii="宋体" w:hAnsi="宋体" w:cs="宋体" w:hint="eastAsia"/>
                 <w:spacing w:val="-14"/>
                 <w:sz w:val="20"/>
                 <w:szCs w:val="20"/>
@@ -922,7 +916,7 @@
             </w:r>
             <w:r>
               <w:rPr>
-                <w:rFonts w:ascii="宋体" w:hAnsi="宋体" w:eastAsia="宋体" w:cs="宋体"/>
+                <w:rFonts w:ascii="宋体" w:eastAsia="宋体" w:hAnsi="宋体" w:cs="宋体"/>
                 <w:spacing w:val="-14"/>
                 <w:sz w:val="20"/>
                 <w:szCs w:val="20"/>
@@ -950,18 +944,18 @@
               <w:adjustRightInd w:val="0"/>
               <w:snapToGrid w:val="0"/>
               <w:spacing w:before="175" w:line="227" w:lineRule="auto"/>
-              <w:ind w:left="0" w:leftChars="0" w:right="0" w:rightChars="0" w:firstLine="0" w:firstLineChars="0"/>
+              <w:ind w:left="0" w:right="0" w:firstLine="0" w:leftChars="0" w:rightChars="0" w:firstLineChars="0"/>
               <w:jc w:val="center"/>
               <w:textAlignment w:val="baseline"/>
               <w:rPr>
-                <w:rFonts w:ascii="宋体" w:hAnsi="宋体" w:eastAsia="宋体" w:cs="宋体"/>
+                <w:rFonts w:ascii="宋体" w:eastAsia="宋体" w:hAnsi="宋体" w:cs="宋体"/>
                 <w:sz w:val="20"/>
                 <w:szCs w:val="20"/>
               </w:rPr>
             </w:pPr>
             <w:r>
               <w:rPr>
-                <w:rFonts w:ascii="宋体" w:hAnsi="宋体" w:eastAsia="宋体" w:cs="宋体"/>
+                <w:rFonts w:ascii="宋体" w:eastAsia="宋体" w:hAnsi="宋体" w:cs="宋体"/>
                 <w:spacing w:val="4"/>
                 <w:sz w:val="20"/>
                 <w:szCs w:val="20"/>
@@ -989,18 +983,18 @@
               <w:adjustRightInd w:val="0"/>
               <w:snapToGrid w:val="0"/>
               <w:spacing w:before="175" w:line="228" w:lineRule="auto"/>
-              <w:ind w:left="0" w:leftChars="0" w:right="0" w:rightChars="0" w:firstLine="0" w:firstLineChars="0"/>
+              <w:ind w:left="0" w:right="0" w:firstLine="0" w:leftChars="0" w:rightChars="0" w:firstLineChars="0"/>
               <w:jc w:val="center"/>
               <w:textAlignment w:val="baseline"/>
               <w:rPr>
-                <w:rFonts w:ascii="宋体" w:hAnsi="宋体" w:eastAsia="宋体" w:cs="宋体"/>
+                <w:rFonts w:ascii="宋体" w:eastAsia="宋体" w:hAnsi="宋体" w:cs="宋体"/>
                 <w:sz w:val="20"/>
                 <w:szCs w:val="20"/>
               </w:rPr>
             </w:pPr>
             <w:r>
               <w:rPr>
-                <w:rFonts w:ascii="宋体" w:hAnsi="宋体" w:eastAsia="宋体" w:cs="宋体"/>
+                <w:rFonts w:ascii="宋体" w:eastAsia="宋体" w:hAnsi="宋体" w:cs="宋体"/>
                 <w:spacing w:val="7"/>
                 <w:sz w:val="20"/>
                 <w:szCs w:val="20"/>
@@ -1028,11 +1022,11 @@
               <w:adjustRightInd w:val="0"/>
               <w:snapToGrid w:val="0"/>
               <w:spacing w:before="175" w:line="228" w:lineRule="auto"/>
-              <w:ind w:left="0" w:leftChars="0" w:right="0" w:rightChars="0" w:firstLine="0" w:firstLineChars="0"/>
+              <w:ind w:left="0" w:right="0" w:firstLine="0" w:leftChars="0" w:rightChars="0" w:firstLineChars="0"/>
               <w:jc w:val="center"/>
               <w:textAlignment w:val="baseline"/>
               <w:rPr>
-                <w:rFonts w:hint="eastAsia" w:ascii="宋体" w:hAnsi="宋体" w:eastAsia="宋体" w:cs="宋体"/>
+                <w:rFonts w:ascii="宋体" w:eastAsia="宋体" w:hAnsi="宋体" w:cs="宋体" w:hint="eastAsia"/>
                 <w:spacing w:val="7"/>
                 <w:sz w:val="20"/>
                 <w:szCs w:val="20"/>
@@ -1041,7 +1035,7 @@
             </w:pPr>
             <w:r>
               <w:rPr>
-                <w:rFonts w:hint="eastAsia" w:ascii="宋体" w:hAnsi="宋体" w:cs="宋体"/>
+                <w:rFonts w:ascii="宋体" w:hAnsi="宋体" w:cs="宋体" w:hint="eastAsia"/>
                 <w:spacing w:val="7"/>
                 <w:sz w:val="20"/>
                 <w:szCs w:val="20"/>
@@ -1070,11 +1064,11 @@
               <w:adjustRightInd w:val="0"/>
               <w:snapToGrid w:val="0"/>
               <w:spacing w:before="175" w:line="228" w:lineRule="auto"/>
-              <w:ind w:left="0" w:leftChars="0" w:right="0" w:rightChars="0" w:firstLine="0" w:firstLineChars="0"/>
+              <w:ind w:left="0" w:right="0" w:firstLine="0" w:leftChars="0" w:rightChars="0" w:firstLineChars="0"/>
               <w:jc w:val="center"/>
               <w:textAlignment w:val="baseline"/>
               <w:rPr>
-                <w:rFonts w:hint="default" w:ascii="宋体" w:hAnsi="宋体" w:cs="宋体"/>
+                <w:rFonts w:ascii="宋体" w:hAnsi="宋体" w:cs="宋体" w:hint="default"/>
                 <w:spacing w:val="7"/>
                 <w:sz w:val="20"/>
                 <w:szCs w:val="20"/>
@@ -1083,7 +1077,7 @@
             </w:pPr>
             <w:r>
               <w:rPr>
-                <w:rFonts w:hint="eastAsia" w:ascii="宋体" w:hAnsi="宋体" w:cs="宋体"/>
+                <w:rFonts w:ascii="宋体" w:hAnsi="宋体" w:cs="宋体" w:hint="eastAsia"/>
                 <w:spacing w:val="7"/>
                 <w:sz w:val="20"/>
                 <w:szCs w:val="20"/>
@@ -1112,18 +1106,18 @@
               <w:adjustRightInd w:val="0"/>
               <w:snapToGrid w:val="0"/>
               <w:spacing w:before="176" w:line="229" w:lineRule="auto"/>
-              <w:ind w:left="0" w:leftChars="0" w:right="0" w:rightChars="0" w:firstLine="0" w:firstLineChars="0"/>
+              <w:ind w:left="0" w:right="0" w:firstLine="0" w:leftChars="0" w:rightChars="0" w:firstLineChars="0"/>
               <w:jc w:val="center"/>
               <w:textAlignment w:val="baseline"/>
               <w:rPr>
-                <w:rFonts w:ascii="宋体" w:hAnsi="宋体" w:eastAsia="宋体" w:cs="宋体"/>
+                <w:rFonts w:ascii="宋体" w:eastAsia="宋体" w:hAnsi="宋体" w:cs="宋体"/>
                 <w:sz w:val="20"/>
                 <w:szCs w:val="20"/>
               </w:rPr>
             </w:pPr>
             <w:r>
               <w:rPr>
-                <w:rFonts w:ascii="宋体" w:hAnsi="宋体" w:eastAsia="宋体" w:cs="宋体"/>
+                <w:rFonts w:ascii="宋体" w:eastAsia="宋体" w:hAnsi="宋体" w:cs="宋体"/>
                 <w:spacing w:val="7"/>
                 <w:sz w:val="20"/>
                 <w:szCs w:val="20"/>
@@ -1135,14 +1129,9 @@
       </w:tr>
       <w:tr>
         <w:tblPrEx>
-          <w:tblBorders>
-            <w:top w:val="single" w:color="000000" w:sz="2" w:space="0"/>
-            <w:left w:val="single" w:color="000000" w:sz="2" w:space="0"/>
-            <w:bottom w:val="single" w:color="000000" w:sz="2" w:space="0"/>
-            <w:right w:val="single" w:color="000000" w:sz="2" w:space="0"/>
-            <w:insideH w:val="single" w:color="000000" w:sz="2" w:space="0"/>
-            <w:insideV w:val="single" w:color="000000" w:sz="2" w:space="0"/>
-          </w:tblBorders>
+          <w:tblW w:w="8214" w:type="dxa"/>
+          <w:jc w:val="center"/>
+          <w:tblLayout w:type="fixed"/>
           <w:tblCellMar>
             <w:top w:w="0" w:type="dxa"/>
             <w:left w:w="0" w:type="dxa"/>
@@ -1151,7 +1140,7 @@
           </w:tblCellMar>
         </w:tblPrEx>
         <w:trPr>
-          <w:trHeight w:val="516" w:hRule="atLeast"/>
+          <w:trHeight w:val="516"/>
           <w:jc w:val="center"/>
         </w:trPr>
         <w:tc>
@@ -1173,11 +1162,11 @@
               <w:adjustRightInd w:val="0"/>
               <w:snapToGrid w:val="0"/>
               <w:spacing w:before="173" w:line="267" w:lineRule="exact"/>
-              <w:ind w:left="0" w:leftChars="0" w:right="0" w:rightChars="0" w:firstLine="0" w:firstLineChars="0"/>
+              <w:ind w:left="0" w:right="0" w:firstLine="0" w:leftChars="0" w:rightChars="0" w:firstLineChars="0"/>
               <w:jc w:val="center"/>
               <w:textAlignment w:val="baseline"/>
               <w:rPr>
-                <w:rFonts w:hint="default" w:ascii="宋体" w:hAnsi="宋体" w:eastAsia="宋体" w:cs="宋体"/>
+                <w:rFonts w:ascii="宋体" w:eastAsia="宋体" w:hAnsi="宋体" w:cs="宋体" w:hint="default"/>
                 <w:sz w:val="20"/>
                 <w:szCs w:val="20"/>
                 <w:lang w:val="en-US"/>
@@ -1185,7 +1174,7 @@
             </w:pPr>
             <w:r>
               <w:rPr>
-                <w:rFonts w:ascii="宋体" w:hAnsi="宋体" w:eastAsia="宋体" w:cs="宋体"/>
+                <w:rFonts w:ascii="宋体" w:eastAsia="宋体" w:hAnsi="宋体" w:cs="宋体"/>
                 <w:spacing w:val="3"/>
                 <w:position w:val="1"/>
                 <w:sz w:val="20"/>
@@ -1195,7 +1184,7 @@
             </w:r>
             <w:r>
               <w:rPr>
-                <w:rFonts w:hint="eastAsia" w:ascii="宋体" w:hAnsi="宋体" w:cs="宋体"/>
+                <w:rFonts w:ascii="宋体" w:hAnsi="宋体" w:cs="宋体" w:hint="eastAsia"/>
                 <w:spacing w:val="3"/>
                 <w:position w:val="1"/>
                 <w:sz w:val="20"/>
@@ -1206,7 +1195,7 @@
             </w:r>
             <w:r>
               <w:rPr>
-                <w:rFonts w:ascii="宋体" w:hAnsi="宋体" w:eastAsia="宋体" w:cs="宋体"/>
+                <w:rFonts w:ascii="宋体" w:eastAsia="宋体" w:hAnsi="宋体" w:cs="宋体"/>
                 <w:spacing w:val="3"/>
                 <w:position w:val="1"/>
                 <w:sz w:val="20"/>
@@ -1216,7 +1205,7 @@
             </w:r>
             <w:r>
               <w:rPr>
-                <w:rFonts w:hint="eastAsia" w:ascii="宋体" w:hAnsi="宋体" w:cs="宋体"/>
+                <w:rFonts w:ascii="宋体" w:hAnsi="宋体" w:cs="宋体" w:hint="eastAsia"/>
                 <w:spacing w:val="3"/>
                 <w:position w:val="1"/>
                 <w:sz w:val="20"/>
@@ -1246,18 +1235,18 @@
               <w:adjustRightInd w:val="0"/>
               <w:snapToGrid w:val="0"/>
               <w:spacing w:before="173" w:line="267" w:lineRule="exact"/>
-              <w:ind w:left="0" w:leftChars="0" w:right="0" w:rightChars="0" w:firstLine="0" w:firstLineChars="0"/>
+              <w:ind w:left="0" w:right="0" w:firstLine="0" w:leftChars="0" w:rightChars="0" w:firstLineChars="0"/>
               <w:jc w:val="center"/>
               <w:textAlignment w:val="baseline"/>
               <w:rPr>
-                <w:rFonts w:ascii="宋体" w:hAnsi="宋体" w:eastAsia="宋体" w:cs="宋体"/>
+                <w:rFonts w:ascii="宋体" w:eastAsia="宋体" w:hAnsi="宋体" w:cs="宋体"/>
                 <w:sz w:val="20"/>
                 <w:szCs w:val="20"/>
               </w:rPr>
             </w:pPr>
             <w:r>
               <w:rPr>
-                <w:rFonts w:ascii="宋体" w:hAnsi="宋体" w:eastAsia="宋体" w:cs="宋体"/>
+                <w:rFonts w:ascii="宋体" w:eastAsia="宋体" w:hAnsi="宋体" w:cs="宋体"/>
                 <w:spacing w:val="4"/>
                 <w:position w:val="1"/>
                 <w:sz w:val="20"/>
@@ -1286,18 +1275,18 @@
               <w:adjustRightInd w:val="0"/>
               <w:snapToGrid w:val="0"/>
               <w:spacing w:before="172" w:line="228" w:lineRule="auto"/>
-              <w:ind w:left="0" w:leftChars="0" w:right="0" w:rightChars="0" w:firstLine="0" w:firstLineChars="0"/>
+              <w:ind w:left="0" w:right="0" w:firstLine="0" w:leftChars="0" w:rightChars="0" w:firstLineChars="0"/>
               <w:jc w:val="center"/>
               <w:textAlignment w:val="baseline"/>
               <w:rPr>
-                <w:rFonts w:ascii="宋体" w:hAnsi="宋体" w:eastAsia="宋体" w:cs="宋体"/>
+                <w:rFonts w:ascii="宋体" w:eastAsia="宋体" w:hAnsi="宋体" w:cs="宋体"/>
                 <w:sz w:val="20"/>
                 <w:szCs w:val="20"/>
               </w:rPr>
             </w:pPr>
             <w:r>
               <w:rPr>
-                <w:rFonts w:ascii="宋体" w:hAnsi="宋体" w:eastAsia="宋体" w:cs="宋体"/>
+                <w:rFonts w:ascii="宋体" w:eastAsia="宋体" w:hAnsi="宋体" w:cs="宋体"/>
                 <w:spacing w:val="200"/>
                 <w:kern w:val="0"/>
                 <w:sz w:val="20"/>
@@ -1307,7 +1296,7 @@
             </w:r>
             <w:r>
               <w:rPr>
-                <w:rFonts w:ascii="宋体" w:hAnsi="宋体" w:eastAsia="宋体" w:cs="宋体"/>
+                <w:rFonts w:ascii="宋体" w:eastAsia="宋体" w:hAnsi="宋体" w:cs="宋体"/>
                 <w:spacing w:val="0"/>
                 <w:kern w:val="0"/>
                 <w:sz w:val="20"/>
@@ -1336,11 +1325,11 @@
               <w:adjustRightInd w:val="0"/>
               <w:snapToGrid w:val="0"/>
               <w:spacing w:before="173" w:line="229" w:lineRule="auto"/>
-              <w:ind w:left="0" w:leftChars="0" w:right="0" w:rightChars="0" w:firstLine="0" w:firstLineChars="0"/>
+              <w:ind w:left="0" w:right="0" w:firstLine="0" w:leftChars="0" w:rightChars="0" w:firstLineChars="0"/>
               <w:jc w:val="center"/>
               <w:textAlignment w:val="baseline"/>
               <w:rPr>
-                <w:rFonts w:ascii="宋体" w:hAnsi="宋体" w:eastAsia="宋体" w:cs="宋体"/>
+                <w:rFonts w:ascii="宋体" w:eastAsia="宋体" w:hAnsi="宋体" w:cs="宋体"/>
                 <w:spacing w:val="200"/>
                 <w:kern w:val="0"/>
                 <w:sz w:val="20"/>
@@ -1349,7 +1338,7 @@
             </w:pPr>
             <w:r>
               <w:rPr>
-                <w:rFonts w:hint="eastAsia" w:asciiTheme="minorAscii" w:hAnsiTheme="minorAscii" w:eastAsiaTheme="minorEastAsia"/>
+                <w:rFonts w:asciiTheme="minorAscii" w:eastAsiaTheme="minorEastAsia" w:hAnsiTheme="minorAscii" w:hint="eastAsia"/>
                 <w:spacing w:val="0"/>
                 <w:kern w:val="0"/>
                 <w:sz w:val="21"/>
@@ -1379,11 +1368,11 @@
               <w:adjustRightInd w:val="0"/>
               <w:snapToGrid w:val="0"/>
               <w:spacing w:before="172" w:line="228" w:lineRule="auto"/>
-              <w:ind w:left="0" w:leftChars="0" w:right="0" w:rightChars="0" w:firstLine="0" w:firstLineChars="0"/>
+              <w:ind w:left="0" w:right="0" w:firstLine="0" w:leftChars="0" w:rightChars="0" w:firstLineChars="0"/>
               <w:jc w:val="center"/>
               <w:textAlignment w:val="baseline"/>
               <w:rPr>
-                <w:rFonts w:ascii="宋体" w:hAnsi="宋体" w:eastAsia="宋体" w:cs="宋体"/>
+                <w:rFonts w:ascii="宋体" w:eastAsia="宋体" w:hAnsi="宋体" w:cs="宋体"/>
                 <w:spacing w:val="200"/>
                 <w:kern w:val="0"/>
                 <w:sz w:val="20"/>
@@ -1392,7 +1381,7 @@
             </w:pPr>
             <w:r>
               <w:rPr>
-                <w:rFonts w:hint="eastAsia" w:ascii="宋体" w:hAnsi="宋体" w:eastAsia="宋体" w:cs="宋体"/>
+                <w:rFonts w:ascii="宋体" w:eastAsia="宋体" w:hAnsi="宋体" w:cs="宋体" w:hint="eastAsia"/>
                 <w:spacing w:val="200"/>
                 <w:kern w:val="0"/>
                 <w:sz w:val="20"/>
@@ -1402,7 +1391,7 @@
             </w:r>
             <w:r>
               <w:rPr>
-                <w:rFonts w:hint="eastAsia" w:asciiTheme="minorAscii" w:hAnsiTheme="minorAscii" w:eastAsiaTheme="minorEastAsia"/>
+                <w:rFonts w:asciiTheme="minorAscii" w:eastAsiaTheme="minorEastAsia" w:hAnsiTheme="minorAscii" w:hint="eastAsia"/>
                 <w:spacing w:val="0"/>
                 <w:kern w:val="0"/>
                 <w:sz w:val="21"/>
@@ -1432,18 +1421,18 @@
               <w:adjustRightInd w:val="0"/>
               <w:snapToGrid w:val="0"/>
               <w:spacing w:before="173" w:line="229" w:lineRule="auto"/>
-              <w:ind w:left="0" w:leftChars="0" w:right="0" w:rightChars="0" w:firstLine="0" w:firstLineChars="0"/>
+              <w:ind w:left="0" w:right="0" w:firstLine="0" w:leftChars="0" w:rightChars="0" w:firstLineChars="0"/>
               <w:jc w:val="center"/>
               <w:textAlignment w:val="baseline"/>
               <w:rPr>
-                <w:rFonts w:ascii="宋体" w:hAnsi="宋体" w:eastAsia="宋体" w:cs="宋体"/>
+                <w:rFonts w:ascii="宋体" w:eastAsia="宋体" w:hAnsi="宋体" w:cs="宋体"/>
                 <w:sz w:val="20"/>
                 <w:szCs w:val="20"/>
               </w:rPr>
             </w:pPr>
             <w:r>
               <w:rPr>
-                <w:rFonts w:hint="eastAsia" w:asciiTheme="minorAscii" w:hAnsiTheme="minorAscii" w:eastAsiaTheme="minorEastAsia"/>
+                <w:rFonts w:asciiTheme="minorAscii" w:eastAsiaTheme="minorEastAsia" w:hAnsiTheme="minorAscii" w:hint="eastAsia"/>
                 <w:spacing w:val="0"/>
                 <w:kern w:val="0"/>
                 <w:sz w:val="21"/>
@@ -1457,14 +1446,9 @@
       </w:tr>
       <w:tr>
         <w:tblPrEx>
-          <w:tblBorders>
-            <w:top w:val="single" w:color="000000" w:sz="2" w:space="0"/>
-            <w:left w:val="single" w:color="000000" w:sz="2" w:space="0"/>
-            <w:bottom w:val="single" w:color="000000" w:sz="2" w:space="0"/>
-            <w:right w:val="single" w:color="000000" w:sz="2" w:space="0"/>
-            <w:insideH w:val="single" w:color="000000" w:sz="2" w:space="0"/>
-            <w:insideV w:val="single" w:color="000000" w:sz="2" w:space="0"/>
-          </w:tblBorders>
+          <w:tblW w:w="8214" w:type="dxa"/>
+          <w:jc w:val="center"/>
+          <w:tblLayout w:type="fixed"/>
           <w:tblCellMar>
             <w:top w:w="0" w:type="dxa"/>
             <w:left w:w="0" w:type="dxa"/>
@@ -1473,7 +1457,7 @@
           </w:tblCellMar>
         </w:tblPrEx>
         <w:trPr>
-          <w:trHeight w:val="556" w:hRule="atLeast"/>
+          <w:trHeight w:val="556"/>
           <w:jc w:val="center"/>
         </w:trPr>
         <w:tc>
@@ -1482,7 +1466,7 @@
           </w:tcPr>
           <w:p>
             <w:pPr>
-              <w:pStyle w:val="27"/>
+              <w:pStyle w:val="TableText"/>
               <w:keepNext w:val="0"/>
               <w:keepLines w:val="0"/>
               <w:pageBreakBefore w:val="0"/>
@@ -1495,7 +1479,7 @@
               <w:bidi w:val="0"/>
               <w:adjustRightInd w:val="0"/>
               <w:snapToGrid w:val="0"/>
-              <w:ind w:left="0" w:leftChars="0" w:right="0" w:rightChars="0" w:firstLine="0" w:firstLineChars="0"/>
+              <w:ind w:left="0" w:right="0" w:firstLine="0" w:leftChars="0" w:rightChars="0" w:firstLineChars="0"/>
               <w:jc w:val="center"/>
               <w:textAlignment w:val="baseline"/>
             </w:pPr>
@@ -1507,7 +1491,7 @@
           </w:tcPr>
           <w:p>
             <w:pPr>
-              <w:pStyle w:val="27"/>
+              <w:pStyle w:val="TableText"/>
               <w:keepNext w:val="0"/>
               <w:keepLines w:val="0"/>
               <w:pageBreakBefore w:val="0"/>
@@ -1520,7 +1504,7 @@
               <w:bidi w:val="0"/>
               <w:adjustRightInd w:val="0"/>
               <w:snapToGrid w:val="0"/>
-              <w:ind w:left="0" w:leftChars="0" w:right="0" w:rightChars="0" w:firstLine="0" w:firstLineChars="0"/>
+              <w:ind w:left="0" w:right="0" w:firstLine="0" w:leftChars="0" w:rightChars="0" w:firstLineChars="0"/>
               <w:jc w:val="center"/>
               <w:textAlignment w:val="baseline"/>
             </w:pPr>
@@ -1532,7 +1516,7 @@
           </w:tcPr>
           <w:p>
             <w:pPr>
-              <w:pStyle w:val="27"/>
+              <w:pStyle w:val="TableText"/>
               <w:keepNext w:val="0"/>
               <w:keepLines w:val="0"/>
               <w:pageBreakBefore w:val="0"/>
@@ -1545,7 +1529,7 @@
               <w:bidi w:val="0"/>
               <w:adjustRightInd w:val="0"/>
               <w:snapToGrid w:val="0"/>
-              <w:ind w:left="0" w:leftChars="0" w:right="0" w:rightChars="0" w:firstLine="0" w:firstLineChars="0"/>
+              <w:ind w:left="0" w:right="0" w:firstLine="0" w:leftChars="0" w:rightChars="0" w:firstLineChars="0"/>
               <w:jc w:val="center"/>
               <w:textAlignment w:val="baseline"/>
             </w:pPr>
@@ -1557,7 +1541,7 @@
           </w:tcPr>
           <w:p>
             <w:pPr>
-              <w:pStyle w:val="27"/>
+              <w:pStyle w:val="TableText"/>
               <w:keepNext w:val="0"/>
               <w:keepLines w:val="0"/>
               <w:pageBreakBefore w:val="0"/>
@@ -1570,7 +1554,7 @@
               <w:bidi w:val="0"/>
               <w:adjustRightInd w:val="0"/>
               <w:snapToGrid w:val="0"/>
-              <w:ind w:left="0" w:leftChars="0" w:right="0" w:rightChars="0" w:firstLine="0" w:firstLineChars="0"/>
+              <w:ind w:left="0" w:right="0" w:firstLine="0" w:leftChars="0" w:rightChars="0" w:firstLineChars="0"/>
               <w:jc w:val="center"/>
               <w:textAlignment w:val="baseline"/>
             </w:pPr>
@@ -1582,7 +1566,7 @@
           </w:tcPr>
           <w:p>
             <w:pPr>
-              <w:pStyle w:val="27"/>
+              <w:pStyle w:val="TableText"/>
               <w:keepNext w:val="0"/>
               <w:keepLines w:val="0"/>
               <w:pageBreakBefore w:val="0"/>
@@ -1595,7 +1579,7 @@
               <w:bidi w:val="0"/>
               <w:adjustRightInd w:val="0"/>
               <w:snapToGrid w:val="0"/>
-              <w:ind w:left="0" w:leftChars="0" w:right="0" w:rightChars="0" w:firstLine="0" w:firstLineChars="0"/>
+              <w:ind w:left="0" w:right="0" w:firstLine="0" w:leftChars="0" w:rightChars="0" w:firstLineChars="0"/>
               <w:jc w:val="center"/>
               <w:textAlignment w:val="baseline"/>
             </w:pPr>
@@ -1607,7 +1591,7 @@
           </w:tcPr>
           <w:p>
             <w:pPr>
-              <w:pStyle w:val="27"/>
+              <w:pStyle w:val="TableText"/>
               <w:keepNext w:val="0"/>
               <w:keepLines w:val="0"/>
               <w:pageBreakBefore w:val="0"/>
@@ -1620,7 +1604,7 @@
               <w:bidi w:val="0"/>
               <w:adjustRightInd w:val="0"/>
               <w:snapToGrid w:val="0"/>
-              <w:ind w:left="0" w:leftChars="0" w:right="0" w:rightChars="0" w:firstLine="0" w:firstLineChars="0"/>
+              <w:ind w:left="0" w:right="0" w:firstLine="0" w:leftChars="0" w:rightChars="0" w:firstLineChars="0"/>
               <w:jc w:val="center"/>
               <w:textAlignment w:val="baseline"/>
             </w:pPr>
@@ -1629,14 +1613,9 @@
       </w:tr>
       <w:tr>
         <w:tblPrEx>
-          <w:tblBorders>
-            <w:top w:val="single" w:color="000000" w:sz="2" w:space="0"/>
-            <w:left w:val="single" w:color="000000" w:sz="2" w:space="0"/>
-            <w:bottom w:val="single" w:color="000000" w:sz="2" w:space="0"/>
-            <w:right w:val="single" w:color="000000" w:sz="2" w:space="0"/>
-            <w:insideH w:val="single" w:color="000000" w:sz="2" w:space="0"/>
-            <w:insideV w:val="single" w:color="000000" w:sz="2" w:space="0"/>
-          </w:tblBorders>
+          <w:tblW w:w="8214" w:type="dxa"/>
+          <w:jc w:val="center"/>
+          <w:tblLayout w:type="fixed"/>
           <w:tblCellMar>
             <w:top w:w="0" w:type="dxa"/>
             <w:left w:w="0" w:type="dxa"/>
@@ -1645,7 +1624,7 @@
           </w:tblCellMar>
         </w:tblPrEx>
         <w:trPr>
-          <w:trHeight w:val="556" w:hRule="atLeast"/>
+          <w:trHeight w:val="556"/>
           <w:jc w:val="center"/>
         </w:trPr>
         <w:tc>
@@ -1654,7 +1633,7 @@
           </w:tcPr>
           <w:p>
             <w:pPr>
-              <w:pStyle w:val="27"/>
+              <w:pStyle w:val="TableText"/>
               <w:keepNext w:val="0"/>
               <w:keepLines w:val="0"/>
               <w:pageBreakBefore w:val="0"/>
@@ -1667,7 +1646,7 @@
               <w:bidi w:val="0"/>
               <w:adjustRightInd w:val="0"/>
               <w:snapToGrid w:val="0"/>
-              <w:ind w:left="0" w:leftChars="0" w:right="0" w:rightChars="0" w:firstLine="0" w:firstLineChars="0"/>
+              <w:ind w:left="0" w:right="0" w:firstLine="0" w:leftChars="0" w:rightChars="0" w:firstLineChars="0"/>
               <w:jc w:val="center"/>
               <w:textAlignment w:val="baseline"/>
             </w:pPr>
@@ -1679,7 +1658,7 @@
           </w:tcPr>
           <w:p>
             <w:pPr>
-              <w:pStyle w:val="27"/>
+              <w:pStyle w:val="TableText"/>
               <w:keepNext w:val="0"/>
               <w:keepLines w:val="0"/>
               <w:pageBreakBefore w:val="0"/>
@@ -1692,7 +1671,7 @@
               <w:bidi w:val="0"/>
               <w:adjustRightInd w:val="0"/>
               <w:snapToGrid w:val="0"/>
-              <w:ind w:left="0" w:leftChars="0" w:right="0" w:rightChars="0" w:firstLine="0" w:firstLineChars="0"/>
+              <w:ind w:left="0" w:right="0" w:firstLine="0" w:leftChars="0" w:rightChars="0" w:firstLineChars="0"/>
               <w:jc w:val="center"/>
               <w:textAlignment w:val="baseline"/>
             </w:pPr>
@@ -1704,7 +1683,7 @@
           </w:tcPr>
           <w:p>
             <w:pPr>
-              <w:pStyle w:val="27"/>
+              <w:pStyle w:val="TableText"/>
               <w:keepNext w:val="0"/>
               <w:keepLines w:val="0"/>
               <w:pageBreakBefore w:val="0"/>
@@ -1717,7 +1696,7 @@
               <w:bidi w:val="0"/>
               <w:adjustRightInd w:val="0"/>
               <w:snapToGrid w:val="0"/>
-              <w:ind w:left="0" w:leftChars="0" w:right="0" w:rightChars="0" w:firstLine="0" w:firstLineChars="0"/>
+              <w:ind w:left="0" w:right="0" w:firstLine="0" w:leftChars="0" w:rightChars="0" w:firstLineChars="0"/>
               <w:jc w:val="center"/>
               <w:textAlignment w:val="baseline"/>
             </w:pPr>
@@ -1729,7 +1708,7 @@
           </w:tcPr>
           <w:p>
             <w:pPr>
-              <w:pStyle w:val="27"/>
+              <w:pStyle w:val="TableText"/>
               <w:keepNext w:val="0"/>
               <w:keepLines w:val="0"/>
               <w:pageBreakBefore w:val="0"/>
@@ -1742,7 +1721,7 @@
               <w:bidi w:val="0"/>
               <w:adjustRightInd w:val="0"/>
               <w:snapToGrid w:val="0"/>
-              <w:ind w:left="0" w:leftChars="0" w:right="0" w:rightChars="0" w:firstLine="0" w:firstLineChars="0"/>
+              <w:ind w:left="0" w:right="0" w:firstLine="0" w:leftChars="0" w:rightChars="0" w:firstLineChars="0"/>
               <w:jc w:val="center"/>
               <w:textAlignment w:val="baseline"/>
             </w:pPr>
@@ -1754,7 +1733,7 @@
           </w:tcPr>
           <w:p>
             <w:pPr>
-              <w:pStyle w:val="27"/>
+              <w:pStyle w:val="TableText"/>
               <w:keepNext w:val="0"/>
               <w:keepLines w:val="0"/>
               <w:pageBreakBefore w:val="0"/>
@@ -1767,7 +1746,7 @@
               <w:bidi w:val="0"/>
               <w:adjustRightInd w:val="0"/>
               <w:snapToGrid w:val="0"/>
-              <w:ind w:left="0" w:leftChars="0" w:right="0" w:rightChars="0" w:firstLine="0" w:firstLineChars="0"/>
+              <w:ind w:left="0" w:right="0" w:firstLine="0" w:leftChars="0" w:rightChars="0" w:firstLineChars="0"/>
               <w:jc w:val="center"/>
               <w:textAlignment w:val="baseline"/>
             </w:pPr>
@@ -1779,7 +1758,7 @@
           </w:tcPr>
           <w:p>
             <w:pPr>
-              <w:pStyle w:val="27"/>
+              <w:pStyle w:val="TableText"/>
               <w:keepNext w:val="0"/>
               <w:keepLines w:val="0"/>
               <w:pageBreakBefore w:val="0"/>
@@ -1792,7 +1771,7 @@
               <w:bidi w:val="0"/>
               <w:adjustRightInd w:val="0"/>
               <w:snapToGrid w:val="0"/>
-              <w:ind w:left="0" w:leftChars="0" w:right="0" w:rightChars="0" w:firstLine="0" w:firstLineChars="0"/>
+              <w:ind w:left="0" w:right="0" w:firstLine="0" w:leftChars="0" w:rightChars="0" w:firstLineChars="0"/>
               <w:jc w:val="center"/>
               <w:textAlignment w:val="baseline"/>
             </w:pPr>
@@ -1801,14 +1780,9 @@
       </w:tr>
       <w:tr>
         <w:tblPrEx>
-          <w:tblBorders>
-            <w:top w:val="single" w:color="000000" w:sz="2" w:space="0"/>
-            <w:left w:val="single" w:color="000000" w:sz="2" w:space="0"/>
-            <w:bottom w:val="single" w:color="000000" w:sz="2" w:space="0"/>
-            <w:right w:val="single" w:color="000000" w:sz="2" w:space="0"/>
-            <w:insideH w:val="single" w:color="000000" w:sz="2" w:space="0"/>
-            <w:insideV w:val="single" w:color="000000" w:sz="2" w:space="0"/>
-          </w:tblBorders>
+          <w:tblW w:w="8214" w:type="dxa"/>
+          <w:jc w:val="center"/>
+          <w:tblLayout w:type="fixed"/>
           <w:tblCellMar>
             <w:top w:w="0" w:type="dxa"/>
             <w:left w:w="0" w:type="dxa"/>
@@ -1817,7 +1791,7 @@
           </w:tblCellMar>
         </w:tblPrEx>
         <w:trPr>
-          <w:trHeight w:val="557" w:hRule="atLeast"/>
+          <w:trHeight w:val="557"/>
           <w:jc w:val="center"/>
         </w:trPr>
         <w:tc>
@@ -1826,7 +1800,7 @@
           </w:tcPr>
           <w:p>
             <w:pPr>
-              <w:pStyle w:val="27"/>
+              <w:pStyle w:val="TableText"/>
               <w:keepNext w:val="0"/>
               <w:keepLines w:val="0"/>
               <w:pageBreakBefore w:val="0"/>
@@ -1839,7 +1813,7 @@
               <w:bidi w:val="0"/>
               <w:adjustRightInd w:val="0"/>
               <w:snapToGrid w:val="0"/>
-              <w:ind w:left="0" w:leftChars="0" w:right="0" w:rightChars="0" w:firstLine="0" w:firstLineChars="0"/>
+              <w:ind w:left="0" w:right="0" w:firstLine="0" w:leftChars="0" w:rightChars="0" w:firstLineChars="0"/>
               <w:jc w:val="center"/>
               <w:textAlignment w:val="baseline"/>
             </w:pPr>
@@ -1851,7 +1825,7 @@
           </w:tcPr>
           <w:p>
             <w:pPr>
-              <w:pStyle w:val="27"/>
+              <w:pStyle w:val="TableText"/>
               <w:keepNext w:val="0"/>
               <w:keepLines w:val="0"/>
               <w:pageBreakBefore w:val="0"/>
@@ -1864,7 +1838,7 @@
               <w:bidi w:val="0"/>
               <w:adjustRightInd w:val="0"/>
               <w:snapToGrid w:val="0"/>
-              <w:ind w:left="0" w:leftChars="0" w:right="0" w:rightChars="0" w:firstLine="0" w:firstLineChars="0"/>
+              <w:ind w:left="0" w:right="0" w:firstLine="0" w:leftChars="0" w:rightChars="0" w:firstLineChars="0"/>
               <w:jc w:val="center"/>
               <w:textAlignment w:val="baseline"/>
             </w:pPr>
@@ -1876,7 +1850,7 @@
           </w:tcPr>
           <w:p>
             <w:pPr>
-              <w:pStyle w:val="27"/>
+              <w:pStyle w:val="TableText"/>
               <w:keepNext w:val="0"/>
               <w:keepLines w:val="0"/>
               <w:pageBreakBefore w:val="0"/>
@@ -1889,7 +1863,7 @@
               <w:bidi w:val="0"/>
               <w:adjustRightInd w:val="0"/>
               <w:snapToGrid w:val="0"/>
-              <w:ind w:left="0" w:leftChars="0" w:right="0" w:rightChars="0" w:firstLine="0" w:firstLineChars="0"/>
+              <w:ind w:left="0" w:right="0" w:firstLine="0" w:leftChars="0" w:rightChars="0" w:firstLineChars="0"/>
               <w:jc w:val="center"/>
               <w:textAlignment w:val="baseline"/>
             </w:pPr>
@@ -1901,7 +1875,7 @@
           </w:tcPr>
           <w:p>
             <w:pPr>
-              <w:pStyle w:val="27"/>
+              <w:pStyle w:val="TableText"/>
               <w:keepNext w:val="0"/>
               <w:keepLines w:val="0"/>
               <w:pageBreakBefore w:val="0"/>
@@ -1914,7 +1888,7 @@
               <w:bidi w:val="0"/>
               <w:adjustRightInd w:val="0"/>
               <w:snapToGrid w:val="0"/>
-              <w:ind w:left="0" w:leftChars="0" w:right="0" w:rightChars="0" w:firstLine="0" w:firstLineChars="0"/>
+              <w:ind w:left="0" w:right="0" w:firstLine="0" w:leftChars="0" w:rightChars="0" w:firstLineChars="0"/>
               <w:jc w:val="center"/>
               <w:textAlignment w:val="baseline"/>
             </w:pPr>
@@ -1926,7 +1900,7 @@
           </w:tcPr>
           <w:p>
             <w:pPr>
-              <w:pStyle w:val="27"/>
+              <w:pStyle w:val="TableText"/>
               <w:keepNext w:val="0"/>
               <w:keepLines w:val="0"/>
               <w:pageBreakBefore w:val="0"/>
@@ -1939,7 +1913,7 @@
               <w:bidi w:val="0"/>
               <w:adjustRightInd w:val="0"/>
               <w:snapToGrid w:val="0"/>
-              <w:ind w:left="0" w:leftChars="0" w:right="0" w:rightChars="0" w:firstLine="0" w:firstLineChars="0"/>
+              <w:ind w:left="0" w:right="0" w:firstLine="0" w:leftChars="0" w:rightChars="0" w:firstLineChars="0"/>
               <w:jc w:val="center"/>
               <w:textAlignment w:val="baseline"/>
             </w:pPr>
@@ -1951,7 +1925,7 @@
           </w:tcPr>
           <w:p>
             <w:pPr>
-              <w:pStyle w:val="27"/>
+              <w:pStyle w:val="TableText"/>
               <w:keepNext w:val="0"/>
               <w:keepLines w:val="0"/>
               <w:pageBreakBefore w:val="0"/>
@@ -1964,7 +1938,7 @@
               <w:bidi w:val="0"/>
               <w:adjustRightInd w:val="0"/>
               <w:snapToGrid w:val="0"/>
-              <w:ind w:left="0" w:leftChars="0" w:right="0" w:rightChars="0" w:firstLine="0" w:firstLineChars="0"/>
+              <w:ind w:left="0" w:right="0" w:firstLine="0" w:leftChars="0" w:rightChars="0" w:firstLineChars="0"/>
               <w:jc w:val="center"/>
               <w:textAlignment w:val="baseline"/>
             </w:pPr>
@@ -1996,7 +1970,7 @@
     <w:sdt>
       <w:sdtPr>
         <w:rPr>
-          <w:rFonts w:ascii="宋体" w:hAnsi="宋体" w:eastAsia="宋体" w:cs="Arial"/>
+          <w:rFonts w:ascii="宋体" w:eastAsia="宋体" w:hAnsi="宋体" w:cs="Arial"/>
           <w:snapToGrid w:val="0"/>
           <w:color w:val="000000"/>
           <w:kern w:val="0"/>
@@ -2012,7 +1986,7 @@
       </w:sdtPr>
       <w:sdtEndPr>
         <w:rPr>
-          <w:rFonts w:hint="eastAsia" w:ascii="宋体" w:hAnsi="宋体" w:eastAsia="宋体" w:cs="宋体"/>
+          <w:rFonts w:ascii="宋体" w:eastAsia="宋体" w:hAnsi="宋体" w:cs="宋体" w:hint="eastAsia"/>
           <w:snapToGrid w:val="0"/>
           <w:color w:val="000000"/>
           <w:kern w:val="0"/>
@@ -2038,18 +2012,18 @@
             <w:adjustRightInd w:val="0"/>
             <w:snapToGrid w:val="0"/>
             <w:spacing w:before="0" w:beforeLines="0" w:after="0" w:afterLines="0" w:line="240" w:lineRule="auto"/>
-            <w:ind w:left="0" w:leftChars="0" w:right="0" w:rightChars="0" w:firstLine="0" w:firstLineChars="0"/>
+            <w:ind w:left="0" w:right="0" w:firstLine="0" w:leftChars="0" w:rightChars="0" w:firstLineChars="0"/>
             <w:jc w:val="center"/>
             <w:textAlignment w:val="baseline"/>
             <w:rPr>
-              <w:rFonts w:hint="eastAsia" w:ascii="宋体" w:hAnsi="宋体" w:eastAsia="宋体" w:cs="宋体"/>
+              <w:rFonts w:ascii="宋体" w:eastAsia="宋体" w:hAnsi="宋体" w:cs="宋体" w:hint="eastAsia"/>
               <w:sz w:val="24"/>
               <w:szCs w:val="24"/>
             </w:rPr>
           </w:pPr>
           <w:r>
             <w:rPr>
-              <w:rFonts w:hint="eastAsia" w:ascii="宋体" w:hAnsi="宋体" w:eastAsia="宋体" w:cs="宋体"/>
+              <w:rFonts w:ascii="宋体" w:eastAsia="宋体" w:hAnsi="宋体" w:cs="宋体" w:hint="eastAsia"/>
               <w:sz w:val="24"/>
               <w:szCs w:val="24"/>
             </w:rPr>
@@ -2058,14 +2032,14 @@
         </w:p>
         <w:p>
           <w:pPr>
-            <w:pStyle w:val="16"/>
+            <w:pStyle w:val="TOC1"/>
             <w:tabs>
               <w:tab w:val="right" w:leader="dot" w:pos="8306"/>
             </w:tabs>
           </w:pPr>
           <w:r>
             <w:rPr>
-              <w:rFonts w:hint="eastAsia" w:ascii="宋体" w:hAnsi="宋体" w:eastAsia="宋体" w:cs="宋体"/>
+              <w:rFonts w:ascii="宋体" w:eastAsia="宋体" w:hAnsi="宋体" w:cs="宋体" w:hint="eastAsia"/>
               <w:sz w:val="24"/>
               <w:szCs w:val="24"/>
             </w:rPr>
@@ -2073,7 +2047,7 @@
           </w:r>
           <w:r>
             <w:rPr>
-              <w:rFonts w:hint="eastAsia" w:ascii="宋体" w:hAnsi="宋体" w:eastAsia="宋体" w:cs="宋体"/>
+              <w:rFonts w:ascii="宋体" w:eastAsia="宋体" w:hAnsi="宋体" w:cs="宋体" w:hint="eastAsia"/>
               <w:sz w:val="24"/>
               <w:szCs w:val="24"/>
             </w:rPr>
@@ -2081,7 +2055,7 @@
           </w:r>
           <w:r>
             <w:rPr>
-              <w:rFonts w:hint="eastAsia" w:ascii="宋体" w:hAnsi="宋体" w:eastAsia="宋体" w:cs="宋体"/>
+              <w:rFonts w:ascii="宋体" w:eastAsia="宋体" w:hAnsi="宋体" w:cs="宋体" w:hint="eastAsia"/>
               <w:sz w:val="24"/>
               <w:szCs w:val="24"/>
             </w:rPr>
@@ -2089,21 +2063,21 @@
           </w:r>
           <w:r>
             <w:rPr>
-              <w:rFonts w:hint="eastAsia" w:ascii="宋体" w:hAnsi="宋体" w:eastAsia="宋体" w:cs="宋体"/>
+              <w:rFonts w:ascii="宋体" w:eastAsia="宋体" w:hAnsi="宋体" w:cs="宋体" w:hint="eastAsia"/>
               <w:szCs w:val="24"/>
             </w:rPr>
             <w:fldChar w:fldCharType="begin"/>
           </w:r>
           <w:r>
             <w:rPr>
-              <w:rFonts w:hint="eastAsia" w:ascii="宋体" w:hAnsi="宋体" w:eastAsia="宋体" w:cs="宋体"/>
+              <w:rFonts w:ascii="宋体" w:eastAsia="宋体" w:hAnsi="宋体" w:cs="宋体" w:hint="eastAsia"/>
               <w:szCs w:val="24"/>
             </w:rPr>
             <w:instrText xml:space="preserve"> HYPERLINK \l _Toc3145 </w:instrText>
           </w:r>
           <w:r>
             <w:rPr>
-              <w:rFonts w:hint="eastAsia" w:ascii="宋体" w:hAnsi="宋体" w:eastAsia="宋体" w:cs="宋体"/>
+              <w:rFonts w:ascii="宋体" w:eastAsia="宋体" w:hAnsi="宋体" w:cs="宋体" w:hint="eastAsia"/>
               <w:szCs w:val="24"/>
             </w:rPr>
             <w:fldChar w:fldCharType="separate"/>
@@ -2135,7 +2109,7 @@
           </w:r>
           <w:r>
             <w:rPr>
-              <w:rFonts w:hint="eastAsia" w:ascii="宋体" w:hAnsi="宋体" w:eastAsia="宋体" w:cs="宋体"/>
+              <w:rFonts w:ascii="宋体" w:eastAsia="宋体" w:hAnsi="宋体" w:cs="宋体" w:hint="eastAsia"/>
               <w:szCs w:val="24"/>
             </w:rPr>
             <w:fldChar w:fldCharType="end"/>
@@ -2143,28 +2117,28 @@
         </w:p>
         <w:p>
           <w:pPr>
-            <w:pStyle w:val="16"/>
+            <w:pStyle w:val="TOC1"/>
             <w:tabs>
               <w:tab w:val="right" w:leader="dot" w:pos="8306"/>
             </w:tabs>
           </w:pPr>
           <w:r>
             <w:rPr>
-              <w:rFonts w:hint="eastAsia" w:ascii="宋体" w:hAnsi="宋体" w:eastAsia="宋体" w:cs="宋体"/>
+              <w:rFonts w:ascii="宋体" w:eastAsia="宋体" w:hAnsi="宋体" w:cs="宋体" w:hint="eastAsia"/>
               <w:szCs w:val="24"/>
             </w:rPr>
             <w:fldChar w:fldCharType="begin"/>
           </w:r>
           <w:r>
             <w:rPr>
-              <w:rFonts w:hint="eastAsia" w:ascii="宋体" w:hAnsi="宋体" w:eastAsia="宋体" w:cs="宋体"/>
+              <w:rFonts w:ascii="宋体" w:eastAsia="宋体" w:hAnsi="宋体" w:cs="宋体" w:hint="eastAsia"/>
               <w:szCs w:val="24"/>
             </w:rPr>
             <w:instrText xml:space="preserve"> HYPERLINK \l _Toc22515 </w:instrText>
           </w:r>
           <w:r>
             <w:rPr>
-              <w:rFonts w:hint="eastAsia" w:ascii="宋体" w:hAnsi="宋体" w:eastAsia="宋体" w:cs="宋体"/>
+              <w:rFonts w:ascii="宋体" w:eastAsia="宋体" w:hAnsi="宋体" w:cs="宋体" w:hint="eastAsia"/>
               <w:szCs w:val="24"/>
             </w:rPr>
             <w:fldChar w:fldCharType="separate"/>
@@ -2196,7 +2170,7 @@
           </w:r>
           <w:r>
             <w:rPr>
-              <w:rFonts w:hint="eastAsia" w:ascii="宋体" w:hAnsi="宋体" w:eastAsia="宋体" w:cs="宋体"/>
+              <w:rFonts w:ascii="宋体" w:eastAsia="宋体" w:hAnsi="宋体" w:cs="宋体" w:hint="eastAsia"/>
               <w:szCs w:val="24"/>
             </w:rPr>
             <w:fldChar w:fldCharType="end"/>
@@ -2204,28 +2178,28 @@
         </w:p>
         <w:p>
           <w:pPr>
-            <w:pStyle w:val="16"/>
+            <w:pStyle w:val="TOC1"/>
             <w:tabs>
               <w:tab w:val="right" w:leader="dot" w:pos="8306"/>
             </w:tabs>
           </w:pPr>
           <w:r>
             <w:rPr>
-              <w:rFonts w:hint="eastAsia" w:ascii="宋体" w:hAnsi="宋体" w:eastAsia="宋体" w:cs="宋体"/>
+              <w:rFonts w:ascii="宋体" w:eastAsia="宋体" w:hAnsi="宋体" w:cs="宋体" w:hint="eastAsia"/>
               <w:szCs w:val="24"/>
             </w:rPr>
             <w:fldChar w:fldCharType="begin"/>
           </w:r>
           <w:r>
             <w:rPr>
-              <w:rFonts w:hint="eastAsia" w:ascii="宋体" w:hAnsi="宋体" w:eastAsia="宋体" w:cs="宋体"/>
+              <w:rFonts w:ascii="宋体" w:eastAsia="宋体" w:hAnsi="宋体" w:cs="宋体" w:hint="eastAsia"/>
               <w:szCs w:val="24"/>
             </w:rPr>
             <w:instrText xml:space="preserve"> HYPERLINK \l _Toc31345 </w:instrText>
           </w:r>
           <w:r>
             <w:rPr>
-              <w:rFonts w:hint="eastAsia" w:ascii="宋体" w:hAnsi="宋体" w:eastAsia="宋体" w:cs="宋体"/>
+              <w:rFonts w:ascii="宋体" w:eastAsia="宋体" w:hAnsi="宋体" w:cs="宋体" w:hint="eastAsia"/>
               <w:szCs w:val="24"/>
             </w:rPr>
             <w:fldChar w:fldCharType="separate"/>
@@ -2257,7 +2231,7 @@
           </w:r>
           <w:r>
             <w:rPr>
-              <w:rFonts w:hint="eastAsia" w:ascii="宋体" w:hAnsi="宋体" w:eastAsia="宋体" w:cs="宋体"/>
+              <w:rFonts w:ascii="宋体" w:eastAsia="宋体" w:hAnsi="宋体" w:cs="宋体" w:hint="eastAsia"/>
               <w:szCs w:val="24"/>
             </w:rPr>
             <w:fldChar w:fldCharType="end"/>
@@ -2265,28 +2239,28 @@
         </w:p>
         <w:p>
           <w:pPr>
-            <w:pStyle w:val="16"/>
+            <w:pStyle w:val="TOC1"/>
             <w:tabs>
               <w:tab w:val="right" w:leader="dot" w:pos="8306"/>
             </w:tabs>
           </w:pPr>
           <w:r>
             <w:rPr>
-              <w:rFonts w:hint="eastAsia" w:ascii="宋体" w:hAnsi="宋体" w:eastAsia="宋体" w:cs="宋体"/>
+              <w:rFonts w:ascii="宋体" w:eastAsia="宋体" w:hAnsi="宋体" w:cs="宋体" w:hint="eastAsia"/>
               <w:szCs w:val="24"/>
             </w:rPr>
             <w:fldChar w:fldCharType="begin"/>
           </w:r>
           <w:r>
             <w:rPr>
-              <w:rFonts w:hint="eastAsia" w:ascii="宋体" w:hAnsi="宋体" w:eastAsia="宋体" w:cs="宋体"/>
+              <w:rFonts w:ascii="宋体" w:eastAsia="宋体" w:hAnsi="宋体" w:cs="宋体" w:hint="eastAsia"/>
               <w:szCs w:val="24"/>
             </w:rPr>
             <w:instrText xml:space="preserve"> HYPERLINK \l _Toc17913 </w:instrText>
           </w:r>
           <w:r>
             <w:rPr>
-              <w:rFonts w:hint="eastAsia" w:ascii="宋体" w:hAnsi="宋体" w:eastAsia="宋体" w:cs="宋体"/>
+              <w:rFonts w:ascii="宋体" w:eastAsia="宋体" w:hAnsi="宋体" w:cs="宋体" w:hint="eastAsia"/>
               <w:szCs w:val="24"/>
             </w:rPr>
             <w:fldChar w:fldCharType="separate"/>
@@ -2318,7 +2292,7 @@
           </w:r>
           <w:r>
             <w:rPr>
-              <w:rFonts w:hint="eastAsia" w:ascii="宋体" w:hAnsi="宋体" w:eastAsia="宋体" w:cs="宋体"/>
+              <w:rFonts w:ascii="宋体" w:eastAsia="宋体" w:hAnsi="宋体" w:cs="宋体" w:hint="eastAsia"/>
               <w:szCs w:val="24"/>
             </w:rPr>
             <w:fldChar w:fldCharType="end"/>
@@ -2326,28 +2300,28 @@
         </w:p>
         <w:p>
           <w:pPr>
-            <w:pStyle w:val="16"/>
+            <w:pStyle w:val="TOC1"/>
             <w:tabs>
               <w:tab w:val="right" w:leader="dot" w:pos="8306"/>
             </w:tabs>
           </w:pPr>
           <w:r>
             <w:rPr>
-              <w:rFonts w:hint="eastAsia" w:ascii="宋体" w:hAnsi="宋体" w:eastAsia="宋体" w:cs="宋体"/>
+              <w:rFonts w:ascii="宋体" w:eastAsia="宋体" w:hAnsi="宋体" w:cs="宋体" w:hint="eastAsia"/>
               <w:szCs w:val="24"/>
             </w:rPr>
             <w:fldChar w:fldCharType="begin"/>
           </w:r>
           <w:r>
             <w:rPr>
-              <w:rFonts w:hint="eastAsia" w:ascii="宋体" w:hAnsi="宋体" w:eastAsia="宋体" w:cs="宋体"/>
+              <w:rFonts w:ascii="宋体" w:eastAsia="宋体" w:hAnsi="宋体" w:cs="宋体" w:hint="eastAsia"/>
               <w:szCs w:val="24"/>
             </w:rPr>
             <w:instrText xml:space="preserve"> HYPERLINK \l _Toc16394 </w:instrText>
           </w:r>
           <w:r>
             <w:rPr>
-              <w:rFonts w:hint="eastAsia" w:ascii="宋体" w:hAnsi="宋体" w:eastAsia="宋体" w:cs="宋体"/>
+              <w:rFonts w:ascii="宋体" w:eastAsia="宋体" w:hAnsi="宋体" w:cs="宋体" w:hint="eastAsia"/>
               <w:szCs w:val="24"/>
             </w:rPr>
             <w:fldChar w:fldCharType="separate"/>
@@ -2379,7 +2353,7 @@
           </w:r>
           <w:r>
             <w:rPr>
-              <w:rFonts w:hint="eastAsia" w:ascii="宋体" w:hAnsi="宋体" w:eastAsia="宋体" w:cs="宋体"/>
+              <w:rFonts w:ascii="宋体" w:eastAsia="宋体" w:hAnsi="宋体" w:cs="宋体" w:hint="eastAsia"/>
               <w:szCs w:val="24"/>
             </w:rPr>
             <w:fldChar w:fldCharType="end"/>
@@ -2387,28 +2361,28 @@
         </w:p>
         <w:p>
           <w:pPr>
-            <w:pStyle w:val="17"/>
+            <w:pStyle w:val="TOC2"/>
             <w:tabs>
               <w:tab w:val="right" w:leader="dot" w:pos="8306"/>
             </w:tabs>
           </w:pPr>
           <w:r>
             <w:rPr>
-              <w:rFonts w:hint="eastAsia" w:ascii="宋体" w:hAnsi="宋体" w:eastAsia="宋体" w:cs="宋体"/>
+              <w:rFonts w:ascii="宋体" w:eastAsia="宋体" w:hAnsi="宋体" w:cs="宋体" w:hint="eastAsia"/>
               <w:szCs w:val="24"/>
             </w:rPr>
             <w:fldChar w:fldCharType="begin"/>
           </w:r>
           <w:r>
             <w:rPr>
-              <w:rFonts w:hint="eastAsia" w:ascii="宋体" w:hAnsi="宋体" w:eastAsia="宋体" w:cs="宋体"/>
+              <w:rFonts w:ascii="宋体" w:eastAsia="宋体" w:hAnsi="宋体" w:cs="宋体" w:hint="eastAsia"/>
               <w:szCs w:val="24"/>
             </w:rPr>
             <w:instrText xml:space="preserve"> HYPERLINK \l _Toc6856 </w:instrText>
           </w:r>
           <w:r>
             <w:rPr>
-              <w:rFonts w:hint="eastAsia" w:ascii="宋体" w:hAnsi="宋体" w:eastAsia="宋体" w:cs="宋体"/>
+              <w:rFonts w:ascii="宋体" w:eastAsia="宋体" w:hAnsi="宋体" w:cs="宋体" w:hint="eastAsia"/>
               <w:szCs w:val="24"/>
             </w:rPr>
             <w:fldChar w:fldCharType="separate"/>
@@ -2440,7 +2414,7 @@
           </w:r>
           <w:r>
             <w:rPr>
-              <w:rFonts w:hint="eastAsia" w:ascii="宋体" w:hAnsi="宋体" w:eastAsia="宋体" w:cs="宋体"/>
+              <w:rFonts w:ascii="宋体" w:eastAsia="宋体" w:hAnsi="宋体" w:cs="宋体" w:hint="eastAsia"/>
               <w:szCs w:val="24"/>
             </w:rPr>
             <w:fldChar w:fldCharType="end"/>
@@ -2448,28 +2422,28 @@
         </w:p>
         <w:p>
           <w:pPr>
-            <w:pStyle w:val="17"/>
+            <w:pStyle w:val="TOC2"/>
             <w:tabs>
               <w:tab w:val="right" w:leader="dot" w:pos="8306"/>
             </w:tabs>
           </w:pPr>
           <w:r>
             <w:rPr>
-              <w:rFonts w:hint="eastAsia" w:ascii="宋体" w:hAnsi="宋体" w:eastAsia="宋体" w:cs="宋体"/>
+              <w:rFonts w:ascii="宋体" w:eastAsia="宋体" w:hAnsi="宋体" w:cs="宋体" w:hint="eastAsia"/>
               <w:szCs w:val="24"/>
             </w:rPr>
             <w:fldChar w:fldCharType="begin"/>
           </w:r>
           <w:r>
             <w:rPr>
-              <w:rFonts w:hint="eastAsia" w:ascii="宋体" w:hAnsi="宋体" w:eastAsia="宋体" w:cs="宋体"/>
+              <w:rFonts w:ascii="宋体" w:eastAsia="宋体" w:hAnsi="宋体" w:cs="宋体" w:hint="eastAsia"/>
               <w:szCs w:val="24"/>
             </w:rPr>
             <w:instrText xml:space="preserve"> HYPERLINK \l _Toc21233 </w:instrText>
           </w:r>
           <w:r>
             <w:rPr>
-              <w:rFonts w:hint="eastAsia" w:ascii="宋体" w:hAnsi="宋体" w:eastAsia="宋体" w:cs="宋体"/>
+              <w:rFonts w:ascii="宋体" w:eastAsia="宋体" w:hAnsi="宋体" w:cs="宋体" w:hint="eastAsia"/>
               <w:szCs w:val="24"/>
             </w:rPr>
             <w:fldChar w:fldCharType="separate"/>
@@ -2501,7 +2475,7 @@
           </w:r>
           <w:r>
             <w:rPr>
-              <w:rFonts w:hint="eastAsia" w:ascii="宋体" w:hAnsi="宋体" w:eastAsia="宋体" w:cs="宋体"/>
+              <w:rFonts w:ascii="宋体" w:eastAsia="宋体" w:hAnsi="宋体" w:cs="宋体" w:hint="eastAsia"/>
               <w:szCs w:val="24"/>
             </w:rPr>
             <w:fldChar w:fldCharType="end"/>
@@ -2509,28 +2483,28 @@
         </w:p>
         <w:p>
           <w:pPr>
-            <w:pStyle w:val="17"/>
+            <w:pStyle w:val="TOC2"/>
             <w:tabs>
               <w:tab w:val="right" w:leader="dot" w:pos="8306"/>
             </w:tabs>
           </w:pPr>
           <w:r>
             <w:rPr>
-              <w:rFonts w:hint="eastAsia" w:ascii="宋体" w:hAnsi="宋体" w:eastAsia="宋体" w:cs="宋体"/>
+              <w:rFonts w:ascii="宋体" w:eastAsia="宋体" w:hAnsi="宋体" w:cs="宋体" w:hint="eastAsia"/>
               <w:szCs w:val="24"/>
             </w:rPr>
             <w:fldChar w:fldCharType="begin"/>
           </w:r>
           <w:r>
             <w:rPr>
-              <w:rFonts w:hint="eastAsia" w:ascii="宋体" w:hAnsi="宋体" w:eastAsia="宋体" w:cs="宋体"/>
+              <w:rFonts w:ascii="宋体" w:eastAsia="宋体" w:hAnsi="宋体" w:cs="宋体" w:hint="eastAsia"/>
               <w:szCs w:val="24"/>
             </w:rPr>
             <w:instrText xml:space="preserve"> HYPERLINK \l _Toc10171 </w:instrText>
           </w:r>
           <w:r>
             <w:rPr>
-              <w:rFonts w:hint="eastAsia" w:ascii="宋体" w:hAnsi="宋体" w:eastAsia="宋体" w:cs="宋体"/>
+              <w:rFonts w:ascii="宋体" w:eastAsia="宋体" w:hAnsi="宋体" w:cs="宋体" w:hint="eastAsia"/>
               <w:szCs w:val="24"/>
             </w:rPr>
             <w:fldChar w:fldCharType="separate"/>
@@ -2562,7 +2536,7 @@
           </w:r>
           <w:r>
             <w:rPr>
-              <w:rFonts w:hint="eastAsia" w:ascii="宋体" w:hAnsi="宋体" w:eastAsia="宋体" w:cs="宋体"/>
+              <w:rFonts w:ascii="宋体" w:eastAsia="宋体" w:hAnsi="宋体" w:cs="宋体" w:hint="eastAsia"/>
               <w:szCs w:val="24"/>
             </w:rPr>
             <w:fldChar w:fldCharType="end"/>
@@ -2570,28 +2544,28 @@
         </w:p>
         <w:p>
           <w:pPr>
-            <w:pStyle w:val="16"/>
+            <w:pStyle w:val="TOC1"/>
             <w:tabs>
               <w:tab w:val="right" w:leader="dot" w:pos="8306"/>
             </w:tabs>
           </w:pPr>
           <w:r>
             <w:rPr>
-              <w:rFonts w:hint="eastAsia" w:ascii="宋体" w:hAnsi="宋体" w:eastAsia="宋体" w:cs="宋体"/>
+              <w:rFonts w:ascii="宋体" w:eastAsia="宋体" w:hAnsi="宋体" w:cs="宋体" w:hint="eastAsia"/>
               <w:szCs w:val="24"/>
             </w:rPr>
             <w:fldChar w:fldCharType="begin"/>
           </w:r>
           <w:r>
             <w:rPr>
-              <w:rFonts w:hint="eastAsia" w:ascii="宋体" w:hAnsi="宋体" w:eastAsia="宋体" w:cs="宋体"/>
+              <w:rFonts w:ascii="宋体" w:eastAsia="宋体" w:hAnsi="宋体" w:cs="宋体" w:hint="eastAsia"/>
               <w:szCs w:val="24"/>
             </w:rPr>
             <w:instrText xml:space="preserve"> HYPERLINK \l _Toc28216 </w:instrText>
           </w:r>
           <w:r>
             <w:rPr>
-              <w:rFonts w:hint="eastAsia" w:ascii="宋体" w:hAnsi="宋体" w:eastAsia="宋体" w:cs="宋体"/>
+              <w:rFonts w:ascii="宋体" w:eastAsia="宋体" w:hAnsi="宋体" w:cs="宋体" w:hint="eastAsia"/>
               <w:szCs w:val="24"/>
             </w:rPr>
             <w:fldChar w:fldCharType="separate"/>
@@ -2623,7 +2597,7 @@
           </w:r>
           <w:r>
             <w:rPr>
-              <w:rFonts w:hint="eastAsia" w:ascii="宋体" w:hAnsi="宋体" w:eastAsia="宋体" w:cs="宋体"/>
+              <w:rFonts w:ascii="宋体" w:eastAsia="宋体" w:hAnsi="宋体" w:cs="宋体" w:hint="eastAsia"/>
               <w:szCs w:val="24"/>
             </w:rPr>
             <w:fldChar w:fldCharType="end"/>
@@ -2631,28 +2605,28 @@
         </w:p>
         <w:p>
           <w:pPr>
-            <w:pStyle w:val="16"/>
+            <w:pStyle w:val="TOC1"/>
             <w:tabs>
               <w:tab w:val="right" w:leader="dot" w:pos="8306"/>
             </w:tabs>
           </w:pPr>
           <w:r>
             <w:rPr>
-              <w:rFonts w:hint="eastAsia" w:ascii="宋体" w:hAnsi="宋体" w:eastAsia="宋体" w:cs="宋体"/>
+              <w:rFonts w:ascii="宋体" w:eastAsia="宋体" w:hAnsi="宋体" w:cs="宋体" w:hint="eastAsia"/>
               <w:szCs w:val="24"/>
             </w:rPr>
             <w:fldChar w:fldCharType="begin"/>
           </w:r>
           <w:r>
             <w:rPr>
-              <w:rFonts w:hint="eastAsia" w:ascii="宋体" w:hAnsi="宋体" w:eastAsia="宋体" w:cs="宋体"/>
+              <w:rFonts w:ascii="宋体" w:eastAsia="宋体" w:hAnsi="宋体" w:cs="宋体" w:hint="eastAsia"/>
               <w:szCs w:val="24"/>
             </w:rPr>
             <w:instrText xml:space="preserve"> HYPERLINK \l _Toc22052 </w:instrText>
           </w:r>
           <w:r>
             <w:rPr>
-              <w:rFonts w:hint="eastAsia" w:ascii="宋体" w:hAnsi="宋体" w:eastAsia="宋体" w:cs="宋体"/>
+              <w:rFonts w:ascii="宋体" w:eastAsia="宋体" w:hAnsi="宋体" w:cs="宋体" w:hint="eastAsia"/>
               <w:szCs w:val="24"/>
             </w:rPr>
             <w:fldChar w:fldCharType="separate"/>
@@ -2684,7 +2658,7 @@
           </w:r>
           <w:r>
             <w:rPr>
-              <w:rFonts w:hint="eastAsia" w:ascii="宋体" w:hAnsi="宋体" w:eastAsia="宋体" w:cs="宋体"/>
+              <w:rFonts w:ascii="宋体" w:eastAsia="宋体" w:hAnsi="宋体" w:cs="宋体" w:hint="eastAsia"/>
               <w:szCs w:val="24"/>
             </w:rPr>
             <w:fldChar w:fldCharType="end"/>
@@ -2692,28 +2666,28 @@
         </w:p>
         <w:p>
           <w:pPr>
-            <w:pStyle w:val="17"/>
+            <w:pStyle w:val="TOC2"/>
             <w:tabs>
               <w:tab w:val="right" w:leader="dot" w:pos="8306"/>
             </w:tabs>
           </w:pPr>
           <w:r>
             <w:rPr>
-              <w:rFonts w:hint="eastAsia" w:ascii="宋体" w:hAnsi="宋体" w:eastAsia="宋体" w:cs="宋体"/>
+              <w:rFonts w:ascii="宋体" w:eastAsia="宋体" w:hAnsi="宋体" w:cs="宋体" w:hint="eastAsia"/>
               <w:szCs w:val="24"/>
             </w:rPr>
             <w:fldChar w:fldCharType="begin"/>
           </w:r>
           <w:r>
             <w:rPr>
-              <w:rFonts w:hint="eastAsia" w:ascii="宋体" w:hAnsi="宋体" w:eastAsia="宋体" w:cs="宋体"/>
+              <w:rFonts w:ascii="宋体" w:eastAsia="宋体" w:hAnsi="宋体" w:cs="宋体" w:hint="eastAsia"/>
               <w:szCs w:val="24"/>
             </w:rPr>
             <w:instrText xml:space="preserve"> HYPERLINK \l _Toc3688 </w:instrText>
           </w:r>
           <w:r>
             <w:rPr>
-              <w:rFonts w:hint="eastAsia" w:ascii="宋体" w:hAnsi="宋体" w:eastAsia="宋体" w:cs="宋体"/>
+              <w:rFonts w:ascii="宋体" w:eastAsia="宋体" w:hAnsi="宋体" w:cs="宋体" w:hint="eastAsia"/>
               <w:szCs w:val="24"/>
             </w:rPr>
             <w:fldChar w:fldCharType="separate"/>
@@ -2745,7 +2719,7 @@
           </w:r>
           <w:r>
             <w:rPr>
-              <w:rFonts w:hint="eastAsia" w:ascii="宋体" w:hAnsi="宋体" w:eastAsia="宋体" w:cs="宋体"/>
+              <w:rFonts w:ascii="宋体" w:eastAsia="宋体" w:hAnsi="宋体" w:cs="宋体" w:hint="eastAsia"/>
               <w:szCs w:val="24"/>
             </w:rPr>
             <w:fldChar w:fldCharType="end"/>
@@ -2753,28 +2727,28 @@
         </w:p>
         <w:p>
           <w:pPr>
-            <w:pStyle w:val="17"/>
+            <w:pStyle w:val="TOC2"/>
             <w:tabs>
               <w:tab w:val="right" w:leader="dot" w:pos="8306"/>
             </w:tabs>
           </w:pPr>
           <w:r>
             <w:rPr>
-              <w:rFonts w:hint="eastAsia" w:ascii="宋体" w:hAnsi="宋体" w:eastAsia="宋体" w:cs="宋体"/>
+              <w:rFonts w:ascii="宋体" w:eastAsia="宋体" w:hAnsi="宋体" w:cs="宋体" w:hint="eastAsia"/>
               <w:szCs w:val="24"/>
             </w:rPr>
             <w:fldChar w:fldCharType="begin"/>
           </w:r>
           <w:r>
             <w:rPr>
-              <w:rFonts w:hint="eastAsia" w:ascii="宋体" w:hAnsi="宋体" w:eastAsia="宋体" w:cs="宋体"/>
+              <w:rFonts w:ascii="宋体" w:eastAsia="宋体" w:hAnsi="宋体" w:cs="宋体" w:hint="eastAsia"/>
               <w:szCs w:val="24"/>
             </w:rPr>
             <w:instrText xml:space="preserve"> HYPERLINK \l _Toc28404 </w:instrText>
           </w:r>
           <w:r>
             <w:rPr>
-              <w:rFonts w:hint="eastAsia" w:ascii="宋体" w:hAnsi="宋体" w:eastAsia="宋体" w:cs="宋体"/>
+              <w:rFonts w:ascii="宋体" w:eastAsia="宋体" w:hAnsi="宋体" w:cs="宋体" w:hint="eastAsia"/>
               <w:szCs w:val="24"/>
             </w:rPr>
             <w:fldChar w:fldCharType="separate"/>
@@ -2806,7 +2780,7 @@
           </w:r>
           <w:r>
             <w:rPr>
-              <w:rFonts w:hint="eastAsia" w:ascii="宋体" w:hAnsi="宋体" w:eastAsia="宋体" w:cs="宋体"/>
+              <w:rFonts w:ascii="宋体" w:eastAsia="宋体" w:hAnsi="宋体" w:cs="宋体" w:hint="eastAsia"/>
               <w:szCs w:val="24"/>
             </w:rPr>
             <w:fldChar w:fldCharType="end"/>
@@ -2814,28 +2788,28 @@
         </w:p>
         <w:p>
           <w:pPr>
-            <w:pStyle w:val="17"/>
+            <w:pStyle w:val="TOC2"/>
             <w:tabs>
               <w:tab w:val="right" w:leader="dot" w:pos="8306"/>
             </w:tabs>
           </w:pPr>
           <w:r>
             <w:rPr>
-              <w:rFonts w:hint="eastAsia" w:ascii="宋体" w:hAnsi="宋体" w:eastAsia="宋体" w:cs="宋体"/>
+              <w:rFonts w:ascii="宋体" w:eastAsia="宋体" w:hAnsi="宋体" w:cs="宋体" w:hint="eastAsia"/>
               <w:szCs w:val="24"/>
             </w:rPr>
             <w:fldChar w:fldCharType="begin"/>
           </w:r>
           <w:r>
             <w:rPr>
-              <w:rFonts w:hint="eastAsia" w:ascii="宋体" w:hAnsi="宋体" w:eastAsia="宋体" w:cs="宋体"/>
+              <w:rFonts w:ascii="宋体" w:eastAsia="宋体" w:hAnsi="宋体" w:cs="宋体" w:hint="eastAsia"/>
               <w:szCs w:val="24"/>
             </w:rPr>
             <w:instrText xml:space="preserve"> HYPERLINK \l _Toc25844 </w:instrText>
           </w:r>
           <w:r>
             <w:rPr>
-              <w:rFonts w:hint="eastAsia" w:ascii="宋体" w:hAnsi="宋体" w:eastAsia="宋体" w:cs="宋体"/>
+              <w:rFonts w:ascii="宋体" w:eastAsia="宋体" w:hAnsi="宋体" w:cs="宋体" w:hint="eastAsia"/>
               <w:szCs w:val="24"/>
             </w:rPr>
             <w:fldChar w:fldCharType="separate"/>
@@ -2867,7 +2841,7 @@
           </w:r>
           <w:r>
             <w:rPr>
-              <w:rFonts w:hint="eastAsia" w:ascii="宋体" w:hAnsi="宋体" w:eastAsia="宋体" w:cs="宋体"/>
+              <w:rFonts w:ascii="宋体" w:eastAsia="宋体" w:hAnsi="宋体" w:cs="宋体" w:hint="eastAsia"/>
               <w:szCs w:val="24"/>
             </w:rPr>
             <w:fldChar w:fldCharType="end"/>
@@ -2875,28 +2849,28 @@
         </w:p>
         <w:p>
           <w:pPr>
-            <w:pStyle w:val="17"/>
+            <w:pStyle w:val="TOC2"/>
             <w:tabs>
               <w:tab w:val="right" w:leader="dot" w:pos="8306"/>
             </w:tabs>
           </w:pPr>
           <w:r>
             <w:rPr>
-              <w:rFonts w:hint="eastAsia" w:ascii="宋体" w:hAnsi="宋体" w:eastAsia="宋体" w:cs="宋体"/>
+              <w:rFonts w:ascii="宋体" w:eastAsia="宋体" w:hAnsi="宋体" w:cs="宋体" w:hint="eastAsia"/>
               <w:szCs w:val="24"/>
             </w:rPr>
             <w:fldChar w:fldCharType="begin"/>
           </w:r>
           <w:r>
             <w:rPr>
-              <w:rFonts w:hint="eastAsia" w:ascii="宋体" w:hAnsi="宋体" w:eastAsia="宋体" w:cs="宋体"/>
+              <w:rFonts w:ascii="宋体" w:eastAsia="宋体" w:hAnsi="宋体" w:cs="宋体" w:hint="eastAsia"/>
               <w:szCs w:val="24"/>
             </w:rPr>
             <w:instrText xml:space="preserve"> HYPERLINK \l _Toc24824 </w:instrText>
           </w:r>
           <w:r>
             <w:rPr>
-              <w:rFonts w:hint="eastAsia" w:ascii="宋体" w:hAnsi="宋体" w:eastAsia="宋体" w:cs="宋体"/>
+              <w:rFonts w:ascii="宋体" w:eastAsia="宋体" w:hAnsi="宋体" w:cs="宋体" w:hint="eastAsia"/>
               <w:szCs w:val="24"/>
             </w:rPr>
             <w:fldChar w:fldCharType="separate"/>
@@ -2928,7 +2902,7 @@
           </w:r>
           <w:r>
             <w:rPr>
-              <w:rFonts w:hint="eastAsia" w:ascii="宋体" w:hAnsi="宋体" w:eastAsia="宋体" w:cs="宋体"/>
+              <w:rFonts w:ascii="宋体" w:eastAsia="宋体" w:hAnsi="宋体" w:cs="宋体" w:hint="eastAsia"/>
               <w:szCs w:val="24"/>
             </w:rPr>
             <w:fldChar w:fldCharType="end"/>
@@ -2936,28 +2910,28 @@
         </w:p>
         <w:p>
           <w:pPr>
-            <w:pStyle w:val="16"/>
+            <w:pStyle w:val="TOC1"/>
             <w:tabs>
               <w:tab w:val="right" w:leader="dot" w:pos="8306"/>
             </w:tabs>
           </w:pPr>
           <w:r>
             <w:rPr>
-              <w:rFonts w:hint="eastAsia" w:ascii="宋体" w:hAnsi="宋体" w:eastAsia="宋体" w:cs="宋体"/>
+              <w:rFonts w:ascii="宋体" w:eastAsia="宋体" w:hAnsi="宋体" w:cs="宋体" w:hint="eastAsia"/>
               <w:szCs w:val="24"/>
             </w:rPr>
             <w:fldChar w:fldCharType="begin"/>
           </w:r>
           <w:r>
             <w:rPr>
-              <w:rFonts w:hint="eastAsia" w:ascii="宋体" w:hAnsi="宋体" w:eastAsia="宋体" w:cs="宋体"/>
+              <w:rFonts w:ascii="宋体" w:eastAsia="宋体" w:hAnsi="宋体" w:cs="宋体" w:hint="eastAsia"/>
               <w:szCs w:val="24"/>
             </w:rPr>
             <w:instrText xml:space="preserve"> HYPERLINK \l _Toc9237 </w:instrText>
           </w:r>
           <w:r>
             <w:rPr>
-              <w:rFonts w:hint="eastAsia" w:ascii="宋体" w:hAnsi="宋体" w:eastAsia="宋体" w:cs="宋体"/>
+              <w:rFonts w:ascii="宋体" w:eastAsia="宋体" w:hAnsi="宋体" w:cs="宋体" w:hint="eastAsia"/>
               <w:szCs w:val="24"/>
             </w:rPr>
             <w:fldChar w:fldCharType="separate"/>
@@ -2989,7 +2963,7 @@
           </w:r>
           <w:r>
             <w:rPr>
-              <w:rFonts w:hint="eastAsia" w:ascii="宋体" w:hAnsi="宋体" w:eastAsia="宋体" w:cs="宋体"/>
+              <w:rFonts w:ascii="宋体" w:eastAsia="宋体" w:hAnsi="宋体" w:cs="宋体" w:hint="eastAsia"/>
               <w:szCs w:val="24"/>
             </w:rPr>
             <w:fldChar w:fldCharType="end"/>
@@ -2997,28 +2971,28 @@
         </w:p>
         <w:p>
           <w:pPr>
-            <w:pStyle w:val="17"/>
+            <w:pStyle w:val="TOC2"/>
             <w:tabs>
               <w:tab w:val="right" w:leader="dot" w:pos="8306"/>
             </w:tabs>
           </w:pPr>
           <w:r>
             <w:rPr>
-              <w:rFonts w:hint="eastAsia" w:ascii="宋体" w:hAnsi="宋体" w:eastAsia="宋体" w:cs="宋体"/>
+              <w:rFonts w:ascii="宋体" w:eastAsia="宋体" w:hAnsi="宋体" w:cs="宋体" w:hint="eastAsia"/>
               <w:szCs w:val="24"/>
             </w:rPr>
             <w:fldChar w:fldCharType="begin"/>
           </w:r>
           <w:r>
             <w:rPr>
-              <w:rFonts w:hint="eastAsia" w:ascii="宋体" w:hAnsi="宋体" w:eastAsia="宋体" w:cs="宋体"/>
+              <w:rFonts w:ascii="宋体" w:eastAsia="宋体" w:hAnsi="宋体" w:cs="宋体" w:hint="eastAsia"/>
               <w:szCs w:val="24"/>
             </w:rPr>
             <w:instrText xml:space="preserve"> HYPERLINK \l _Toc435 </w:instrText>
           </w:r>
           <w:r>
             <w:rPr>
-              <w:rFonts w:hint="eastAsia" w:ascii="宋体" w:hAnsi="宋体" w:eastAsia="宋体" w:cs="宋体"/>
+              <w:rFonts w:ascii="宋体" w:eastAsia="宋体" w:hAnsi="宋体" w:cs="宋体" w:hint="eastAsia"/>
               <w:szCs w:val="24"/>
             </w:rPr>
             <w:fldChar w:fldCharType="separate"/>
@@ -3050,7 +3024,7 @@
           </w:r>
           <w:r>
             <w:rPr>
-              <w:rFonts w:hint="eastAsia" w:ascii="宋体" w:hAnsi="宋体" w:eastAsia="宋体" w:cs="宋体"/>
+              <w:rFonts w:ascii="宋体" w:eastAsia="宋体" w:hAnsi="宋体" w:cs="宋体" w:hint="eastAsia"/>
               <w:szCs w:val="24"/>
             </w:rPr>
             <w:fldChar w:fldCharType="end"/>
@@ -3058,28 +3032,28 @@
         </w:p>
         <w:p>
           <w:pPr>
-            <w:pStyle w:val="17"/>
+            <w:pStyle w:val="TOC2"/>
             <w:tabs>
               <w:tab w:val="right" w:leader="dot" w:pos="8306"/>
             </w:tabs>
           </w:pPr>
           <w:r>
             <w:rPr>
-              <w:rFonts w:hint="eastAsia" w:ascii="宋体" w:hAnsi="宋体" w:eastAsia="宋体" w:cs="宋体"/>
+              <w:rFonts w:ascii="宋体" w:eastAsia="宋体" w:hAnsi="宋体" w:cs="宋体" w:hint="eastAsia"/>
               <w:szCs w:val="24"/>
             </w:rPr>
             <w:fldChar w:fldCharType="begin"/>
           </w:r>
           <w:r>
             <w:rPr>
-              <w:rFonts w:hint="eastAsia" w:ascii="宋体" w:hAnsi="宋体" w:eastAsia="宋体" w:cs="宋体"/>
+              <w:rFonts w:ascii="宋体" w:eastAsia="宋体" w:hAnsi="宋体" w:cs="宋体" w:hint="eastAsia"/>
               <w:szCs w:val="24"/>
             </w:rPr>
             <w:instrText xml:space="preserve"> HYPERLINK \l _Toc20132 </w:instrText>
           </w:r>
           <w:r>
             <w:rPr>
-              <w:rFonts w:hint="eastAsia" w:ascii="宋体" w:hAnsi="宋体" w:eastAsia="宋体" w:cs="宋体"/>
+              <w:rFonts w:ascii="宋体" w:eastAsia="宋体" w:hAnsi="宋体" w:cs="宋体" w:hint="eastAsia"/>
               <w:szCs w:val="24"/>
             </w:rPr>
             <w:fldChar w:fldCharType="separate"/>
@@ -3111,7 +3085,7 @@
           </w:r>
           <w:r>
             <w:rPr>
-              <w:rFonts w:hint="eastAsia" w:ascii="宋体" w:hAnsi="宋体" w:eastAsia="宋体" w:cs="宋体"/>
+              <w:rFonts w:ascii="宋体" w:eastAsia="宋体" w:hAnsi="宋体" w:cs="宋体" w:hint="eastAsia"/>
               <w:szCs w:val="24"/>
             </w:rPr>
             <w:fldChar w:fldCharType="end"/>
@@ -3119,28 +3093,28 @@
         </w:p>
         <w:p>
           <w:pPr>
-            <w:pStyle w:val="16"/>
+            <w:pStyle w:val="TOC1"/>
             <w:tabs>
               <w:tab w:val="right" w:leader="dot" w:pos="8306"/>
             </w:tabs>
           </w:pPr>
           <w:r>
             <w:rPr>
-              <w:rFonts w:hint="eastAsia" w:ascii="宋体" w:hAnsi="宋体" w:eastAsia="宋体" w:cs="宋体"/>
+              <w:rFonts w:ascii="宋体" w:eastAsia="宋体" w:hAnsi="宋体" w:cs="宋体" w:hint="eastAsia"/>
               <w:szCs w:val="24"/>
             </w:rPr>
             <w:fldChar w:fldCharType="begin"/>
           </w:r>
           <w:r>
             <w:rPr>
-              <w:rFonts w:hint="eastAsia" w:ascii="宋体" w:hAnsi="宋体" w:eastAsia="宋体" w:cs="宋体"/>
+              <w:rFonts w:ascii="宋体" w:eastAsia="宋体" w:hAnsi="宋体" w:cs="宋体" w:hint="eastAsia"/>
               <w:szCs w:val="24"/>
             </w:rPr>
             <w:instrText xml:space="preserve"> HYPERLINK \l _Toc26208 </w:instrText>
           </w:r>
           <w:r>
             <w:rPr>
-              <w:rFonts w:hint="eastAsia" w:ascii="宋体" w:hAnsi="宋体" w:eastAsia="宋体" w:cs="宋体"/>
+              <w:rFonts w:ascii="宋体" w:eastAsia="宋体" w:hAnsi="宋体" w:cs="宋体" w:hint="eastAsia"/>
               <w:szCs w:val="24"/>
             </w:rPr>
             <w:fldChar w:fldCharType="separate"/>
@@ -3172,7 +3146,7 @@
           </w:r>
           <w:r>
             <w:rPr>
-              <w:rFonts w:hint="eastAsia" w:ascii="宋体" w:hAnsi="宋体" w:eastAsia="宋体" w:cs="宋体"/>
+              <w:rFonts w:ascii="宋体" w:eastAsia="宋体" w:hAnsi="宋体" w:cs="宋体" w:hint="eastAsia"/>
               <w:szCs w:val="24"/>
             </w:rPr>
             <w:fldChar w:fldCharType="end"/>
@@ -3180,28 +3154,28 @@
         </w:p>
         <w:p>
           <w:pPr>
-            <w:pStyle w:val="17"/>
+            <w:pStyle w:val="TOC2"/>
             <w:tabs>
               <w:tab w:val="right" w:leader="dot" w:pos="8306"/>
             </w:tabs>
           </w:pPr>
           <w:r>
             <w:rPr>
-              <w:rFonts w:hint="eastAsia" w:ascii="宋体" w:hAnsi="宋体" w:eastAsia="宋体" w:cs="宋体"/>
+              <w:rFonts w:ascii="宋体" w:eastAsia="宋体" w:hAnsi="宋体" w:cs="宋体" w:hint="eastAsia"/>
               <w:szCs w:val="24"/>
             </w:rPr>
             <w:fldChar w:fldCharType="begin"/>
           </w:r>
           <w:r>
             <w:rPr>
-              <w:rFonts w:hint="eastAsia" w:ascii="宋体" w:hAnsi="宋体" w:eastAsia="宋体" w:cs="宋体"/>
+              <w:rFonts w:ascii="宋体" w:eastAsia="宋体" w:hAnsi="宋体" w:cs="宋体" w:hint="eastAsia"/>
               <w:szCs w:val="24"/>
             </w:rPr>
             <w:instrText xml:space="preserve"> HYPERLINK \l _Toc21426 </w:instrText>
           </w:r>
           <w:r>
             <w:rPr>
-              <w:rFonts w:hint="eastAsia" w:ascii="宋体" w:hAnsi="宋体" w:eastAsia="宋体" w:cs="宋体"/>
+              <w:rFonts w:ascii="宋体" w:eastAsia="宋体" w:hAnsi="宋体" w:cs="宋体" w:hint="eastAsia"/>
               <w:szCs w:val="24"/>
             </w:rPr>
             <w:fldChar w:fldCharType="separate"/>
@@ -3233,7 +3207,7 @@
           </w:r>
           <w:r>
             <w:rPr>
-              <w:rFonts w:hint="eastAsia" w:ascii="宋体" w:hAnsi="宋体" w:eastAsia="宋体" w:cs="宋体"/>
+              <w:rFonts w:ascii="宋体" w:eastAsia="宋体" w:hAnsi="宋体" w:cs="宋体" w:hint="eastAsia"/>
               <w:szCs w:val="24"/>
             </w:rPr>
             <w:fldChar w:fldCharType="end"/>
@@ -3241,28 +3215,28 @@
         </w:p>
         <w:p>
           <w:pPr>
-            <w:pStyle w:val="17"/>
+            <w:pStyle w:val="TOC2"/>
             <w:tabs>
               <w:tab w:val="right" w:leader="dot" w:pos="8306"/>
             </w:tabs>
           </w:pPr>
           <w:r>
             <w:rPr>
-              <w:rFonts w:hint="eastAsia" w:ascii="宋体" w:hAnsi="宋体" w:eastAsia="宋体" w:cs="宋体"/>
+              <w:rFonts w:ascii="宋体" w:eastAsia="宋体" w:hAnsi="宋体" w:cs="宋体" w:hint="eastAsia"/>
               <w:szCs w:val="24"/>
             </w:rPr>
             <w:fldChar w:fldCharType="begin"/>
           </w:r>
           <w:r>
             <w:rPr>
-              <w:rFonts w:hint="eastAsia" w:ascii="宋体" w:hAnsi="宋体" w:eastAsia="宋体" w:cs="宋体"/>
+              <w:rFonts w:ascii="宋体" w:eastAsia="宋体" w:hAnsi="宋体" w:cs="宋体" w:hint="eastAsia"/>
               <w:szCs w:val="24"/>
             </w:rPr>
             <w:instrText xml:space="preserve"> HYPERLINK \l _Toc7581 </w:instrText>
           </w:r>
           <w:r>
             <w:rPr>
-              <w:rFonts w:hint="eastAsia" w:ascii="宋体" w:hAnsi="宋体" w:eastAsia="宋体" w:cs="宋体"/>
+              <w:rFonts w:ascii="宋体" w:eastAsia="宋体" w:hAnsi="宋体" w:cs="宋体" w:hint="eastAsia"/>
               <w:szCs w:val="24"/>
             </w:rPr>
             <w:fldChar w:fldCharType="separate"/>
@@ -3294,7 +3268,7 @@
           </w:r>
           <w:r>
             <w:rPr>
-              <w:rFonts w:hint="eastAsia" w:ascii="宋体" w:hAnsi="宋体" w:eastAsia="宋体" w:cs="宋体"/>
+              <w:rFonts w:ascii="宋体" w:eastAsia="宋体" w:hAnsi="宋体" w:cs="宋体" w:hint="eastAsia"/>
               <w:szCs w:val="24"/>
             </w:rPr>
             <w:fldChar w:fldCharType="end"/>
@@ -3302,28 +3276,28 @@
         </w:p>
         <w:p>
           <w:pPr>
-            <w:pStyle w:val="17"/>
+            <w:pStyle w:val="TOC2"/>
             <w:tabs>
               <w:tab w:val="right" w:leader="dot" w:pos="8306"/>
             </w:tabs>
           </w:pPr>
           <w:r>
             <w:rPr>
-              <w:rFonts w:hint="eastAsia" w:ascii="宋体" w:hAnsi="宋体" w:eastAsia="宋体" w:cs="宋体"/>
+              <w:rFonts w:ascii="宋体" w:eastAsia="宋体" w:hAnsi="宋体" w:cs="宋体" w:hint="eastAsia"/>
               <w:szCs w:val="24"/>
             </w:rPr>
             <w:fldChar w:fldCharType="begin"/>
           </w:r>
           <w:r>
             <w:rPr>
-              <w:rFonts w:hint="eastAsia" w:ascii="宋体" w:hAnsi="宋体" w:eastAsia="宋体" w:cs="宋体"/>
+              <w:rFonts w:ascii="宋体" w:eastAsia="宋体" w:hAnsi="宋体" w:cs="宋体" w:hint="eastAsia"/>
               <w:szCs w:val="24"/>
             </w:rPr>
             <w:instrText xml:space="preserve"> HYPERLINK \l _Toc15337 </w:instrText>
           </w:r>
           <w:r>
             <w:rPr>
-              <w:rFonts w:hint="eastAsia" w:ascii="宋体" w:hAnsi="宋体" w:eastAsia="宋体" w:cs="宋体"/>
+              <w:rFonts w:ascii="宋体" w:eastAsia="宋体" w:hAnsi="宋体" w:cs="宋体" w:hint="eastAsia"/>
               <w:szCs w:val="24"/>
             </w:rPr>
             <w:fldChar w:fldCharType="separate"/>
@@ -3355,7 +3329,7 @@
           </w:r>
           <w:r>
             <w:rPr>
-              <w:rFonts w:hint="eastAsia" w:ascii="宋体" w:hAnsi="宋体" w:eastAsia="宋体" w:cs="宋体"/>
+              <w:rFonts w:ascii="宋体" w:eastAsia="宋体" w:hAnsi="宋体" w:cs="宋体" w:hint="eastAsia"/>
               <w:szCs w:val="24"/>
             </w:rPr>
             <w:fldChar w:fldCharType="end"/>
@@ -3363,28 +3337,28 @@
         </w:p>
         <w:p>
           <w:pPr>
-            <w:pStyle w:val="17"/>
+            <w:pStyle w:val="TOC2"/>
             <w:tabs>
               <w:tab w:val="right" w:leader="dot" w:pos="8306"/>
             </w:tabs>
           </w:pPr>
           <w:r>
             <w:rPr>
-              <w:rFonts w:hint="eastAsia" w:ascii="宋体" w:hAnsi="宋体" w:eastAsia="宋体" w:cs="宋体"/>
+              <w:rFonts w:ascii="宋体" w:eastAsia="宋体" w:hAnsi="宋体" w:cs="宋体" w:hint="eastAsia"/>
               <w:szCs w:val="24"/>
             </w:rPr>
             <w:fldChar w:fldCharType="begin"/>
           </w:r>
           <w:r>
             <w:rPr>
-              <w:rFonts w:hint="eastAsia" w:ascii="宋体" w:hAnsi="宋体" w:eastAsia="宋体" w:cs="宋体"/>
+              <w:rFonts w:ascii="宋体" w:eastAsia="宋体" w:hAnsi="宋体" w:cs="宋体" w:hint="eastAsia"/>
               <w:szCs w:val="24"/>
             </w:rPr>
             <w:instrText xml:space="preserve"> HYPERLINK \l _Toc6091 </w:instrText>
           </w:r>
           <w:r>
             <w:rPr>
-              <w:rFonts w:hint="eastAsia" w:ascii="宋体" w:hAnsi="宋体" w:eastAsia="宋体" w:cs="宋体"/>
+              <w:rFonts w:ascii="宋体" w:eastAsia="宋体" w:hAnsi="宋体" w:cs="宋体" w:hint="eastAsia"/>
               <w:szCs w:val="24"/>
             </w:rPr>
             <w:fldChar w:fldCharType="separate"/>
@@ -3416,7 +3390,7 @@
           </w:r>
           <w:r>
             <w:rPr>
-              <w:rFonts w:hint="eastAsia" w:ascii="宋体" w:hAnsi="宋体" w:eastAsia="宋体" w:cs="宋体"/>
+              <w:rFonts w:ascii="宋体" w:eastAsia="宋体" w:hAnsi="宋体" w:cs="宋体" w:hint="eastAsia"/>
               <w:szCs w:val="24"/>
             </w:rPr>
             <w:fldChar w:fldCharType="end"/>
@@ -3424,28 +3398,28 @@
         </w:p>
         <w:p>
           <w:pPr>
-            <w:pStyle w:val="16"/>
+            <w:pStyle w:val="TOC1"/>
             <w:tabs>
               <w:tab w:val="right" w:leader="dot" w:pos="8306"/>
             </w:tabs>
           </w:pPr>
           <w:r>
             <w:rPr>
-              <w:rFonts w:hint="eastAsia" w:ascii="宋体" w:hAnsi="宋体" w:eastAsia="宋体" w:cs="宋体"/>
+              <w:rFonts w:ascii="宋体" w:eastAsia="宋体" w:hAnsi="宋体" w:cs="宋体" w:hint="eastAsia"/>
               <w:szCs w:val="24"/>
             </w:rPr>
             <w:fldChar w:fldCharType="begin"/>
           </w:r>
           <w:r>
             <w:rPr>
-              <w:rFonts w:hint="eastAsia" w:ascii="宋体" w:hAnsi="宋体" w:eastAsia="宋体" w:cs="宋体"/>
+              <w:rFonts w:ascii="宋体" w:eastAsia="宋体" w:hAnsi="宋体" w:cs="宋体" w:hint="eastAsia"/>
               <w:szCs w:val="24"/>
             </w:rPr>
             <w:instrText xml:space="preserve"> HYPERLINK \l _Toc7939 </w:instrText>
           </w:r>
           <w:r>
             <w:rPr>
-              <w:rFonts w:hint="eastAsia" w:ascii="宋体" w:hAnsi="宋体" w:eastAsia="宋体" w:cs="宋体"/>
+              <w:rFonts w:ascii="宋体" w:eastAsia="宋体" w:hAnsi="宋体" w:cs="宋体" w:hint="eastAsia"/>
               <w:szCs w:val="24"/>
             </w:rPr>
             <w:fldChar w:fldCharType="separate"/>
@@ -3477,7 +3451,7 @@
           </w:r>
           <w:r>
             <w:rPr>
-              <w:rFonts w:hint="eastAsia" w:ascii="宋体" w:hAnsi="宋体" w:eastAsia="宋体" w:cs="宋体"/>
+              <w:rFonts w:ascii="宋体" w:eastAsia="宋体" w:hAnsi="宋体" w:cs="宋体" w:hint="eastAsia"/>
               <w:szCs w:val="24"/>
             </w:rPr>
             <w:fldChar w:fldCharType="end"/>
@@ -3485,28 +3459,28 @@
         </w:p>
         <w:p>
           <w:pPr>
-            <w:pStyle w:val="16"/>
+            <w:pStyle w:val="TOC1"/>
             <w:tabs>
               <w:tab w:val="right" w:leader="dot" w:pos="8306"/>
             </w:tabs>
           </w:pPr>
           <w:r>
             <w:rPr>
-              <w:rFonts w:hint="eastAsia" w:ascii="宋体" w:hAnsi="宋体" w:eastAsia="宋体" w:cs="宋体"/>
+              <w:rFonts w:ascii="宋体" w:eastAsia="宋体" w:hAnsi="宋体" w:cs="宋体" w:hint="eastAsia"/>
               <w:szCs w:val="24"/>
             </w:rPr>
             <w:fldChar w:fldCharType="begin"/>
           </w:r>
           <w:r>
             <w:rPr>
-              <w:rFonts w:hint="eastAsia" w:ascii="宋体" w:hAnsi="宋体" w:eastAsia="宋体" w:cs="宋体"/>
+              <w:rFonts w:ascii="宋体" w:eastAsia="宋体" w:hAnsi="宋体" w:cs="宋体" w:hint="eastAsia"/>
               <w:szCs w:val="24"/>
             </w:rPr>
             <w:instrText xml:space="preserve"> HYPERLINK \l _Toc15154 </w:instrText>
           </w:r>
           <w:r>
             <w:rPr>
-              <w:rFonts w:hint="eastAsia" w:ascii="宋体" w:hAnsi="宋体" w:eastAsia="宋体" w:cs="宋体"/>
+              <w:rFonts w:ascii="宋体" w:eastAsia="宋体" w:hAnsi="宋体" w:cs="宋体" w:hint="eastAsia"/>
               <w:szCs w:val="24"/>
             </w:rPr>
             <w:fldChar w:fldCharType="separate"/>
@@ -3538,7 +3512,7 @@
           </w:r>
           <w:r>
             <w:rPr>
-              <w:rFonts w:hint="eastAsia" w:ascii="宋体" w:hAnsi="宋体" w:eastAsia="宋体" w:cs="宋体"/>
+              <w:rFonts w:ascii="宋体" w:eastAsia="宋体" w:hAnsi="宋体" w:cs="宋体" w:hint="eastAsia"/>
               <w:szCs w:val="24"/>
             </w:rPr>
             <w:fldChar w:fldCharType="end"/>
@@ -3561,7 +3535,7 @@
             <w:snapToGrid w:val="0"/>
             <w:textAlignment w:val="baseline"/>
             <w:rPr>
-              <w:rFonts w:hint="eastAsia" w:ascii="宋体" w:hAnsi="宋体" w:eastAsia="宋体" w:cs="宋体"/>
+              <w:rFonts w:ascii="宋体" w:eastAsia="宋体" w:hAnsi="宋体" w:cs="宋体" w:hint="eastAsia"/>
               <w:snapToGrid w:val="0"/>
               <w:color w:val="000000"/>
               <w:kern w:val="0"/>
@@ -3572,7 +3546,7 @@
           </w:pPr>
           <w:r>
             <w:rPr>
-              <w:rFonts w:hint="eastAsia" w:ascii="宋体" w:hAnsi="宋体" w:eastAsia="宋体" w:cs="宋体"/>
+              <w:rFonts w:ascii="宋体" w:eastAsia="宋体" w:hAnsi="宋体" w:cs="宋体" w:hint="eastAsia"/>
               <w:szCs w:val="24"/>
             </w:rPr>
             <w:fldChar w:fldCharType="end"/>
@@ -3597,7 +3571,7 @@
         <w:snapToGrid w:val="0"/>
         <w:textAlignment w:val="baseline"/>
         <w:rPr>
-          <w:rFonts w:ascii="Arial" w:hAnsi="Arial" w:eastAsia="Arial" w:cs="Arial"/>
+          <w:rFonts w:ascii="Arial" w:eastAsia="Arial" w:hAnsi="Arial" w:cs="Arial"/>
           <w:snapToGrid w:val="0"/>
           <w:color w:val="000000"/>
           <w:kern w:val="0"/>
@@ -3608,7 +3582,7 @@
       </w:pPr>
       <w:r>
         <w:rPr>
-          <w:rFonts w:ascii="Arial" w:hAnsi="Arial" w:eastAsia="Arial" w:cs="Arial"/>
+          <w:rFonts w:ascii="Arial" w:eastAsia="Arial" w:hAnsi="Arial" w:cs="Arial"/>
           <w:snapToGrid w:val="0"/>
           <w:color w:val="000000"/>
           <w:kern w:val="0"/>
@@ -3621,14 +3595,14 @@
     </w:p>
     <w:p>
       <w:pPr>
-        <w:pStyle w:val="28"/>
+        <w:pStyle w:val="1"/>
         <w:bidi w:val="0"/>
         <w:rPr>
           <w:rFonts w:hint="default"/>
           <w:lang w:val="en-US" w:eastAsia="zh-CN"/>
         </w:rPr>
       </w:pPr>
-      <w:bookmarkStart w:id="2" w:name="_Toc31345"/>
+      <w:bookmarkStart w:id="3" w:name="_Toc31345"/>
       <w:r>
         <w:rPr>
           <w:rFonts w:hint="default"/>
@@ -3636,11 +3610,11 @@
         </w:rPr>
         <w:t>目的</w:t>
       </w:r>
-      <w:bookmarkEnd w:id="2"/>
-    </w:p>
-    <w:p>
-      <w:pPr>
-        <w:pStyle w:val="29"/>
+      <w:bookmarkEnd w:id="3"/>
+    </w:p>
+    <w:p>
+      <w:pPr>
+        <w:pStyle w:val="a1"/>
         <w:bidi w:val="0"/>
         <w:rPr>
           <w:rFonts w:hint="default"/>
@@ -3657,14 +3631,14 @@
     </w:p>
     <w:p>
       <w:pPr>
-        <w:pStyle w:val="28"/>
+        <w:pStyle w:val="1"/>
         <w:bidi w:val="0"/>
         <w:rPr>
           <w:rFonts w:hint="default"/>
           <w:lang w:val="en-US" w:eastAsia="zh-CN"/>
         </w:rPr>
       </w:pPr>
-      <w:bookmarkStart w:id="3" w:name="_Toc17913"/>
+      <w:bookmarkStart w:id="4" w:name="_Toc17913"/>
       <w:r>
         <w:rPr>
           <w:rFonts w:hint="default"/>
@@ -3672,11 +3646,11 @@
         </w:rPr>
         <w:t>适用范围</w:t>
       </w:r>
-      <w:bookmarkEnd w:id="3"/>
-    </w:p>
-    <w:p>
-      <w:pPr>
-        <w:pStyle w:val="29"/>
+      <w:bookmarkEnd w:id="4"/>
+    </w:p>
+    <w:p>
+      <w:pPr>
+        <w:pStyle w:val="a1"/>
         <w:bidi w:val="0"/>
         <w:rPr>
           <w:rFonts w:hint="default"/>
@@ -3693,14 +3667,14 @@
     </w:p>
     <w:p>
       <w:pPr>
-        <w:pStyle w:val="28"/>
+        <w:pStyle w:val="1"/>
         <w:bidi w:val="0"/>
         <w:rPr>
           <w:rFonts w:hint="default"/>
           <w:lang w:val="en-US" w:eastAsia="zh-CN"/>
         </w:rPr>
       </w:pPr>
-      <w:bookmarkStart w:id="4" w:name="_Toc16394"/>
+      <w:bookmarkStart w:id="5" w:name="_Toc16394"/>
       <w:r>
         <w:rPr>
           <w:rFonts w:hint="default"/>
@@ -3708,18 +3682,18 @@
         </w:rPr>
         <w:t>定义与术语</w:t>
       </w:r>
-      <w:bookmarkEnd w:id="4"/>
-    </w:p>
-    <w:p>
-      <w:pPr>
-        <w:pStyle w:val="30"/>
+      <w:bookmarkEnd w:id="5"/>
+    </w:p>
+    <w:p>
+      <w:pPr>
+        <w:pStyle w:val="2"/>
         <w:bidi w:val="0"/>
         <w:rPr>
           <w:rFonts w:hint="default"/>
           <w:lang w:val="en-US" w:eastAsia="zh-CN"/>
         </w:rPr>
       </w:pPr>
-      <w:bookmarkStart w:id="5" w:name="_Toc6856"/>
+      <w:bookmarkStart w:id="6" w:name="_Toc6856"/>
       <w:r>
         <w:rPr>
           <w:rFonts w:hint="default"/>
@@ -3727,11 +3701,11 @@
         </w:rPr>
         <w:t>服务交付</w:t>
       </w:r>
-      <w:bookmarkEnd w:id="5"/>
-    </w:p>
-    <w:p>
-      <w:pPr>
-        <w:pStyle w:val="29"/>
+      <w:bookmarkEnd w:id="6"/>
+    </w:p>
+    <w:p>
+      <w:pPr>
+        <w:pStyle w:val="a1"/>
         <w:keepNext w:val="0"/>
         <w:keepLines w:val="0"/>
         <w:pageBreakBefore w:val="0"/>
@@ -3766,14 +3740,14 @@
     </w:p>
     <w:p>
       <w:pPr>
-        <w:pStyle w:val="30"/>
+        <w:pStyle w:val="2"/>
         <w:bidi w:val="0"/>
         <w:rPr>
           <w:rFonts w:hint="default"/>
           <w:lang w:val="en-US" w:eastAsia="zh-CN"/>
         </w:rPr>
       </w:pPr>
-      <w:bookmarkStart w:id="6" w:name="_Toc21233"/>
+      <w:bookmarkStart w:id="7" w:name="_Toc21233"/>
       <w:r>
         <w:rPr>
           <w:rFonts w:hint="default"/>
@@ -3781,11 +3755,11 @@
         </w:rPr>
         <w:t>交付物</w:t>
       </w:r>
-      <w:bookmarkEnd w:id="6"/>
-    </w:p>
-    <w:p>
-      <w:pPr>
-        <w:pStyle w:val="29"/>
+      <w:bookmarkEnd w:id="7"/>
+    </w:p>
+    <w:p>
+      <w:pPr>
+        <w:pStyle w:val="a1"/>
         <w:keepNext w:val="0"/>
         <w:keepLines w:val="0"/>
         <w:pageBreakBefore w:val="0"/>
@@ -3820,14 +3794,14 @@
     </w:p>
     <w:p>
       <w:pPr>
-        <w:pStyle w:val="30"/>
+        <w:pStyle w:val="2"/>
         <w:bidi w:val="0"/>
         <w:rPr>
           <w:rFonts w:hint="default"/>
           <w:lang w:val="en-US" w:eastAsia="zh-CN"/>
         </w:rPr>
       </w:pPr>
-      <w:bookmarkStart w:id="7" w:name="_Toc10171"/>
+      <w:bookmarkStart w:id="8" w:name="_Toc10171"/>
       <w:r>
         <w:rPr>
           <w:rFonts w:hint="default"/>
@@ -3835,11 +3809,11 @@
         </w:rPr>
         <w:t>交付经理</w:t>
       </w:r>
-      <w:bookmarkEnd w:id="7"/>
-    </w:p>
-    <w:p>
-      <w:pPr>
-        <w:pStyle w:val="29"/>
+      <w:bookmarkEnd w:id="8"/>
+    </w:p>
+    <w:p>
+      <w:pPr>
+        <w:pStyle w:val="a1"/>
         <w:keepNext w:val="0"/>
         <w:keepLines w:val="0"/>
         <w:pageBreakBefore w:val="0"/>
@@ -3874,14 +3848,14 @@
     </w:p>
     <w:p>
       <w:pPr>
-        <w:pStyle w:val="28"/>
+        <w:pStyle w:val="1"/>
         <w:bidi w:val="0"/>
         <w:rPr>
           <w:rFonts w:hint="default"/>
           <w:lang w:val="en-US" w:eastAsia="zh-CN"/>
         </w:rPr>
       </w:pPr>
-      <w:bookmarkStart w:id="8" w:name="_Toc28216"/>
+      <w:bookmarkStart w:id="9" w:name="_Toc28216"/>
       <w:r>
         <w:rPr>
           <w:rFonts w:hint="default"/>
@@ -3889,11 +3863,11 @@
         </w:rPr>
         <w:t>管理原则</w:t>
       </w:r>
-      <w:bookmarkEnd w:id="8"/>
-    </w:p>
-    <w:p>
-      <w:pPr>
-        <w:pStyle w:val="29"/>
+      <w:bookmarkEnd w:id="9"/>
+    </w:p>
+    <w:p>
+      <w:pPr>
+        <w:pStyle w:val="a1"/>
         <w:keepNext w:val="0"/>
         <w:keepLines w:val="0"/>
         <w:pageBreakBefore w:val="0"/>
@@ -3928,7 +3902,7 @@
     </w:p>
     <w:p>
       <w:pPr>
-        <w:pStyle w:val="29"/>
+        <w:pStyle w:val="a1"/>
         <w:keepNext w:val="0"/>
         <w:keepLines w:val="0"/>
         <w:pageBreakBefore w:val="0"/>
@@ -3963,7 +3937,7 @@
     </w:p>
     <w:p>
       <w:pPr>
-        <w:pStyle w:val="29"/>
+        <w:pStyle w:val="a1"/>
         <w:keepNext w:val="0"/>
         <w:keepLines w:val="0"/>
         <w:pageBreakBefore w:val="0"/>
@@ -3998,14 +3972,14 @@
     </w:p>
     <w:p>
       <w:pPr>
-        <w:pStyle w:val="28"/>
+        <w:pStyle w:val="1"/>
         <w:bidi w:val="0"/>
         <w:rPr>
           <w:rFonts w:hint="default"/>
           <w:lang w:val="en-US" w:eastAsia="zh-CN"/>
         </w:rPr>
       </w:pPr>
-      <w:bookmarkStart w:id="9" w:name="_Toc22052"/>
+      <w:bookmarkStart w:id="10" w:name="_Toc22052"/>
       <w:r>
         <w:rPr>
           <w:rFonts w:hint="default"/>
@@ -4013,18 +3987,18 @@
         </w:rPr>
         <w:t>组织与职责</w:t>
       </w:r>
-      <w:bookmarkEnd w:id="9"/>
-    </w:p>
-    <w:p>
-      <w:pPr>
-        <w:pStyle w:val="30"/>
+      <w:bookmarkEnd w:id="10"/>
+    </w:p>
+    <w:p>
+      <w:pPr>
+        <w:pStyle w:val="2"/>
         <w:bidi w:val="0"/>
         <w:rPr>
           <w:rFonts w:hint="default"/>
           <w:lang w:val="en-US" w:eastAsia="zh-CN"/>
         </w:rPr>
       </w:pPr>
-      <w:bookmarkStart w:id="10" w:name="_Toc3688"/>
+      <w:bookmarkStart w:id="11" w:name="_Toc3688"/>
       <w:r>
         <w:rPr>
           <w:rFonts w:hint="default"/>
@@ -4032,11 +4006,11 @@
         </w:rPr>
         <w:t>数智运营部</w:t>
       </w:r>
-      <w:bookmarkEnd w:id="10"/>
-    </w:p>
-    <w:p>
-      <w:pPr>
-        <w:pStyle w:val="29"/>
+      <w:bookmarkEnd w:id="11"/>
+    </w:p>
+    <w:p>
+      <w:pPr>
+        <w:pStyle w:val="a1"/>
         <w:rPr>
           <w:rFonts w:hint="default"/>
           <w:lang w:val="en-US" w:eastAsia="zh-CN"/>
@@ -4052,7 +4026,7 @@
     </w:p>
     <w:p>
       <w:pPr>
-        <w:pStyle w:val="29"/>
+        <w:pStyle w:val="a1"/>
         <w:rPr>
           <w:rFonts w:hint="default"/>
           <w:lang w:val="en-US" w:eastAsia="zh-CN"/>
@@ -4068,7 +4042,7 @@
     </w:p>
     <w:p>
       <w:pPr>
-        <w:pStyle w:val="29"/>
+        <w:pStyle w:val="a1"/>
         <w:rPr>
           <w:rFonts w:hint="default"/>
           <w:lang w:val="en-US" w:eastAsia="zh-CN"/>
@@ -4084,7 +4058,7 @@
     </w:p>
     <w:p>
       <w:pPr>
-        <w:pStyle w:val="29"/>
+        <w:pStyle w:val="a1"/>
         <w:rPr>
           <w:rFonts w:hint="default"/>
           <w:lang w:val="en-US" w:eastAsia="zh-CN"/>
@@ -4100,14 +4074,14 @@
     </w:p>
     <w:p>
       <w:pPr>
-        <w:pStyle w:val="30"/>
+        <w:pStyle w:val="2"/>
         <w:bidi w:val="0"/>
         <w:rPr>
           <w:rFonts w:hint="default"/>
           <w:lang w:val="en-US" w:eastAsia="zh-CN"/>
         </w:rPr>
       </w:pPr>
-      <w:bookmarkStart w:id="11" w:name="_Toc28404"/>
+      <w:bookmarkStart w:id="12" w:name="_Toc28404"/>
       <w:r>
         <w:rPr>
           <w:rFonts w:hint="default"/>
@@ -4115,11 +4089,11 @@
         </w:rPr>
         <w:t>质量管理部</w:t>
       </w:r>
-      <w:bookmarkEnd w:id="11"/>
-    </w:p>
-    <w:p>
-      <w:pPr>
-        <w:pStyle w:val="29"/>
+      <w:bookmarkEnd w:id="12"/>
+    </w:p>
+    <w:p>
+      <w:pPr>
+        <w:pStyle w:val="a1"/>
         <w:rPr>
           <w:rFonts w:hint="default"/>
           <w:lang w:val="en-US" w:eastAsia="zh-CN"/>
@@ -4135,7 +4109,7 @@
     </w:p>
     <w:p>
       <w:pPr>
-        <w:pStyle w:val="29"/>
+        <w:pStyle w:val="a1"/>
         <w:rPr>
           <w:rFonts w:hint="default"/>
           <w:lang w:val="en-US" w:eastAsia="zh-CN"/>
@@ -4151,7 +4125,7 @@
     </w:p>
     <w:p>
       <w:pPr>
-        <w:pStyle w:val="29"/>
+        <w:pStyle w:val="a1"/>
         <w:rPr>
           <w:rFonts w:hint="default"/>
           <w:lang w:val="en-US" w:eastAsia="zh-CN"/>
@@ -4167,14 +4141,14 @@
     </w:p>
     <w:p>
       <w:pPr>
-        <w:pStyle w:val="30"/>
+        <w:pStyle w:val="2"/>
         <w:bidi w:val="0"/>
         <w:rPr>
           <w:rFonts w:hint="default"/>
           <w:lang w:val="en-US" w:eastAsia="zh-CN"/>
         </w:rPr>
       </w:pPr>
-      <w:bookmarkStart w:id="12" w:name="_Toc25844"/>
+      <w:bookmarkStart w:id="13" w:name="_Toc25844"/>
       <w:r>
         <w:rPr>
           <w:rFonts w:hint="default"/>
@@ -4182,11 +4156,11 @@
         </w:rPr>
         <w:t>研究总院</w:t>
       </w:r>
-      <w:bookmarkEnd w:id="12"/>
-    </w:p>
-    <w:p>
-      <w:pPr>
-        <w:pStyle w:val="29"/>
+      <w:bookmarkEnd w:id="13"/>
+    </w:p>
+    <w:p>
+      <w:pPr>
+        <w:pStyle w:val="a1"/>
         <w:rPr>
           <w:rFonts w:hint="default"/>
           <w:lang w:val="en-US" w:eastAsia="zh-CN"/>
@@ -4202,7 +4176,7 @@
     </w:p>
     <w:p>
       <w:pPr>
-        <w:pStyle w:val="29"/>
+        <w:pStyle w:val="a1"/>
         <w:rPr>
           <w:rFonts w:hint="default"/>
           <w:lang w:val="en-US" w:eastAsia="zh-CN"/>
@@ -4218,14 +4192,14 @@
     </w:p>
     <w:p>
       <w:pPr>
-        <w:pStyle w:val="30"/>
+        <w:pStyle w:val="2"/>
         <w:bidi w:val="0"/>
         <w:rPr>
           <w:rFonts w:hint="default"/>
           <w:lang w:val="en-US" w:eastAsia="zh-CN"/>
         </w:rPr>
       </w:pPr>
-      <w:bookmarkStart w:id="13" w:name="_Toc24824"/>
+      <w:bookmarkStart w:id="14" w:name="_Toc24824"/>
       <w:r>
         <w:rPr>
           <w:rFonts w:hint="default"/>
@@ -4233,11 +4207,11 @@
         </w:rPr>
         <w:t>服务知识专员</w:t>
       </w:r>
-      <w:bookmarkEnd w:id="13"/>
-    </w:p>
-    <w:p>
-      <w:pPr>
-        <w:pStyle w:val="29"/>
+      <w:bookmarkEnd w:id="14"/>
+    </w:p>
+    <w:p>
+      <w:pPr>
+        <w:pStyle w:val="a1"/>
         <w:rPr>
           <w:rFonts w:hint="default"/>
           <w:lang w:val="en-US" w:eastAsia="zh-CN"/>
@@ -4253,7 +4227,7 @@
     </w:p>
     <w:p>
       <w:pPr>
-        <w:pStyle w:val="29"/>
+        <w:pStyle w:val="a1"/>
         <w:rPr>
           <w:rFonts w:hint="default"/>
           <w:lang w:val="en-US" w:eastAsia="zh-CN"/>
@@ -4269,14 +4243,14 @@
     </w:p>
     <w:p>
       <w:pPr>
-        <w:pStyle w:val="28"/>
+        <w:pStyle w:val="1"/>
         <w:bidi w:val="0"/>
         <w:rPr>
           <w:rFonts w:hint="default"/>
           <w:lang w:val="en-US" w:eastAsia="zh-CN"/>
         </w:rPr>
       </w:pPr>
-      <w:bookmarkStart w:id="14" w:name="_Toc9237"/>
+      <w:bookmarkStart w:id="15" w:name="_Toc9237"/>
       <w:r>
         <w:rPr>
           <w:rFonts w:hint="default"/>
@@ -4284,18 +4258,18 @@
         </w:rPr>
         <w:t>交付内容与方式</w:t>
       </w:r>
-      <w:bookmarkEnd w:id="14"/>
-    </w:p>
-    <w:p>
-      <w:pPr>
-        <w:pStyle w:val="30"/>
+      <w:bookmarkEnd w:id="15"/>
+    </w:p>
+    <w:p>
+      <w:pPr>
+        <w:pStyle w:val="2"/>
         <w:bidi w:val="0"/>
         <w:rPr>
           <w:rFonts w:hint="default"/>
           <w:lang w:val="en-US" w:eastAsia="zh-CN"/>
         </w:rPr>
       </w:pPr>
-      <w:bookmarkStart w:id="15" w:name="_Toc435"/>
+      <w:bookmarkStart w:id="16" w:name="_Toc435"/>
       <w:r>
         <w:rPr>
           <w:rFonts w:hint="default"/>
@@ -4303,11 +4277,11 @@
         </w:rPr>
         <w:t>交付内容</w:t>
       </w:r>
-      <w:bookmarkEnd w:id="15"/>
-    </w:p>
-    <w:p>
-      <w:pPr>
-        <w:pStyle w:val="29"/>
+      <w:bookmarkEnd w:id="16"/>
+    </w:p>
+    <w:p>
+      <w:pPr>
+        <w:pStyle w:val="a1"/>
         <w:bidi w:val="0"/>
         <w:rPr>
           <w:rFonts w:hint="default"/>
@@ -4324,7 +4298,7 @@
     </w:p>
     <w:p>
       <w:pPr>
-        <w:pStyle w:val="29"/>
+        <w:pStyle w:val="a1"/>
         <w:keepNext w:val="0"/>
         <w:keepLines w:val="0"/>
         <w:pageBreakBefore w:val="0"/>
@@ -4342,7 +4316,7 @@
         <w:bidi w:val="0"/>
         <w:adjustRightInd w:val="0"/>
         <w:snapToGrid w:val="0"/>
-        <w:ind w:left="425" w:leftChars="0" w:hanging="425" w:firstLineChars="0"/>
+        <w:ind w:left="425" w:hanging="425" w:leftChars="0" w:firstLineChars="0"/>
         <w:textAlignment w:val="baseline"/>
         <w:rPr>
           <w:rFonts w:hint="default"/>
@@ -4359,7 +4333,7 @@
     </w:p>
     <w:p>
       <w:pPr>
-        <w:pStyle w:val="29"/>
+        <w:pStyle w:val="a1"/>
         <w:keepNext w:val="0"/>
         <w:keepLines w:val="0"/>
         <w:pageBreakBefore w:val="0"/>
@@ -4377,7 +4351,7 @@
         <w:bidi w:val="0"/>
         <w:adjustRightInd w:val="0"/>
         <w:snapToGrid w:val="0"/>
-        <w:ind w:left="425" w:leftChars="0" w:hanging="425" w:firstLineChars="0"/>
+        <w:ind w:left="425" w:hanging="425" w:leftChars="0" w:firstLineChars="0"/>
         <w:textAlignment w:val="baseline"/>
         <w:rPr>
           <w:rFonts w:hint="default"/>
@@ -4394,7 +4368,7 @@
     </w:p>
     <w:p>
       <w:pPr>
-        <w:pStyle w:val="29"/>
+        <w:pStyle w:val="a1"/>
         <w:keepNext w:val="0"/>
         <w:keepLines w:val="0"/>
         <w:pageBreakBefore w:val="0"/>
@@ -4412,7 +4386,7 @@
         <w:bidi w:val="0"/>
         <w:adjustRightInd w:val="0"/>
         <w:snapToGrid w:val="0"/>
-        <w:ind w:left="425" w:leftChars="0" w:hanging="425" w:firstLineChars="0"/>
+        <w:ind w:left="425" w:hanging="425" w:leftChars="0" w:firstLineChars="0"/>
         <w:textAlignment w:val="baseline"/>
         <w:rPr>
           <w:rFonts w:hint="default"/>
@@ -4429,7 +4403,7 @@
     </w:p>
     <w:p>
       <w:pPr>
-        <w:pStyle w:val="29"/>
+        <w:pStyle w:val="a1"/>
         <w:keepNext w:val="0"/>
         <w:keepLines w:val="0"/>
         <w:pageBreakBefore w:val="0"/>
@@ -4447,7 +4421,7 @@
         <w:bidi w:val="0"/>
         <w:adjustRightInd w:val="0"/>
         <w:snapToGrid w:val="0"/>
-        <w:ind w:left="425" w:leftChars="0" w:hanging="425" w:firstLineChars="0"/>
+        <w:ind w:left="425" w:hanging="425" w:leftChars="0" w:firstLineChars="0"/>
         <w:textAlignment w:val="baseline"/>
         <w:rPr>
           <w:rFonts w:hint="default"/>
@@ -4464,7 +4438,7 @@
     </w:p>
     <w:p>
       <w:pPr>
-        <w:pStyle w:val="29"/>
+        <w:pStyle w:val="a1"/>
         <w:keepNext w:val="0"/>
         <w:keepLines w:val="0"/>
         <w:pageBreakBefore w:val="0"/>
@@ -4482,7 +4456,7 @@
         <w:bidi w:val="0"/>
         <w:adjustRightInd w:val="0"/>
         <w:snapToGrid w:val="0"/>
-        <w:ind w:left="425" w:leftChars="0" w:hanging="425" w:firstLineChars="0"/>
+        <w:ind w:left="425" w:hanging="425" w:leftChars="0" w:firstLineChars="0"/>
         <w:textAlignment w:val="baseline"/>
         <w:rPr>
           <w:rFonts w:hint="default"/>
@@ -4499,7 +4473,7 @@
     </w:p>
     <w:p>
       <w:pPr>
-        <w:pStyle w:val="29"/>
+        <w:pStyle w:val="a1"/>
         <w:keepNext w:val="0"/>
         <w:keepLines w:val="0"/>
         <w:pageBreakBefore w:val="0"/>
@@ -4517,7 +4491,7 @@
         <w:bidi w:val="0"/>
         <w:adjustRightInd w:val="0"/>
         <w:snapToGrid w:val="0"/>
-        <w:ind w:left="425" w:leftChars="0" w:hanging="425" w:firstLineChars="0"/>
+        <w:ind w:left="425" w:hanging="425" w:leftChars="0" w:firstLineChars="0"/>
         <w:textAlignment w:val="baseline"/>
         <w:rPr>
           <w:rFonts w:hint="default"/>
@@ -4534,14 +4508,14 @@
     </w:p>
     <w:p>
       <w:pPr>
-        <w:pStyle w:val="30"/>
+        <w:pStyle w:val="2"/>
         <w:bidi w:val="0"/>
         <w:rPr>
           <w:rFonts w:hint="default"/>
           <w:lang w:val="en-US" w:eastAsia="zh-CN"/>
         </w:rPr>
       </w:pPr>
-      <w:bookmarkStart w:id="16" w:name="_Toc20132"/>
+      <w:bookmarkStart w:id="17" w:name="_Toc20132"/>
       <w:r>
         <w:rPr>
           <w:rFonts w:hint="default"/>
@@ -4549,11 +4523,11 @@
         </w:rPr>
         <w:t>交付方式</w:t>
       </w:r>
-      <w:bookmarkEnd w:id="16"/>
-    </w:p>
-    <w:p>
-      <w:pPr>
-        <w:pStyle w:val="29"/>
+      <w:bookmarkEnd w:id="17"/>
+    </w:p>
+    <w:p>
+      <w:pPr>
+        <w:pStyle w:val="a1"/>
         <w:keepNext w:val="0"/>
         <w:keepLines w:val="0"/>
         <w:pageBreakBefore w:val="0"/>
@@ -4588,7 +4562,7 @@
     </w:p>
     <w:p>
       <w:pPr>
-        <w:pStyle w:val="29"/>
+        <w:pStyle w:val="a1"/>
         <w:keepNext w:val="0"/>
         <w:keepLines w:val="0"/>
         <w:pageBreakBefore w:val="0"/>
@@ -4606,7 +4580,7 @@
         <w:bidi w:val="0"/>
         <w:adjustRightInd w:val="0"/>
         <w:snapToGrid w:val="0"/>
-        <w:ind w:left="425" w:leftChars="0" w:hanging="425" w:firstLineChars="0"/>
+        <w:ind w:left="425" w:hanging="425" w:leftChars="0" w:firstLineChars="0"/>
         <w:textAlignment w:val="baseline"/>
         <w:rPr>
           <w:rFonts w:hint="default"/>
@@ -4623,7 +4597,7 @@
     </w:p>
     <w:p>
       <w:pPr>
-        <w:pStyle w:val="29"/>
+        <w:pStyle w:val="a1"/>
         <w:keepNext w:val="0"/>
         <w:keepLines w:val="0"/>
         <w:pageBreakBefore w:val="0"/>
@@ -4641,7 +4615,7 @@
         <w:bidi w:val="0"/>
         <w:adjustRightInd w:val="0"/>
         <w:snapToGrid w:val="0"/>
-        <w:ind w:left="425" w:leftChars="0" w:hanging="425" w:firstLineChars="0"/>
+        <w:ind w:left="425" w:hanging="425" w:leftChars="0" w:firstLineChars="0"/>
         <w:textAlignment w:val="baseline"/>
         <w:rPr>
           <w:rFonts w:hint="default"/>
@@ -4658,7 +4632,7 @@
     </w:p>
     <w:p>
       <w:pPr>
-        <w:pStyle w:val="29"/>
+        <w:pStyle w:val="a1"/>
         <w:keepNext w:val="0"/>
         <w:keepLines w:val="0"/>
         <w:pageBreakBefore w:val="0"/>
@@ -4676,7 +4650,7 @@
         <w:bidi w:val="0"/>
         <w:adjustRightInd w:val="0"/>
         <w:snapToGrid w:val="0"/>
-        <w:ind w:left="425" w:leftChars="0" w:hanging="425" w:firstLineChars="0"/>
+        <w:ind w:left="425" w:hanging="425" w:leftChars="0" w:firstLineChars="0"/>
         <w:textAlignment w:val="baseline"/>
         <w:rPr>
           <w:rFonts w:hint="default"/>
@@ -4693,7 +4667,7 @@
     </w:p>
     <w:p>
       <w:pPr>
-        <w:pStyle w:val="29"/>
+        <w:pStyle w:val="a1"/>
         <w:keepNext w:val="0"/>
         <w:keepLines w:val="0"/>
         <w:pageBreakBefore w:val="0"/>
@@ -4711,7 +4685,7 @@
         <w:bidi w:val="0"/>
         <w:adjustRightInd w:val="0"/>
         <w:snapToGrid w:val="0"/>
-        <w:ind w:left="425" w:leftChars="0" w:hanging="425" w:firstLineChars="0"/>
+        <w:ind w:left="425" w:hanging="425" w:leftChars="0" w:firstLineChars="0"/>
         <w:textAlignment w:val="baseline"/>
         <w:rPr>
           <w:rFonts w:hint="default"/>
@@ -4728,14 +4702,14 @@
     </w:p>
     <w:p>
       <w:pPr>
-        <w:pStyle w:val="28"/>
+        <w:pStyle w:val="1"/>
         <w:bidi w:val="0"/>
         <w:rPr>
           <w:rFonts w:hint="default"/>
           <w:lang w:val="en-US" w:eastAsia="zh-CN"/>
         </w:rPr>
       </w:pPr>
-      <w:bookmarkStart w:id="17" w:name="_Toc26208"/>
+      <w:bookmarkStart w:id="18" w:name="_Toc26208"/>
       <w:r>
         <w:rPr>
           <w:rFonts w:hint="default"/>
@@ -4743,18 +4717,18 @@
         </w:rPr>
         <w:t>服务交付过程管理</w:t>
       </w:r>
-      <w:bookmarkEnd w:id="17"/>
-    </w:p>
-    <w:p>
-      <w:pPr>
-        <w:pStyle w:val="30"/>
+      <w:bookmarkEnd w:id="18"/>
+    </w:p>
+    <w:p>
+      <w:pPr>
+        <w:pStyle w:val="2"/>
         <w:bidi w:val="0"/>
         <w:rPr>
           <w:rFonts w:hint="default"/>
           <w:lang w:val="en-US" w:eastAsia="zh-CN"/>
         </w:rPr>
       </w:pPr>
-      <w:bookmarkStart w:id="18" w:name="_Toc21426"/>
+      <w:bookmarkStart w:id="19" w:name="_Toc21426"/>
       <w:r>
         <w:rPr>
           <w:rFonts w:hint="default"/>
@@ -4762,11 +4736,11 @@
         </w:rPr>
         <w:t>交付策划</w:t>
       </w:r>
-      <w:bookmarkEnd w:id="18"/>
-    </w:p>
-    <w:p>
-      <w:pPr>
-        <w:pStyle w:val="29"/>
+      <w:bookmarkEnd w:id="19"/>
+    </w:p>
+    <w:p>
+      <w:pPr>
+        <w:pStyle w:val="a1"/>
         <w:keepNext w:val="0"/>
         <w:keepLines w:val="0"/>
         <w:pageBreakBefore w:val="0"/>
@@ -4801,7 +4775,7 @@
     </w:p>
     <w:p>
       <w:pPr>
-        <w:pStyle w:val="29"/>
+        <w:pStyle w:val="a1"/>
         <w:keepNext w:val="0"/>
         <w:keepLines w:val="0"/>
         <w:pageBreakBefore w:val="0"/>
@@ -4836,7 +4810,7 @@
     </w:p>
     <w:p>
       <w:pPr>
-        <w:pStyle w:val="29"/>
+        <w:pStyle w:val="a1"/>
         <w:keepNext w:val="0"/>
         <w:keepLines w:val="0"/>
         <w:pageBreakBefore w:val="0"/>
@@ -4871,14 +4845,14 @@
     </w:p>
     <w:p>
       <w:pPr>
-        <w:pStyle w:val="30"/>
+        <w:pStyle w:val="2"/>
         <w:bidi w:val="0"/>
         <w:rPr>
           <w:rFonts w:hint="default"/>
           <w:lang w:val="en-US" w:eastAsia="zh-CN"/>
         </w:rPr>
       </w:pPr>
-      <w:bookmarkStart w:id="19" w:name="_Toc7581"/>
+      <w:bookmarkStart w:id="20" w:name="_Toc7581"/>
       <w:r>
         <w:rPr>
           <w:rFonts w:hint="default"/>
@@ -4886,11 +4860,11 @@
         </w:rPr>
         <w:t>交付实施</w:t>
       </w:r>
-      <w:bookmarkEnd w:id="19"/>
-    </w:p>
-    <w:p>
-      <w:pPr>
-        <w:pStyle w:val="29"/>
+      <w:bookmarkEnd w:id="20"/>
+    </w:p>
+    <w:p>
+      <w:pPr>
+        <w:pStyle w:val="a1"/>
         <w:keepNext w:val="0"/>
         <w:keepLines w:val="0"/>
         <w:pageBreakBefore w:val="0"/>
@@ -4925,7 +4899,7 @@
     </w:p>
     <w:p>
       <w:pPr>
-        <w:pStyle w:val="29"/>
+        <w:pStyle w:val="a1"/>
         <w:keepNext w:val="0"/>
         <w:keepLines w:val="0"/>
         <w:pageBreakBefore w:val="0"/>
@@ -4960,7 +4934,7 @@
     </w:p>
     <w:p>
       <w:pPr>
-        <w:pStyle w:val="29"/>
+        <w:pStyle w:val="a1"/>
         <w:keepNext w:val="0"/>
         <w:keepLines w:val="0"/>
         <w:pageBreakBefore w:val="0"/>
@@ -4995,7 +4969,7 @@
     </w:p>
     <w:p>
       <w:pPr>
-        <w:pStyle w:val="29"/>
+        <w:pStyle w:val="a1"/>
         <w:keepNext w:val="0"/>
         <w:keepLines w:val="0"/>
         <w:pageBreakBefore w:val="0"/>
@@ -5030,14 +5004,14 @@
     </w:p>
     <w:p>
       <w:pPr>
-        <w:pStyle w:val="30"/>
+        <w:pStyle w:val="2"/>
         <w:bidi w:val="0"/>
         <w:rPr>
           <w:rFonts w:hint="default"/>
           <w:lang w:val="en-US" w:eastAsia="zh-CN"/>
         </w:rPr>
       </w:pPr>
-      <w:bookmarkStart w:id="20" w:name="_Toc15337"/>
+      <w:bookmarkStart w:id="21" w:name="_Toc15337"/>
       <w:r>
         <w:rPr>
           <w:rFonts w:hint="default"/>
@@ -5045,11 +5019,11 @@
         </w:rPr>
         <w:t>交付检查</w:t>
       </w:r>
-      <w:bookmarkEnd w:id="20"/>
-    </w:p>
-    <w:p>
-      <w:pPr>
-        <w:pStyle w:val="29"/>
+      <w:bookmarkEnd w:id="21"/>
+    </w:p>
+    <w:p>
+      <w:pPr>
+        <w:pStyle w:val="a1"/>
         <w:keepNext w:val="0"/>
         <w:keepLines w:val="0"/>
         <w:pageBreakBefore w:val="0"/>
@@ -5084,7 +5058,7 @@
     </w:p>
     <w:p>
       <w:pPr>
-        <w:pStyle w:val="29"/>
+        <w:pStyle w:val="a1"/>
         <w:keepNext w:val="0"/>
         <w:keepLines w:val="0"/>
         <w:pageBreakBefore w:val="0"/>
@@ -5102,7 +5076,7 @@
         <w:bidi w:val="0"/>
         <w:adjustRightInd w:val="0"/>
         <w:snapToGrid w:val="0"/>
-        <w:ind w:left="425" w:leftChars="0" w:hanging="425" w:firstLineChars="0"/>
+        <w:ind w:left="425" w:hanging="425" w:leftChars="0" w:firstLineChars="0"/>
         <w:textAlignment w:val="baseline"/>
         <w:rPr>
           <w:rFonts w:hint="default"/>
@@ -5119,7 +5093,7 @@
     </w:p>
     <w:p>
       <w:pPr>
-        <w:pStyle w:val="29"/>
+        <w:pStyle w:val="a1"/>
         <w:keepNext w:val="0"/>
         <w:keepLines w:val="0"/>
         <w:pageBreakBefore w:val="0"/>
@@ -5154,7 +5128,7 @@
     </w:p>
     <w:p>
       <w:pPr>
-        <w:pStyle w:val="29"/>
+        <w:pStyle w:val="a1"/>
         <w:keepNext w:val="0"/>
         <w:keepLines w:val="0"/>
         <w:pageBreakBefore w:val="0"/>
@@ -5172,7 +5146,7 @@
         <w:bidi w:val="0"/>
         <w:adjustRightInd w:val="0"/>
         <w:snapToGrid w:val="0"/>
-        <w:ind w:left="425" w:leftChars="0" w:hanging="425" w:firstLineChars="0"/>
+        <w:ind w:left="425" w:hanging="425" w:leftChars="0" w:firstLineChars="0"/>
         <w:textAlignment w:val="baseline"/>
         <w:rPr>
           <w:rFonts w:hint="default"/>
@@ -5189,7 +5163,7 @@
     </w:p>
     <w:p>
       <w:pPr>
-        <w:pStyle w:val="29"/>
+        <w:pStyle w:val="a1"/>
         <w:keepNext w:val="0"/>
         <w:keepLines w:val="0"/>
         <w:pageBreakBefore w:val="0"/>
@@ -5207,7 +5181,7 @@
         <w:bidi w:val="0"/>
         <w:adjustRightInd w:val="0"/>
         <w:snapToGrid w:val="0"/>
-        <w:ind w:left="845" w:leftChars="0" w:hanging="425" w:firstLineChars="0"/>
+        <w:ind w:left="845" w:hanging="425" w:leftChars="0" w:firstLineChars="0"/>
         <w:textAlignment w:val="baseline"/>
         <w:rPr>
           <w:rFonts w:hint="default"/>
@@ -5224,7 +5198,7 @@
     </w:p>
     <w:p>
       <w:pPr>
-        <w:pStyle w:val="29"/>
+        <w:pStyle w:val="a1"/>
         <w:keepNext w:val="0"/>
         <w:keepLines w:val="0"/>
         <w:pageBreakBefore w:val="0"/>
@@ -5242,7 +5216,7 @@
         <w:bidi w:val="0"/>
         <w:adjustRightInd w:val="0"/>
         <w:snapToGrid w:val="0"/>
-        <w:ind w:left="845" w:leftChars="0" w:hanging="425" w:firstLineChars="0"/>
+        <w:ind w:left="845" w:hanging="425" w:leftChars="0" w:firstLineChars="0"/>
         <w:textAlignment w:val="baseline"/>
         <w:rPr>
           <w:rFonts w:hint="default"/>
@@ -5259,7 +5233,7 @@
     </w:p>
     <w:p>
       <w:pPr>
-        <w:pStyle w:val="29"/>
+        <w:pStyle w:val="a1"/>
         <w:keepNext w:val="0"/>
         <w:keepLines w:val="0"/>
         <w:pageBreakBefore w:val="0"/>
@@ -5277,7 +5251,7 @@
         <w:bidi w:val="0"/>
         <w:adjustRightInd w:val="0"/>
         <w:snapToGrid w:val="0"/>
-        <w:ind w:left="425" w:leftChars="0" w:hanging="425" w:firstLineChars="0"/>
+        <w:ind w:left="425" w:hanging="425" w:leftChars="0" w:firstLineChars="0"/>
         <w:textAlignment w:val="baseline"/>
         <w:rPr>
           <w:rFonts w:hint="default"/>
@@ -5294,7 +5268,7 @@
     </w:p>
     <w:p>
       <w:pPr>
-        <w:pStyle w:val="29"/>
+        <w:pStyle w:val="a1"/>
         <w:keepNext w:val="0"/>
         <w:keepLines w:val="0"/>
         <w:pageBreakBefore w:val="0"/>
@@ -5312,7 +5286,7 @@
         <w:bidi w:val="0"/>
         <w:adjustRightInd w:val="0"/>
         <w:snapToGrid w:val="0"/>
-        <w:ind w:left="845" w:leftChars="0" w:hanging="425" w:firstLineChars="0"/>
+        <w:ind w:left="845" w:hanging="425" w:leftChars="0" w:firstLineChars="0"/>
         <w:textAlignment w:val="baseline"/>
         <w:rPr>
           <w:rFonts w:hint="default"/>
@@ -5329,7 +5303,7 @@
     </w:p>
     <w:p>
       <w:pPr>
-        <w:pStyle w:val="29"/>
+        <w:pStyle w:val="a1"/>
         <w:keepNext w:val="0"/>
         <w:keepLines w:val="0"/>
         <w:pageBreakBefore w:val="0"/>
@@ -5347,7 +5321,7 @@
         <w:bidi w:val="0"/>
         <w:adjustRightInd w:val="0"/>
         <w:snapToGrid w:val="0"/>
-        <w:ind w:left="845" w:leftChars="0" w:hanging="425" w:firstLineChars="0"/>
+        <w:ind w:left="845" w:hanging="425" w:leftChars="0" w:firstLineChars="0"/>
         <w:textAlignment w:val="baseline"/>
         <w:rPr>
           <w:rFonts w:hint="default"/>
@@ -5364,7 +5338,7 @@
     </w:p>
     <w:p>
       <w:pPr>
-        <w:pStyle w:val="29"/>
+        <w:pStyle w:val="a1"/>
         <w:keepNext w:val="0"/>
         <w:keepLines w:val="0"/>
         <w:pageBreakBefore w:val="0"/>
@@ -5382,7 +5356,7 @@
         <w:bidi w:val="0"/>
         <w:adjustRightInd w:val="0"/>
         <w:snapToGrid w:val="0"/>
-        <w:ind w:left="845" w:leftChars="0" w:hanging="425" w:firstLineChars="0"/>
+        <w:ind w:left="845" w:hanging="425" w:leftChars="0" w:firstLineChars="0"/>
         <w:textAlignment w:val="baseline"/>
         <w:rPr>
           <w:rFonts w:hint="default"/>
@@ -5399,14 +5373,14 @@
     </w:p>
     <w:p>
       <w:pPr>
-        <w:pStyle w:val="30"/>
+        <w:pStyle w:val="2"/>
         <w:bidi w:val="0"/>
         <w:rPr>
           <w:rFonts w:hint="default"/>
           <w:lang w:val="en-US" w:eastAsia="zh-CN"/>
         </w:rPr>
       </w:pPr>
-      <w:bookmarkStart w:id="21" w:name="_Toc6091"/>
+      <w:bookmarkStart w:id="22" w:name="_Toc6091"/>
       <w:r>
         <w:rPr>
           <w:rFonts w:hint="default"/>
@@ -5414,11 +5388,11 @@
         </w:rPr>
         <w:t>交付回顾与改进</w:t>
       </w:r>
-      <w:bookmarkEnd w:id="21"/>
-    </w:p>
-    <w:p>
-      <w:pPr>
-        <w:pStyle w:val="29"/>
+      <w:bookmarkEnd w:id="22"/>
+    </w:p>
+    <w:p>
+      <w:pPr>
+        <w:pStyle w:val="a1"/>
         <w:keepNext w:val="0"/>
         <w:keepLines w:val="0"/>
         <w:pageBreakBefore w:val="0"/>
@@ -5436,7 +5410,7 @@
         <w:bidi w:val="0"/>
         <w:adjustRightInd w:val="0"/>
         <w:snapToGrid w:val="0"/>
-        <w:ind w:left="425" w:leftChars="0" w:hanging="425" w:firstLineChars="0"/>
+        <w:ind w:left="425" w:hanging="425" w:leftChars="0" w:firstLineChars="0"/>
         <w:textAlignment w:val="baseline"/>
         <w:rPr>
           <w:rFonts w:hint="default"/>
@@ -5453,7 +5427,7 @@
     </w:p>
     <w:p>
       <w:pPr>
-        <w:pStyle w:val="29"/>
+        <w:pStyle w:val="a1"/>
         <w:keepNext w:val="0"/>
         <w:keepLines w:val="0"/>
         <w:pageBreakBefore w:val="0"/>
@@ -5471,7 +5445,7 @@
         <w:bidi w:val="0"/>
         <w:adjustRightInd w:val="0"/>
         <w:snapToGrid w:val="0"/>
-        <w:ind w:left="425" w:leftChars="0" w:hanging="425" w:firstLineChars="0"/>
+        <w:ind w:left="425" w:hanging="425" w:leftChars="0" w:firstLineChars="0"/>
         <w:textAlignment w:val="baseline"/>
         <w:rPr>
           <w:rFonts w:hint="default"/>
@@ -5488,7 +5462,7 @@
     </w:p>
     <w:p>
       <w:pPr>
-        <w:pStyle w:val="29"/>
+        <w:pStyle w:val="a1"/>
         <w:keepNext w:val="0"/>
         <w:keepLines w:val="0"/>
         <w:pageBreakBefore w:val="0"/>
@@ -5506,7 +5480,7 @@
         <w:bidi w:val="0"/>
         <w:adjustRightInd w:val="0"/>
         <w:snapToGrid w:val="0"/>
-        <w:ind w:left="425" w:leftChars="0" w:hanging="425" w:firstLineChars="0"/>
+        <w:ind w:left="425" w:hanging="425" w:leftChars="0" w:firstLineChars="0"/>
         <w:textAlignment w:val="baseline"/>
         <w:rPr>
           <w:rFonts w:hint="default"/>
@@ -5523,14 +5497,14 @@
     </w:p>
     <w:p>
       <w:pPr>
-        <w:pStyle w:val="28"/>
+        <w:pStyle w:val="1"/>
         <w:bidi w:val="0"/>
         <w:rPr>
           <w:rFonts w:hint="default"/>
           <w:lang w:val="en-US" w:eastAsia="zh-CN"/>
         </w:rPr>
       </w:pPr>
-      <w:bookmarkStart w:id="22" w:name="_Toc7939"/>
+      <w:bookmarkStart w:id="23" w:name="_Toc7939"/>
       <w:r>
         <w:rPr>
           <w:rFonts w:hint="default"/>
@@ -5538,11 +5512,11 @@
         </w:rPr>
         <w:t>交付物管理</w:t>
       </w:r>
-      <w:bookmarkEnd w:id="22"/>
-    </w:p>
-    <w:p>
-      <w:pPr>
-        <w:pStyle w:val="29"/>
+      <w:bookmarkEnd w:id="23"/>
+    </w:p>
+    <w:p>
+      <w:pPr>
+        <w:pStyle w:val="a1"/>
         <w:bidi w:val="0"/>
         <w:rPr>
           <w:rFonts w:hint="default"/>
@@ -5559,14 +5533,14 @@
     </w:p>
     <w:p>
       <w:pPr>
-        <w:pStyle w:val="28"/>
+        <w:pStyle w:val="1"/>
         <w:bidi w:val="0"/>
         <w:rPr>
           <w:rFonts w:hint="default"/>
           <w:lang w:val="en-US" w:eastAsia="zh-CN"/>
         </w:rPr>
       </w:pPr>
-      <w:bookmarkStart w:id="23" w:name="_Toc15154"/>
+      <w:bookmarkStart w:id="24" w:name="_Toc15154"/>
       <w:r>
         <w:rPr>
           <w:rFonts w:hint="eastAsia"/>
@@ -5577,19 +5551,18 @@
     </w:p>
     <w:tbl>
       <w:tblPr>
-        <w:tblStyle w:val="20"/>
+        <w:tblStyle w:val="TableNormal"/>
         <w:tblW w:w="8504" w:type="dxa"/>
         <w:tblInd w:w="96" w:type="dxa"/>
         <w:tblBorders>
-          <w:top w:val="none" w:color="auto" w:sz="0" w:space="0"/>
-          <w:left w:val="none" w:color="auto" w:sz="0" w:space="0"/>
-          <w:bottom w:val="none" w:color="auto" w:sz="0" w:space="0"/>
-          <w:right w:val="none" w:color="auto" w:sz="0" w:space="0"/>
-          <w:insideH w:val="none" w:color="auto" w:sz="0" w:space="0"/>
-          <w:insideV w:val="none" w:color="auto" w:sz="0" w:space="0"/>
+          <w:top w:val="nil"/>
+          <w:left w:val="nil"/>
+          <w:bottom w:val="nil"/>
+          <w:right w:val="nil"/>
+          <w:insideH w:val="nil"/>
+          <w:insideV w:val="nil"/>
         </w:tblBorders>
         <w:shd w:val="clear" w:color="auto" w:fill="auto"/>
-        <w:tblLayout w:type="autofit"/>
         <w:tblCellMar>
           <w:top w:w="0" w:type="dxa"/>
           <w:left w:w="108" w:type="dxa"/>
@@ -5605,13 +5578,15 @@
       </w:tblGrid>
       <w:tr>
         <w:tblPrEx>
+          <w:tblW w:w="8504" w:type="dxa"/>
+          <w:tblInd w:w="96" w:type="dxa"/>
           <w:tblBorders>
-            <w:top w:val="none" w:color="auto" w:sz="0" w:space="0"/>
-            <w:left w:val="none" w:color="auto" w:sz="0" w:space="0"/>
-            <w:bottom w:val="none" w:color="auto" w:sz="0" w:space="0"/>
-            <w:right w:val="none" w:color="auto" w:sz="0" w:space="0"/>
-            <w:insideH w:val="none" w:color="auto" w:sz="0" w:space="0"/>
-            <w:insideV w:val="none" w:color="auto" w:sz="0" w:space="0"/>
+            <w:top w:val="nil"/>
+            <w:left w:val="nil"/>
+            <w:bottom w:val="nil"/>
+            <w:right w:val="nil"/>
+            <w:insideH w:val="nil"/>
+            <w:insideV w:val="nil"/>
           </w:tblBorders>
           <w:shd w:val="clear" w:color="auto" w:fill="auto"/>
           <w:tblCellMar>
@@ -5622,16 +5597,16 @@
           </w:tblCellMar>
         </w:tblPrEx>
         <w:trPr>
-          <w:trHeight w:val="493" w:hRule="atLeast"/>
+          <w:trHeight w:val="493"/>
         </w:trPr>
         <w:tc>
           <w:tcPr>
             <w:tcW w:w="1711" w:type="dxa"/>
             <w:tcBorders>
-              <w:top w:val="single" w:color="000000" w:sz="4" w:space="0"/>
-              <w:left w:val="single" w:color="000000" w:sz="4" w:space="0"/>
-              <w:bottom w:val="single" w:color="000000" w:sz="4" w:space="0"/>
-              <w:right w:val="single" w:color="000000" w:sz="4" w:space="0"/>
+              <w:top w:val="single" w:sz="4" w:space="0" w:color="000000"/>
+              <w:left w:val="single" w:sz="4" w:space="0" w:color="000000"/>
+              <w:bottom w:val="single" w:sz="4" w:space="0" w:color="000000"/>
+              <w:right w:val="single" w:sz="4" w:space="0" w:color="000000"/>
             </w:tcBorders>
             <w:shd w:val="clear" w:color="auto" w:fill="C0C0C0"/>
             <w:vAlign w:val="center"/>
@@ -5645,7 +5620,7 @@
               <w:jc w:val="center"/>
               <w:textAlignment w:val="center"/>
               <w:rPr>
-                <w:rFonts w:ascii="楷体_GB2312" w:hAnsi="宋体" w:eastAsia="楷体_GB2312" w:cs="楷体_GB2312"/>
+                <w:rFonts w:ascii="楷体_GB2312" w:eastAsia="楷体_GB2312" w:hAnsi="宋体" w:cs="楷体_GB2312"/>
                 <w:b/>
                 <w:bCs/>
                 <w:i w:val="0"/>
@@ -5658,7 +5633,7 @@
             </w:pPr>
             <w:r>
               <w:rPr>
-                <w:rFonts w:hint="default" w:ascii="楷体_GB2312" w:hAnsi="宋体" w:eastAsia="楷体_GB2312" w:cs="楷体_GB2312"/>
+                <w:rFonts w:ascii="楷体_GB2312" w:eastAsia="楷体_GB2312" w:hAnsi="宋体" w:cs="楷体_GB2312" w:hint="default"/>
                 <w:b/>
                 <w:bCs/>
                 <w:i w:val="0"/>
@@ -5669,7 +5644,7 @@
                 <w:sz w:val="22"/>
                 <w:szCs w:val="22"/>
                 <w:u w:val="none"/>
-                <w:lang w:val="en-US" w:eastAsia="zh-CN" w:bidi="ar"/>
+                <w:lang w:val="en-US" w:eastAsia="zh-CN"/>
               </w:rPr>
               <w:t>KPI</w:t>
             </w:r>
@@ -5679,10 +5654,10 @@
           <w:tcPr>
             <w:tcW w:w="1188" w:type="dxa"/>
             <w:tcBorders>
-              <w:top w:val="single" w:color="000000" w:sz="4" w:space="0"/>
-              <w:left w:val="single" w:color="000000" w:sz="4" w:space="0"/>
-              <w:bottom w:val="single" w:color="000000" w:sz="4" w:space="0"/>
-              <w:right w:val="single" w:color="000000" w:sz="4" w:space="0"/>
+              <w:top w:val="single" w:sz="4" w:space="0" w:color="000000"/>
+              <w:left w:val="single" w:sz="4" w:space="0" w:color="000000"/>
+              <w:bottom w:val="single" w:sz="4" w:space="0" w:color="000000"/>
+              <w:right w:val="single" w:sz="4" w:space="0" w:color="000000"/>
             </w:tcBorders>
             <w:shd w:val="clear" w:color="auto" w:fill="C0C0C0"/>
             <w:vAlign w:val="center"/>
@@ -5696,7 +5671,7 @@
               <w:jc w:val="center"/>
               <w:textAlignment w:val="center"/>
               <w:rPr>
-                <w:rFonts w:hint="default" w:ascii="楷体_GB2312" w:hAnsi="宋体" w:eastAsia="楷体_GB2312" w:cs="楷体_GB2312"/>
+                <w:rFonts w:ascii="楷体_GB2312" w:eastAsia="楷体_GB2312" w:hAnsi="宋体" w:cs="楷体_GB2312" w:hint="default"/>
                 <w:b/>
                 <w:bCs/>
                 <w:i w:val="0"/>
@@ -5709,7 +5684,7 @@
             </w:pPr>
             <w:r>
               <w:rPr>
-                <w:rFonts w:hint="default" w:ascii="楷体_GB2312" w:hAnsi="宋体" w:eastAsia="楷体_GB2312" w:cs="楷体_GB2312"/>
+                <w:rFonts w:ascii="楷体_GB2312" w:eastAsia="楷体_GB2312" w:hAnsi="宋体" w:cs="楷体_GB2312" w:hint="default"/>
                 <w:b/>
                 <w:bCs/>
                 <w:i w:val="0"/>
@@ -5720,7 +5695,7 @@
                 <w:sz w:val="22"/>
                 <w:szCs w:val="22"/>
                 <w:u w:val="none"/>
-                <w:lang w:val="en-US" w:eastAsia="zh-CN" w:bidi="ar"/>
+                <w:lang w:val="en-US" w:eastAsia="zh-CN"/>
               </w:rPr>
               <w:t>目标值</w:t>
             </w:r>
@@ -5730,10 +5705,10 @@
           <w:tcPr>
             <w:tcW w:w="4679" w:type="dxa"/>
             <w:tcBorders>
-              <w:top w:val="single" w:color="000000" w:sz="4" w:space="0"/>
-              <w:left w:val="single" w:color="000000" w:sz="4" w:space="0"/>
-              <w:bottom w:val="single" w:color="000000" w:sz="4" w:space="0"/>
-              <w:right w:val="single" w:color="000000" w:sz="4" w:space="0"/>
+              <w:top w:val="single" w:sz="4" w:space="0" w:color="000000"/>
+              <w:left w:val="single" w:sz="4" w:space="0" w:color="000000"/>
+              <w:bottom w:val="single" w:sz="4" w:space="0" w:color="000000"/>
+              <w:right w:val="single" w:sz="4" w:space="0" w:color="000000"/>
             </w:tcBorders>
             <w:shd w:val="clear" w:color="auto" w:fill="C0C0C0"/>
             <w:vAlign w:val="center"/>
@@ -5747,7 +5722,7 @@
               <w:jc w:val="center"/>
               <w:textAlignment w:val="center"/>
               <w:rPr>
-                <w:rFonts w:hint="default" w:ascii="楷体_GB2312" w:hAnsi="宋体" w:eastAsia="楷体_GB2312" w:cs="楷体_GB2312"/>
+                <w:rFonts w:ascii="楷体_GB2312" w:eastAsia="楷体_GB2312" w:hAnsi="宋体" w:cs="楷体_GB2312" w:hint="default"/>
                 <w:b/>
                 <w:bCs/>
                 <w:i w:val="0"/>
@@ -5760,7 +5735,7 @@
             </w:pPr>
             <w:r>
               <w:rPr>
-                <w:rFonts w:hint="default" w:ascii="楷体_GB2312" w:hAnsi="宋体" w:eastAsia="楷体_GB2312" w:cs="楷体_GB2312"/>
+                <w:rFonts w:ascii="楷体_GB2312" w:eastAsia="楷体_GB2312" w:hAnsi="宋体" w:cs="楷体_GB2312" w:hint="default"/>
                 <w:b/>
                 <w:bCs/>
                 <w:i w:val="0"/>
@@ -5771,7 +5746,7 @@
                 <w:sz w:val="22"/>
                 <w:szCs w:val="22"/>
                 <w:u w:val="none"/>
-                <w:lang w:val="en-US" w:eastAsia="zh-CN" w:bidi="ar"/>
+                <w:lang w:val="en-US" w:eastAsia="zh-CN"/>
               </w:rPr>
               <w:t>计算公式/方法</w:t>
             </w:r>
@@ -5781,10 +5756,10 @@
           <w:tcPr>
             <w:tcW w:w="926" w:type="dxa"/>
             <w:tcBorders>
-              <w:top w:val="single" w:color="000000" w:sz="4" w:space="0"/>
-              <w:left w:val="single" w:color="000000" w:sz="4" w:space="0"/>
-              <w:bottom w:val="single" w:color="000000" w:sz="4" w:space="0"/>
-              <w:right w:val="single" w:color="000000" w:sz="4" w:space="0"/>
+              <w:top w:val="single" w:sz="4" w:space="0" w:color="000000"/>
+              <w:left w:val="single" w:sz="4" w:space="0" w:color="000000"/>
+              <w:bottom w:val="single" w:sz="4" w:space="0" w:color="000000"/>
+              <w:right w:val="single" w:sz="4" w:space="0" w:color="000000"/>
             </w:tcBorders>
             <w:shd w:val="clear" w:color="auto" w:fill="C0C0C0"/>
             <w:vAlign w:val="center"/>
@@ -5798,7 +5773,7 @@
               <w:jc w:val="center"/>
               <w:textAlignment w:val="center"/>
               <w:rPr>
-                <w:rFonts w:hint="default" w:ascii="楷体_GB2312" w:hAnsi="宋体" w:eastAsia="楷体_GB2312" w:cs="楷体_GB2312"/>
+                <w:rFonts w:ascii="楷体_GB2312" w:eastAsia="楷体_GB2312" w:hAnsi="宋体" w:cs="楷体_GB2312" w:hint="default"/>
                 <w:b/>
                 <w:bCs/>
                 <w:i w:val="0"/>
@@ -5811,7 +5786,7 @@
             </w:pPr>
             <w:r>
               <w:rPr>
-                <w:rFonts w:hint="default" w:ascii="楷体_GB2312" w:hAnsi="宋体" w:eastAsia="楷体_GB2312" w:cs="楷体_GB2312"/>
+                <w:rFonts w:ascii="楷体_GB2312" w:eastAsia="楷体_GB2312" w:hAnsi="宋体" w:cs="楷体_GB2312" w:hint="default"/>
                 <w:b/>
                 <w:bCs/>
                 <w:i w:val="0"/>
@@ -5822,7 +5797,7 @@
                 <w:sz w:val="22"/>
                 <w:szCs w:val="22"/>
                 <w:u w:val="none"/>
-                <w:lang w:val="en-US" w:eastAsia="zh-CN" w:bidi="ar"/>
+                <w:lang w:val="en-US" w:eastAsia="zh-CN"/>
               </w:rPr>
               <w:t>频度</w:t>
             </w:r>
@@ -5831,14 +5806,8 @@
       </w:tr>
       <w:tr>
         <w:tblPrEx>
-          <w:tblBorders>
-            <w:top w:val="none" w:color="auto" w:sz="0" w:space="0"/>
-            <w:left w:val="none" w:color="auto" w:sz="0" w:space="0"/>
-            <w:bottom w:val="none" w:color="auto" w:sz="0" w:space="0"/>
-            <w:right w:val="none" w:color="auto" w:sz="0" w:space="0"/>
-            <w:insideH w:val="none" w:color="auto" w:sz="0" w:space="0"/>
-            <w:insideV w:val="none" w:color="auto" w:sz="0" w:space="0"/>
-          </w:tblBorders>
+          <w:tblW w:w="8504" w:type="dxa"/>
+          <w:tblInd w:w="96" w:type="dxa"/>
           <w:shd w:val="clear" w:color="auto" w:fill="auto"/>
           <w:tblCellMar>
             <w:top w:w="0" w:type="dxa"/>
@@ -5848,16 +5817,16 @@
           </w:tblCellMar>
         </w:tblPrEx>
         <w:trPr>
-          <w:trHeight w:val="493" w:hRule="atLeast"/>
+          <w:trHeight w:val="493"/>
         </w:trPr>
         <w:tc>
           <w:tcPr>
             <w:tcW w:w="1711" w:type="dxa"/>
             <w:tcBorders>
-              <w:top w:val="single" w:color="000000" w:sz="4" w:space="0"/>
-              <w:left w:val="single" w:color="000000" w:sz="4" w:space="0"/>
-              <w:bottom w:val="single" w:color="000000" w:sz="4" w:space="0"/>
-              <w:right w:val="single" w:color="000000" w:sz="4" w:space="0"/>
+              <w:top w:val="single" w:sz="4" w:space="0" w:color="000000"/>
+              <w:left w:val="single" w:sz="4" w:space="0" w:color="000000"/>
+              <w:bottom w:val="single" w:sz="4" w:space="0" w:color="000000"/>
+              <w:right w:val="single" w:sz="4" w:space="0" w:color="000000"/>
             </w:tcBorders>
             <w:shd w:val="clear" w:color="auto" w:fill="auto"/>
             <w:vAlign w:val="center"/>
@@ -5871,7 +5840,7 @@
               <w:jc w:val="left"/>
               <w:textAlignment w:val="center"/>
               <w:rPr>
-                <w:rFonts w:hint="default" w:ascii="楷体_GB2312" w:hAnsi="宋体" w:eastAsia="楷体_GB2312" w:cs="楷体_GB2312"/>
+                <w:rFonts w:ascii="楷体_GB2312" w:eastAsia="楷体_GB2312" w:hAnsi="宋体" w:cs="楷体_GB2312" w:hint="default"/>
                 <w:b/>
                 <w:bCs/>
                 <w:i w:val="0"/>
@@ -5882,12 +5851,12 @@
                 <w:sz w:val="22"/>
                 <w:szCs w:val="22"/>
                 <w:u w:val="none"/>
-                <w:lang w:val="en-US" w:eastAsia="zh-CN" w:bidi="ar"/>
+                <w:lang w:val="en-US" w:eastAsia="zh-CN"/>
               </w:rPr>
             </w:pPr>
             <w:r>
               <w:rPr>
-                <w:rFonts w:hint="eastAsia" w:ascii="宋体" w:hAnsi="宋体" w:eastAsia="宋体" w:cs="宋体"/>
+                <w:rFonts w:ascii="宋体" w:eastAsia="宋体" w:hAnsi="宋体" w:cs="宋体" w:hint="eastAsia"/>
                 <w:i w:val="0"/>
                 <w:iCs w:val="0"/>
                 <w:snapToGrid w:val="0"/>
@@ -5896,7 +5865,7 @@
                 <w:sz w:val="21"/>
                 <w:szCs w:val="21"/>
                 <w:u w:val="none"/>
-                <w:lang w:val="en-US" w:eastAsia="zh-CN" w:bidi="ar"/>
+                <w:lang w:val="en-US" w:eastAsia="zh-CN"/>
               </w:rPr>
               <w:t>项目及时交付率</w:t>
             </w:r>
@@ -5906,10 +5875,10 @@
           <w:tcPr>
             <w:tcW w:w="1188" w:type="dxa"/>
             <w:tcBorders>
-              <w:top w:val="single" w:color="000000" w:sz="4" w:space="0"/>
-              <w:left w:val="single" w:color="000000" w:sz="4" w:space="0"/>
-              <w:bottom w:val="single" w:color="000000" w:sz="4" w:space="0"/>
-              <w:right w:val="single" w:color="000000" w:sz="4" w:space="0"/>
+              <w:top w:val="single" w:sz="4" w:space="0" w:color="000000"/>
+              <w:left w:val="single" w:sz="4" w:space="0" w:color="000000"/>
+              <w:bottom w:val="single" w:sz="4" w:space="0" w:color="000000"/>
+              <w:right w:val="single" w:sz="4" w:space="0" w:color="000000"/>
             </w:tcBorders>
             <w:shd w:val="clear" w:color="auto" w:fill="auto"/>
             <w:vAlign w:val="center"/>
@@ -5927,7 +5896,7 @@
               <w:jc w:val="left"/>
               <w:textAlignment w:val="center"/>
               <w:rPr>
-                <w:rFonts w:hint="default" w:ascii="楷体_GB2312" w:hAnsi="宋体" w:eastAsia="楷体_GB2312" w:cs="楷体_GB2312"/>
+                <w:rFonts w:ascii="楷体_GB2312" w:eastAsia="楷体_GB2312" w:hAnsi="宋体" w:cs="楷体_GB2312" w:hint="default"/>
                 <w:b/>
                 <w:bCs/>
                 <w:i w:val="0"/>
@@ -5938,12 +5907,12 @@
                 <w:sz w:val="22"/>
                 <w:szCs w:val="22"/>
                 <w:u w:val="none"/>
-                <w:lang w:val="en-US" w:eastAsia="zh-CN" w:bidi="ar"/>
+                <w:lang w:val="en-US" w:eastAsia="zh-CN"/>
               </w:rPr>
             </w:pPr>
             <w:r>
               <w:rPr>
-                <w:rFonts w:hint="eastAsia" w:ascii="宋体" w:hAnsi="宋体" w:eastAsia="宋体" w:cs="宋体"/>
+                <w:rFonts w:ascii="宋体" w:eastAsia="宋体" w:hAnsi="宋体" w:cs="宋体" w:hint="eastAsia"/>
                 <w:i w:val="0"/>
                 <w:iCs w:val="0"/>
                 <w:snapToGrid w:val="0"/>
@@ -5952,13 +5921,13 @@
                 <w:sz w:val="21"/>
                 <w:szCs w:val="21"/>
                 <w:u w:val="none"/>
-                <w:lang w:val="en-US" w:eastAsia="zh-CN" w:bidi="ar"/>
+                <w:lang w:val="en-US" w:eastAsia="zh-CN"/>
               </w:rPr>
               <w:t>1</w:t>
             </w:r>
             <w:r>
               <w:rPr>
-                <w:rFonts w:hint="eastAsia" w:ascii="宋体" w:hAnsi="宋体" w:cs="宋体"/>
+                <w:rFonts w:ascii="宋体" w:hAnsi="宋体" w:cs="宋体" w:hint="eastAsia"/>
                 <w:i w:val="0"/>
                 <w:iCs w:val="0"/>
                 <w:snapToGrid w:val="0"/>
@@ -5967,7 +5936,7 @@
                 <w:sz w:val="21"/>
                 <w:szCs w:val="21"/>
                 <w:u w:val="none"/>
-                <w:lang w:val="en-US" w:eastAsia="zh-CN" w:bidi="ar"/>
+                <w:lang w:val="en-US" w:eastAsia="zh-CN"/>
               </w:rPr>
               <w:t>00%</w:t>
             </w:r>
@@ -5977,10 +5946,10 @@
           <w:tcPr>
             <w:tcW w:w="4679" w:type="dxa"/>
             <w:tcBorders>
-              <w:top w:val="single" w:color="000000" w:sz="4" w:space="0"/>
-              <w:left w:val="single" w:color="000000" w:sz="4" w:space="0"/>
-              <w:bottom w:val="single" w:color="000000" w:sz="4" w:space="0"/>
-              <w:right w:val="single" w:color="000000" w:sz="4" w:space="0"/>
+              <w:top w:val="single" w:sz="4" w:space="0" w:color="000000"/>
+              <w:left w:val="single" w:sz="4" w:space="0" w:color="000000"/>
+              <w:bottom w:val="single" w:sz="4" w:space="0" w:color="000000"/>
+              <w:right w:val="single" w:sz="4" w:space="0" w:color="000000"/>
             </w:tcBorders>
             <w:shd w:val="clear" w:color="auto" w:fill="auto"/>
             <w:vAlign w:val="center"/>
@@ -5994,7 +5963,7 @@
               <w:jc w:val="left"/>
               <w:textAlignment w:val="center"/>
               <w:rPr>
-                <w:rFonts w:hint="default" w:ascii="楷体_GB2312" w:hAnsi="宋体" w:eastAsia="楷体_GB2312" w:cs="楷体_GB2312"/>
+                <w:rFonts w:ascii="楷体_GB2312" w:eastAsia="楷体_GB2312" w:hAnsi="宋体" w:cs="楷体_GB2312" w:hint="default"/>
                 <w:b/>
                 <w:bCs/>
                 <w:i w:val="0"/>
@@ -6005,12 +5974,12 @@
                 <w:sz w:val="22"/>
                 <w:szCs w:val="22"/>
                 <w:u w:val="none"/>
-                <w:lang w:val="en-US" w:eastAsia="zh-CN" w:bidi="ar"/>
+                <w:lang w:val="en-US" w:eastAsia="zh-CN"/>
               </w:rPr>
             </w:pPr>
             <w:r>
               <w:rPr>
-                <w:rFonts w:hint="eastAsia" w:ascii="宋体" w:hAnsi="宋体" w:eastAsia="宋体" w:cs="宋体"/>
+                <w:rFonts w:ascii="宋体" w:eastAsia="宋体" w:hAnsi="宋体" w:cs="宋体" w:hint="eastAsia"/>
                 <w:i w:val="0"/>
                 <w:iCs w:val="0"/>
                 <w:snapToGrid w:val="0"/>
@@ -6019,7 +5988,7 @@
                 <w:sz w:val="21"/>
                 <w:szCs w:val="21"/>
                 <w:u w:val="none"/>
-                <w:lang w:val="en-US" w:eastAsia="zh-CN" w:bidi="ar"/>
+                <w:lang w:val="en-US" w:eastAsia="zh-CN"/>
               </w:rPr>
               <w:t>按时交付的项目数/运维项目总数*100%</w:t>
             </w:r>
@@ -6029,10 +5998,10 @@
           <w:tcPr>
             <w:tcW w:w="926" w:type="dxa"/>
             <w:tcBorders>
-              <w:top w:val="single" w:color="000000" w:sz="4" w:space="0"/>
-              <w:left w:val="single" w:color="000000" w:sz="4" w:space="0"/>
-              <w:bottom w:val="single" w:color="000000" w:sz="4" w:space="0"/>
-              <w:right w:val="single" w:color="000000" w:sz="4" w:space="0"/>
+              <w:top w:val="single" w:sz="4" w:space="0" w:color="000000"/>
+              <w:left w:val="single" w:sz="4" w:space="0" w:color="000000"/>
+              <w:bottom w:val="single" w:sz="4" w:space="0" w:color="000000"/>
+              <w:right w:val="single" w:sz="4" w:space="0" w:color="000000"/>
             </w:tcBorders>
             <w:shd w:val="clear" w:color="auto" w:fill="auto"/>
             <w:vAlign w:val="center"/>
@@ -6046,7 +6015,7 @@
               <w:jc w:val="left"/>
               <w:textAlignment w:val="center"/>
               <w:rPr>
-                <w:rFonts w:hint="default" w:ascii="楷体_GB2312" w:hAnsi="宋体" w:eastAsia="楷体_GB2312" w:cs="楷体_GB2312"/>
+                <w:rFonts w:ascii="楷体_GB2312" w:eastAsia="楷体_GB2312" w:hAnsi="宋体" w:cs="楷体_GB2312" w:hint="default"/>
                 <w:b/>
                 <w:bCs/>
                 <w:i w:val="0"/>
@@ -6057,12 +6026,12 @@
                 <w:sz w:val="22"/>
                 <w:szCs w:val="22"/>
                 <w:u w:val="none"/>
-                <w:lang w:val="en-US" w:eastAsia="zh-CN" w:bidi="ar"/>
+                <w:lang w:val="en-US" w:eastAsia="zh-CN"/>
               </w:rPr>
             </w:pPr>
             <w:r>
               <w:rPr>
-                <w:rFonts w:hint="eastAsia" w:ascii="宋体" w:hAnsi="宋体" w:eastAsia="宋体" w:cs="宋体"/>
+                <w:rFonts w:ascii="宋体" w:eastAsia="宋体" w:hAnsi="宋体" w:cs="宋体" w:hint="eastAsia"/>
                 <w:i w:val="0"/>
                 <w:iCs w:val="0"/>
                 <w:snapToGrid w:val="0"/>
@@ -6071,7 +6040,7 @@
                 <w:sz w:val="21"/>
                 <w:szCs w:val="21"/>
                 <w:u w:val="none"/>
-                <w:lang w:val="en-US" w:eastAsia="zh-CN" w:bidi="ar"/>
+                <w:lang w:val="en-US" w:eastAsia="zh-CN"/>
               </w:rPr>
               <w:t>年度</w:t>
             </w:r>
@@ -6081,7 +6050,7 @@
     </w:tbl>
     <w:p>
       <w:pPr>
-        <w:pStyle w:val="28"/>
+        <w:pStyle w:val="1"/>
         <w:bidi w:val="0"/>
         <w:rPr>
           <w:rFonts w:hint="default"/>
@@ -6095,11 +6064,11 @@
         </w:rPr>
         <w:t>附则</w:t>
       </w:r>
-      <w:bookmarkEnd w:id="23"/>
-    </w:p>
-    <w:p>
-      <w:pPr>
-        <w:pStyle w:val="29"/>
+      <w:bookmarkEnd w:id="24"/>
+    </w:p>
+    <w:p>
+      <w:pPr>
+        <w:pStyle w:val="a1"/>
         <w:bidi w:val="0"/>
         <w:rPr>
           <w:rFonts w:hint="default"/>
@@ -6116,7 +6085,7 @@
     </w:p>
     <w:p>
       <w:pPr>
-        <w:pStyle w:val="29"/>
+        <w:pStyle w:val="a1"/>
         <w:bidi w:val="0"/>
         <w:rPr>
           <w:rFonts w:hint="default"/>
@@ -6131,75 +6100,24 @@
         <w:t>本制度与公司《服务台管理制度》、《运维服务工具管理制度》、《服务知识管理制度》、《最终软件库管理制度》及《服务数据管理制度》共同构成完整的管理体系。</w:t>
       </w:r>
     </w:p>
-    <w:bookmarkEnd w:id="24"/>
     <w:sectPr>
-      <w:headerReference r:id="rId5" w:type="default"/>
+      <w:headerReference w:type="default" r:id="rId7"/>
       <w:pgSz w:w="11906" w:h="16838"/>
       <w:pgMar w:top="1417" w:right="1800" w:bottom="1440" w:left="1800" w:header="1140" w:footer="992" w:gutter="0"/>
-      <w:cols w:space="425" w:num="1"/>
+      <w:cols w:num="1" w:space="425"/>
       <w:docGrid w:type="lines" w:linePitch="312" w:charSpace="0"/>
     </w:sectPr>
   </w:body>
 </w:document>
 </file>
 
-<file path=word/endnotes.xml><?xml version="1.0" encoding="utf-8"?>
-<w:endnotes xmlns:wpc="http://schemas.microsoft.com/office/word/2010/wordprocessingCanvas" xmlns:mc="http://schemas.openxmlformats.org/markup-compatibility/2006" xmlns:o="urn:schemas-microsoft-com:office:office" xmlns:r="http://schemas.openxmlformats.org/officeDocument/2006/relationships" xmlns:m="http://schemas.openxmlformats.org/officeDocument/2006/math" xmlns:v="urn:schemas-microsoft-com:vml" xmlns:wp14="http://schemas.microsoft.com/office/word/2010/wordprocessingDrawing" xmlns:wp="http://schemas.openxmlformats.org/drawingml/2006/wordprocessingDrawing" xmlns:w="http://schemas.openxmlformats.org/wordprocessingml/2006/main" xmlns:w14="http://schemas.microsoft.com/office/word/2010/wordml" xmlns:w15="http://schemas.microsoft.com/office/word/2012/wordml" xmlns:w10="urn:schemas-microsoft-com:office:word" xmlns:wpg="http://schemas.microsoft.com/office/word/2010/wordprocessingGroup" xmlns:wpi="http://schemas.microsoft.com/office/word/2010/wordprocessingInk" xmlns:wne="http://schemas.microsoft.com/office/word/2006/wordml" xmlns:wps="http://schemas.microsoft.com/office/word/2010/wordprocessingShape" xmlns:wpsCustomData="http://www.wps.cn/officeDocument/2013/wpsCustomData" mc:Ignorable="w14 w15 wp14">
-  <w:endnote w:type="separator" w:id="0">
-    <w:p>
-      <w:pPr>
-        <w:spacing w:line="240" w:lineRule="auto"/>
-      </w:pPr>
-      <w:r>
-        <w:separator/>
-      </w:r>
-    </w:p>
-  </w:endnote>
-  <w:endnote w:type="continuationSeparator" w:id="1">
-    <w:p>
-      <w:pPr>
-        <w:spacing w:line="240" w:lineRule="auto"/>
-      </w:pPr>
-      <w:r>
-        <w:continuationSeparator/>
-      </w:r>
-    </w:p>
-  </w:endnote>
-</w:endnotes>
-</file>
-
-<file path=word/footnotes.xml><?xml version="1.0" encoding="utf-8"?>
-<w:footnotes xmlns:wpc="http://schemas.microsoft.com/office/word/2010/wordprocessingCanvas" xmlns:mc="http://schemas.openxmlformats.org/markup-compatibility/2006" xmlns:o="urn:schemas-microsoft-com:office:office" xmlns:r="http://schemas.openxmlformats.org/officeDocument/2006/relationships" xmlns:m="http://schemas.openxmlformats.org/officeDocument/2006/math" xmlns:v="urn:schemas-microsoft-com:vml" xmlns:wp14="http://schemas.microsoft.com/office/word/2010/wordprocessingDrawing" xmlns:wp="http://schemas.openxmlformats.org/drawingml/2006/wordprocessingDrawing" xmlns:w="http://schemas.openxmlformats.org/wordprocessingml/2006/main" xmlns:w14="http://schemas.microsoft.com/office/word/2010/wordml" xmlns:w15="http://schemas.microsoft.com/office/word/2012/wordml" xmlns:w10="urn:schemas-microsoft-com:office:word" xmlns:wpg="http://schemas.microsoft.com/office/word/2010/wordprocessingGroup" xmlns:wpi="http://schemas.microsoft.com/office/word/2010/wordprocessingInk" xmlns:wne="http://schemas.microsoft.com/office/word/2006/wordml" xmlns:wps="http://schemas.microsoft.com/office/word/2010/wordprocessingShape" xmlns:wpsCustomData="http://www.wps.cn/officeDocument/2013/wpsCustomData" mc:Ignorable="w14 w15 wp14">
-  <w:footnote w:type="separator" w:id="0">
-    <w:p>
-      <w:pPr>
-        <w:spacing w:line="360" w:lineRule="auto"/>
-      </w:pPr>
-      <w:r>
-        <w:separator/>
-      </w:r>
-    </w:p>
-  </w:footnote>
-  <w:footnote w:type="continuationSeparator" w:id="1">
-    <w:p>
-      <w:pPr>
-        <w:spacing w:line="360" w:lineRule="auto"/>
-      </w:pPr>
-      <w:r>
-        <w:continuationSeparator/>
-      </w:r>
-    </w:p>
-  </w:footnote>
-</w:footnotes>
-</file>
-
 <file path=word/header1.xml><?xml version="1.0" encoding="utf-8"?>
-<w:hdr xmlns:wpc="http://schemas.microsoft.com/office/word/2010/wordprocessingCanvas" xmlns:mc="http://schemas.openxmlformats.org/markup-compatibility/2006" xmlns:o="urn:schemas-microsoft-com:office:office" xmlns:r="http://schemas.openxmlformats.org/officeDocument/2006/relationships" xmlns:m="http://schemas.openxmlformats.org/officeDocument/2006/math" xmlns:v="urn:schemas-microsoft-com:vml" xmlns:wp14="http://schemas.microsoft.com/office/word/2010/wordprocessingDrawing" xmlns:wp="http://schemas.openxmlformats.org/drawingml/2006/wordprocessingDrawing" xmlns:w10="urn:schemas-microsoft-com:office:word" xmlns:w="http://schemas.openxmlformats.org/wordprocessingml/2006/main" xmlns:w14="http://schemas.microsoft.com/office/word/2010/wordml" xmlns:w15="http://schemas.microsoft.com/office/word/2012/wordml" xmlns:wpg="http://schemas.microsoft.com/office/word/2010/wordprocessingGroup" xmlns:wpi="http://schemas.microsoft.com/office/word/2010/wordprocessingInk" xmlns:wne="http://schemas.microsoft.com/office/word/2006/wordml" xmlns:wps="http://schemas.microsoft.com/office/word/2010/wordprocessingShape" xmlns:wpsCustomData="http://www.wps.cn/officeDocument/2013/wpsCustomData" mc:Ignorable="w14 w15 wp14">
+<w:hdr xmlns:wpc="http://schemas.microsoft.com/office/word/2010/wordprocessingCanvas" xmlns:mc="http://schemas.openxmlformats.org/markup-compatibility/2006" xmlns:o="urn:schemas-microsoft-com:office:office" xmlns:r="http://schemas.openxmlformats.org/officeDocument/2006/relationships" xmlns:m="http://schemas.openxmlformats.org/officeDocument/2006/math" xmlns:v="urn:schemas-microsoft-com:vml" xmlns:wp14="http://schemas.microsoft.com/office/word/2010/wordprocessingDrawing" xmlns:wp="http://schemas.openxmlformats.org/drawingml/2006/wordprocessingDrawing" xmlns:w10="urn:schemas-microsoft-com:office:word" xmlns:w="http://schemas.openxmlformats.org/wordprocessingml/2006/main" xmlns:w14="http://schemas.microsoft.com/office/word/2010/wordml" xmlns:w15="http://schemas.microsoft.com/office/word/2012/wordml" xmlns:wne="http://schemas.microsoft.com/office/word/2006/wordml" xmlns:wpg="http://schemas.microsoft.com/office/word/2010/wordprocessingGroup" xmlns:wpi="http://schemas.microsoft.com/office/word/2010/wordprocessingInk" xmlns:wps="http://schemas.microsoft.com/office/word/2010/wordprocessingShape" mc:Ignorable="w14 w15 wp14">
   <w:p>
     <w:pPr>
-      <w:pStyle w:val="15"/>
+      <w:pStyle w:val="Header"/>
       <w:pBdr>
-        <w:bottom w:val="single" w:color="auto" w:sz="4" w:space="1"/>
+        <w:bottom w:val="single" w:sz="4" w:space="1" w:color="auto"/>
       </w:pBdr>
       <w:tabs>
         <w:tab w:val="left" w:pos="335"/>
@@ -6207,27 +6125,27 @@
       </w:tabs>
       <w:jc w:val="right"/>
       <w:rPr>
-        <w:rFonts w:hint="eastAsia" w:eastAsiaTheme="minorEastAsia"/>
+        <w:rFonts w:eastAsiaTheme="minorEastAsia" w:hint="eastAsia"/>
         <w:lang w:eastAsia="zh-CN"/>
       </w:rPr>
     </w:pPr>
     <w:r>
       <w:rPr>
-        <w:rFonts w:hint="eastAsia" w:eastAsiaTheme="minorEastAsia"/>
+        <w:rFonts w:eastAsiaTheme="minorEastAsia" w:hint="eastAsia"/>
         <w:lang w:val="en-US" w:eastAsia="zh-CN"/>
       </w:rPr>
       <w:tab/>
     </w:r>
     <w:r>
       <w:rPr>
-        <w:rFonts w:hint="eastAsia" w:eastAsiaTheme="minorEastAsia"/>
+        <w:rFonts w:eastAsiaTheme="minorEastAsia" w:hint="eastAsia"/>
         <w:lang w:val="en-US" w:eastAsia="zh-CN"/>
       </w:rPr>
       <w:tab/>
     </w:r>
     <w:r>
       <w:rPr>
-        <w:rFonts w:hint="eastAsia" w:eastAsiaTheme="minorEastAsia"/>
+        <w:rFonts w:eastAsiaTheme="minorEastAsia" w:hint="eastAsia"/>
         <w:lang w:val="en-US" w:eastAsia="zh-CN"/>
       </w:rPr>
       <w:t>江西通信产业服务有限公司</w:t>
@@ -6237,12 +6155,12 @@
 </file>
 
 <file path=word/numbering.xml><?xml version="1.0" encoding="utf-8"?>
-<w:numbering xmlns:wpc="http://schemas.microsoft.com/office/word/2010/wordprocessingCanvas" xmlns:mc="http://schemas.openxmlformats.org/markup-compatibility/2006" xmlns:o="urn:schemas-microsoft-com:office:office" xmlns:r="http://schemas.openxmlformats.org/officeDocument/2006/relationships" xmlns:m="http://schemas.openxmlformats.org/officeDocument/2006/math" xmlns:v="urn:schemas-microsoft-com:vml" xmlns:wp14="http://schemas.microsoft.com/office/word/2010/wordprocessingDrawing" xmlns:wp="http://schemas.openxmlformats.org/drawingml/2006/wordprocessingDrawing" xmlns:w10="urn:schemas-microsoft-com:office:word" xmlns:w="http://schemas.openxmlformats.org/wordprocessingml/2006/main" xmlns:w14="http://schemas.microsoft.com/office/word/2010/wordml" xmlns:wpg="http://schemas.microsoft.com/office/word/2010/wordprocessingGroup" xmlns:wpi="http://schemas.microsoft.com/office/word/2010/wordprocessingInk" xmlns:wne="http://schemas.microsoft.com/office/word/2006/wordml" xmlns:wps="http://schemas.microsoft.com/office/word/2010/wordprocessingShape" xmlns:wpsCustomData="http://www.wps.cn/officeDocument/2013/wpsCustomData" mc:Ignorable="w14 wp14">
+<w:numbering xmlns:wpc="http://schemas.microsoft.com/office/word/2010/wordprocessingCanvas" xmlns:mc="http://schemas.openxmlformats.org/markup-compatibility/2006" xmlns:o="urn:schemas-microsoft-com:office:office" xmlns:r="http://schemas.openxmlformats.org/officeDocument/2006/relationships" xmlns:m="http://schemas.openxmlformats.org/officeDocument/2006/math" xmlns:v="urn:schemas-microsoft-com:vml" xmlns:wp14="http://schemas.microsoft.com/office/word/2010/wordprocessingDrawing" xmlns:wp="http://schemas.openxmlformats.org/drawingml/2006/wordprocessingDrawing" xmlns:w10="urn:schemas-microsoft-com:office:word" xmlns:w="http://schemas.openxmlformats.org/wordprocessingml/2006/main" xmlns:w14="http://schemas.microsoft.com/office/word/2010/wordml" xmlns:w15="http://schemas.microsoft.com/office/word/2012/wordml" xmlns:wne="http://schemas.microsoft.com/office/word/2006/wordml" xmlns:wpg="http://schemas.microsoft.com/office/word/2010/wordprocessingGroup" xmlns:wpi="http://schemas.microsoft.com/office/word/2010/wordprocessingInk" xmlns:wps="http://schemas.microsoft.com/office/word/2010/wordprocessingShape" mc:Ignorable="w14 w15 wp14">
   <w:abstractNum w:abstractNumId="0">
     <w:nsid w:val="84AD6CAD"/>
     <w:multiLevelType w:val="singleLevel"/>
     <w:tmpl w:val="84AD6CAD"/>
-    <w:lvl w:ilvl="0" w:tentative="0">
+    <w:lvl w:ilvl="0">
       <w:start w:val="1"/>
       <w:numFmt w:val="decimal"/>
       <w:lvlText w:val="%1."/>
@@ -6259,7 +6177,7 @@
     <w:nsid w:val="8543E92A"/>
     <w:multiLevelType w:val="singleLevel"/>
     <w:tmpl w:val="8543E92A"/>
-    <w:lvl w:ilvl="0" w:tentative="0">
+    <w:lvl w:ilvl="0">
       <w:start w:val="1"/>
       <w:numFmt w:val="decimal"/>
       <w:lvlText w:val="%1."/>
@@ -6276,10 +6194,10 @@
     <w:nsid w:val="8E964DCE"/>
     <w:multiLevelType w:val="multilevel"/>
     <w:tmpl w:val="8E964DCE"/>
-    <w:lvl w:ilvl="0" w:tentative="0">
+    <w:lvl w:ilvl="0">
       <w:start w:val="1"/>
       <w:numFmt w:val="decimal"/>
-      <w:pStyle w:val="2"/>
+      <w:pStyle w:val="Heading1"/>
       <w:lvlText w:val="%1."/>
       <w:lvlJc w:val="left"/>
       <w:pPr>
@@ -6289,10 +6207,10 @@
         <w:rFonts w:hint="default"/>
       </w:rPr>
     </w:lvl>
-    <w:lvl w:ilvl="1" w:tentative="0">
+    <w:lvl w:ilvl="1">
       <w:start w:val="1"/>
       <w:numFmt w:val="decimal"/>
-      <w:pStyle w:val="3"/>
+      <w:pStyle w:val="Heading2"/>
       <w:lvlText w:val="%1.%2."/>
       <w:lvlJc w:val="left"/>
       <w:pPr>
@@ -6302,10 +6220,10 @@
         <w:rFonts w:hint="default"/>
       </w:rPr>
     </w:lvl>
-    <w:lvl w:ilvl="2" w:tentative="0">
+    <w:lvl w:ilvl="2">
       <w:start w:val="1"/>
       <w:numFmt w:val="decimal"/>
-      <w:pStyle w:val="4"/>
+      <w:pStyle w:val="Heading3"/>
       <w:lvlText w:val="%1.%2.%3."/>
       <w:lvlJc w:val="left"/>
       <w:pPr>
@@ -6315,10 +6233,10 @@
         <w:rFonts w:hint="default"/>
       </w:rPr>
     </w:lvl>
-    <w:lvl w:ilvl="3" w:tentative="0">
+    <w:lvl w:ilvl="3">
       <w:start w:val="1"/>
       <w:numFmt w:val="decimal"/>
-      <w:pStyle w:val="5"/>
+      <w:pStyle w:val="Heading4"/>
       <w:lvlText w:val="%1.%2.%3.%4."/>
       <w:lvlJc w:val="left"/>
       <w:pPr>
@@ -6328,10 +6246,10 @@
         <w:rFonts w:hint="default"/>
       </w:rPr>
     </w:lvl>
-    <w:lvl w:ilvl="4" w:tentative="0">
+    <w:lvl w:ilvl="4">
       <w:start w:val="1"/>
       <w:numFmt w:val="decimal"/>
-      <w:pStyle w:val="6"/>
+      <w:pStyle w:val="Heading5"/>
       <w:lvlText w:val="%1.%2.%3.%4.%5."/>
       <w:lvlJc w:val="left"/>
       <w:pPr>
@@ -6341,10 +6259,10 @@
         <w:rFonts w:hint="default"/>
       </w:rPr>
     </w:lvl>
-    <w:lvl w:ilvl="5" w:tentative="0">
+    <w:lvl w:ilvl="5">
       <w:start w:val="1"/>
       <w:numFmt w:val="decimal"/>
-      <w:pStyle w:val="7"/>
+      <w:pStyle w:val="Heading6"/>
       <w:lvlText w:val="%1.%2.%3.%4.%5.%6."/>
       <w:lvlJc w:val="left"/>
       <w:pPr>
@@ -6354,10 +6272,10 @@
         <w:rFonts w:hint="default"/>
       </w:rPr>
     </w:lvl>
-    <w:lvl w:ilvl="6" w:tentative="0">
+    <w:lvl w:ilvl="6">
       <w:start w:val="1"/>
       <w:numFmt w:val="decimal"/>
-      <w:pStyle w:val="8"/>
+      <w:pStyle w:val="Heading7"/>
       <w:lvlText w:val="%1.%2.%3.%4.%5.%6.%7."/>
       <w:lvlJc w:val="left"/>
       <w:pPr>
@@ -6367,10 +6285,10 @@
         <w:rFonts w:hint="default"/>
       </w:rPr>
     </w:lvl>
-    <w:lvl w:ilvl="7" w:tentative="0">
+    <w:lvl w:ilvl="7">
       <w:start w:val="1"/>
       <w:numFmt w:val="decimal"/>
-      <w:pStyle w:val="9"/>
+      <w:pStyle w:val="Heading8"/>
       <w:lvlText w:val="%1.%2.%3.%4.%5.%6.%7.%8."/>
       <w:lvlJc w:val="left"/>
       <w:pPr>
@@ -6380,10 +6298,10 @@
         <w:rFonts w:hint="default"/>
       </w:rPr>
     </w:lvl>
-    <w:lvl w:ilvl="8" w:tentative="0">
+    <w:lvl w:ilvl="8">
       <w:start w:val="1"/>
       <w:numFmt w:val="decimal"/>
-      <w:pStyle w:val="10"/>
+      <w:pStyle w:val="Heading9"/>
       <w:lvlText w:val="%1.%2.%3.%4.%5.%6.%7.%8.%9."/>
       <w:lvlJc w:val="left"/>
       <w:pPr>
@@ -6398,7 +6316,7 @@
     <w:nsid w:val="97A13BAF"/>
     <w:multiLevelType w:val="singleLevel"/>
     <w:tmpl w:val="97A13BAF"/>
-    <w:lvl w:ilvl="0" w:tentative="0">
+    <w:lvl w:ilvl="0">
       <w:start w:val="1"/>
       <w:numFmt w:val="decimal"/>
       <w:lvlText w:val="(%1)"/>
@@ -6418,7 +6336,7 @@
     <w:nsid w:val="982BA49F"/>
     <w:multiLevelType w:val="singleLevel"/>
     <w:tmpl w:val="982BA49F"/>
-    <w:lvl w:ilvl="0" w:tentative="0">
+    <w:lvl w:ilvl="0">
       <w:start w:val="1"/>
       <w:numFmt w:val="decimal"/>
       <w:lvlText w:val="%1."/>
@@ -6435,7 +6353,7 @@
     <w:nsid w:val="CACC2960"/>
     <w:multiLevelType w:val="singleLevel"/>
     <w:tmpl w:val="CACC2960"/>
-    <w:lvl w:ilvl="0" w:tentative="0">
+    <w:lvl w:ilvl="0">
       <w:start w:val="1"/>
       <w:numFmt w:val="decimal"/>
       <w:lvlText w:val="(%1)"/>
@@ -6455,7 +6373,7 @@
     <w:nsid w:val="543818FF"/>
     <w:multiLevelType w:val="singleLevel"/>
     <w:tmpl w:val="543818FF"/>
-    <w:lvl w:ilvl="0" w:tentative="0">
+    <w:lvl w:ilvl="0">
       <w:start w:val="1"/>
       <w:numFmt w:val="decimal"/>
       <w:lvlText w:val="%1."/>
@@ -6493,269 +6411,267 @@
 </file>
 
 <file path=word/styles.xml><?xml version="1.0" encoding="utf-8"?>
-<w:styles xmlns:mc="http://schemas.openxmlformats.org/markup-compatibility/2006" xmlns:o="urn:schemas-microsoft-com:office:office" xmlns:r="http://schemas.openxmlformats.org/officeDocument/2006/relationships" xmlns:m="http://schemas.openxmlformats.org/officeDocument/2006/math" xmlns:v="urn:schemas-microsoft-com:vml" xmlns:w="http://schemas.openxmlformats.org/wordprocessingml/2006/main" xmlns:w14="http://schemas.microsoft.com/office/word/2010/wordml" xmlns:w10="urn:schemas-microsoft-com:office:word" xmlns:sl="http://schemas.openxmlformats.org/schemaLibrary/2006/main" xmlns:wpsCustomData="http://www.wps.cn/officeDocument/2013/wpsCustomData" mc:Ignorable="w14">
+<w:styles xmlns:mc="http://schemas.openxmlformats.org/markup-compatibility/2006" xmlns:r="http://schemas.openxmlformats.org/officeDocument/2006/relationships" xmlns:w="http://schemas.openxmlformats.org/wordprocessingml/2006/main" xmlns:w14="http://schemas.microsoft.com/office/word/2010/wordml" xmlns:w15="http://schemas.microsoft.com/office/word/2012/wordml" mc:Ignorable="w14 w15">
   <w:docDefaults>
     <w:rPrDefault>
       <w:rPr>
-        <w:rFonts w:ascii="Times New Roman" w:hAnsi="Times New Roman" w:eastAsia="宋体" w:cs="Times New Roman"/>
+        <w:rFonts w:ascii="Times New Roman" w:eastAsia="宋体" w:hAnsi="Times New Roman" w:cs="Times New Roman"/>
       </w:rPr>
     </w:rPrDefault>
     <w:pPrDefault/>
   </w:docDefaults>
-  <w:latentStyles w:count="260" w:defQFormat="0" w:defUnhideWhenUsed="1" w:defSemiHidden="1" w:defUIPriority="99" w:defLockedState="0">
-    <w:lsdException w:qFormat="1" w:unhideWhenUsed="0" w:uiPriority="0" w:semiHidden="0" w:name="Normal"/>
-    <w:lsdException w:qFormat="1" w:unhideWhenUsed="0" w:uiPriority="0" w:semiHidden="0" w:name="heading 1"/>
-    <w:lsdException w:qFormat="1" w:uiPriority="0" w:semiHidden="0" w:name="heading 2"/>
-    <w:lsdException w:qFormat="1" w:uiPriority="0" w:name="heading 3"/>
-    <w:lsdException w:qFormat="1" w:uiPriority="0" w:semiHidden="0" w:name="heading 4"/>
-    <w:lsdException w:qFormat="1" w:uiPriority="0" w:name="heading 5"/>
-    <w:lsdException w:qFormat="1" w:uiPriority="0" w:name="heading 6"/>
-    <w:lsdException w:qFormat="1" w:uiPriority="0" w:name="heading 7"/>
-    <w:lsdException w:qFormat="1" w:uiPriority="0" w:name="heading 8"/>
-    <w:lsdException w:qFormat="1" w:uiPriority="0" w:name="heading 9"/>
-    <w:lsdException w:unhideWhenUsed="0" w:uiPriority="0" w:semiHidden="0" w:name="index 1"/>
-    <w:lsdException w:unhideWhenUsed="0" w:uiPriority="0" w:semiHidden="0" w:name="index 2"/>
-    <w:lsdException w:unhideWhenUsed="0" w:uiPriority="0" w:semiHidden="0" w:name="index 3"/>
-    <w:lsdException w:unhideWhenUsed="0" w:uiPriority="0" w:semiHidden="0" w:name="index 4"/>
-    <w:lsdException w:unhideWhenUsed="0" w:uiPriority="0" w:semiHidden="0" w:name="index 5"/>
-    <w:lsdException w:unhideWhenUsed="0" w:uiPriority="0" w:semiHidden="0" w:name="index 6"/>
-    <w:lsdException w:unhideWhenUsed="0" w:uiPriority="0" w:semiHidden="0" w:name="index 7"/>
-    <w:lsdException w:unhideWhenUsed="0" w:uiPriority="0" w:semiHidden="0" w:name="index 8"/>
-    <w:lsdException w:unhideWhenUsed="0" w:uiPriority="0" w:semiHidden="0" w:name="index 9"/>
-    <w:lsdException w:qFormat="1" w:unhideWhenUsed="0" w:uiPriority="0" w:semiHidden="0" w:name="toc 1"/>
-    <w:lsdException w:qFormat="1" w:unhideWhenUsed="0" w:uiPriority="0" w:semiHidden="0" w:name="toc 2"/>
-    <w:lsdException w:qFormat="1" w:unhideWhenUsed="0" w:uiPriority="0" w:semiHidden="0" w:name="toc 3"/>
-    <w:lsdException w:unhideWhenUsed="0" w:uiPriority="0" w:semiHidden="0" w:name="toc 4"/>
-    <w:lsdException w:unhideWhenUsed="0" w:uiPriority="0" w:semiHidden="0" w:name="toc 5"/>
-    <w:lsdException w:unhideWhenUsed="0" w:uiPriority="0" w:semiHidden="0" w:name="toc 6"/>
-    <w:lsdException w:unhideWhenUsed="0" w:uiPriority="0" w:semiHidden="0" w:name="toc 7"/>
-    <w:lsdException w:unhideWhenUsed="0" w:uiPriority="0" w:semiHidden="0" w:name="toc 8"/>
-    <w:lsdException w:unhideWhenUsed="0" w:uiPriority="0" w:semiHidden="0" w:name="toc 9"/>
-    <w:lsdException w:unhideWhenUsed="0" w:uiPriority="0" w:semiHidden="0" w:name="Normal Indent"/>
-    <w:lsdException w:unhideWhenUsed="0" w:uiPriority="0" w:semiHidden="0" w:name="footnote text"/>
-    <w:lsdException w:qFormat="1" w:unhideWhenUsed="0" w:uiPriority="0" w:semiHidden="0" w:name="annotation text"/>
-    <w:lsdException w:qFormat="1" w:unhideWhenUsed="0" w:uiPriority="0" w:semiHidden="0" w:name="header"/>
-    <w:lsdException w:qFormat="1" w:unhideWhenUsed="0" w:uiPriority="0" w:semiHidden="0" w:name="footer"/>
-    <w:lsdException w:unhideWhenUsed="0" w:uiPriority="0" w:semiHidden="0" w:name="index heading"/>
-    <w:lsdException w:qFormat="1" w:uiPriority="0" w:name="caption"/>
-    <w:lsdException w:unhideWhenUsed="0" w:uiPriority="0" w:semiHidden="0" w:name="table of figures"/>
-    <w:lsdException w:unhideWhenUsed="0" w:uiPriority="0" w:semiHidden="0" w:name="envelope address"/>
-    <w:lsdException w:unhideWhenUsed="0" w:uiPriority="0" w:semiHidden="0" w:name="envelope return"/>
-    <w:lsdException w:unhideWhenUsed="0" w:uiPriority="0" w:semiHidden="0" w:name="footnote reference"/>
-    <w:lsdException w:unhideWhenUsed="0" w:uiPriority="0" w:semiHidden="0" w:name="annotation reference"/>
-    <w:lsdException w:unhideWhenUsed="0" w:uiPriority="0" w:semiHidden="0" w:name="line number"/>
-    <w:lsdException w:unhideWhenUsed="0" w:uiPriority="0" w:semiHidden="0" w:name="page number"/>
-    <w:lsdException w:unhideWhenUsed="0" w:uiPriority="0" w:semiHidden="0" w:name="endnote reference"/>
-    <w:lsdException w:unhideWhenUsed="0" w:uiPriority="0" w:semiHidden="0" w:name="endnote text"/>
-    <w:lsdException w:unhideWhenUsed="0" w:uiPriority="0" w:semiHidden="0" w:name="table of authorities"/>
-    <w:lsdException w:unhideWhenUsed="0" w:uiPriority="0" w:semiHidden="0" w:name="macro"/>
-    <w:lsdException w:unhideWhenUsed="0" w:uiPriority="0" w:semiHidden="0" w:name="toa heading"/>
-    <w:lsdException w:unhideWhenUsed="0" w:uiPriority="0" w:semiHidden="0" w:name="List"/>
-    <w:lsdException w:unhideWhenUsed="0" w:uiPriority="0" w:semiHidden="0" w:name="List Bullet"/>
-    <w:lsdException w:unhideWhenUsed="0" w:uiPriority="0" w:semiHidden="0" w:name="List Number"/>
-    <w:lsdException w:unhideWhenUsed="0" w:uiPriority="0" w:semiHidden="0" w:name="List 2"/>
-    <w:lsdException w:unhideWhenUsed="0" w:uiPriority="0" w:semiHidden="0" w:name="List 3"/>
-    <w:lsdException w:unhideWhenUsed="0" w:uiPriority="0" w:semiHidden="0" w:name="List 4"/>
-    <w:lsdException w:unhideWhenUsed="0" w:uiPriority="0" w:semiHidden="0" w:name="List 5"/>
-    <w:lsdException w:unhideWhenUsed="0" w:uiPriority="0" w:semiHidden="0" w:name="List Bullet 2"/>
-    <w:lsdException w:unhideWhenUsed="0" w:uiPriority="0" w:semiHidden="0" w:name="List Bullet 3"/>
-    <w:lsdException w:unhideWhenUsed="0" w:uiPriority="0" w:semiHidden="0" w:name="List Bullet 4"/>
-    <w:lsdException w:unhideWhenUsed="0" w:uiPriority="0" w:semiHidden="0" w:name="List Bullet 5"/>
-    <w:lsdException w:unhideWhenUsed="0" w:uiPriority="0" w:semiHidden="0" w:name="List Number 2"/>
-    <w:lsdException w:unhideWhenUsed="0" w:uiPriority="0" w:semiHidden="0" w:name="List Number 3"/>
-    <w:lsdException w:unhideWhenUsed="0" w:uiPriority="0" w:semiHidden="0" w:name="List Number 4"/>
-    <w:lsdException w:unhideWhenUsed="0" w:uiPriority="0" w:semiHidden="0" w:name="List Number 5"/>
-    <w:lsdException w:qFormat="1" w:unhideWhenUsed="0" w:uiPriority="0" w:semiHidden="0" w:name="Title"/>
-    <w:lsdException w:unhideWhenUsed="0" w:uiPriority="0" w:semiHidden="0" w:name="Closing"/>
-    <w:lsdException w:unhideWhenUsed="0" w:uiPriority="0" w:semiHidden="0" w:name="Signature"/>
-    <w:lsdException w:qFormat="1" w:unhideWhenUsed="0" w:uiPriority="0" w:name="Default Paragraph Font"/>
-    <w:lsdException w:qFormat="1" w:unhideWhenUsed="0" w:uiPriority="0" w:name="Body Text"/>
-    <w:lsdException w:unhideWhenUsed="0" w:uiPriority="0" w:semiHidden="0" w:name="Body Text Indent"/>
-    <w:lsdException w:unhideWhenUsed="0" w:uiPriority="0" w:semiHidden="0" w:name="List Continue"/>
-    <w:lsdException w:unhideWhenUsed="0" w:uiPriority="0" w:semiHidden="0" w:name="List Continue 2"/>
-    <w:lsdException w:unhideWhenUsed="0" w:uiPriority="0" w:semiHidden="0" w:name="List Continue 3"/>
-    <w:lsdException w:unhideWhenUsed="0" w:uiPriority="0" w:semiHidden="0" w:name="List Continue 4"/>
-    <w:lsdException w:unhideWhenUsed="0" w:uiPriority="0" w:semiHidden="0" w:name="List Continue 5"/>
-    <w:lsdException w:unhideWhenUsed="0" w:uiPriority="0" w:semiHidden="0" w:name="Message Header"/>
-    <w:lsdException w:qFormat="1" w:unhideWhenUsed="0" w:uiPriority="0" w:semiHidden="0" w:name="Subtitle"/>
-    <w:lsdException w:unhideWhenUsed="0" w:uiPriority="0" w:semiHidden="0" w:name="Salutation"/>
-    <w:lsdException w:unhideWhenUsed="0" w:uiPriority="0" w:semiHidden="0" w:name="Date"/>
-    <w:lsdException w:unhideWhenUsed="0" w:uiPriority="0" w:semiHidden="0" w:name="Body Text First Indent"/>
-    <w:lsdException w:unhideWhenUsed="0" w:uiPriority="0" w:semiHidden="0" w:name="Body Text First Indent 2"/>
-    <w:lsdException w:uiPriority="99" w:name="Note Heading"/>
-    <w:lsdException w:unhideWhenUsed="0" w:uiPriority="0" w:semiHidden="0" w:name="Body Text 2"/>
-    <w:lsdException w:unhideWhenUsed="0" w:uiPriority="0" w:semiHidden="0" w:name="Body Text 3"/>
-    <w:lsdException w:unhideWhenUsed="0" w:uiPriority="0" w:semiHidden="0" w:name="Body Text Indent 2"/>
-    <w:lsdException w:unhideWhenUsed="0" w:uiPriority="0" w:semiHidden="0" w:name="Body Text Indent 3"/>
-    <w:lsdException w:unhideWhenUsed="0" w:uiPriority="0" w:semiHidden="0" w:name="Block Text"/>
-    <w:lsdException w:unhideWhenUsed="0" w:uiPriority="0" w:semiHidden="0" w:name="Hyperlink"/>
-    <w:lsdException w:unhideWhenUsed="0" w:uiPriority="0" w:semiHidden="0" w:name="FollowedHyperlink"/>
-    <w:lsdException w:qFormat="1" w:unhideWhenUsed="0" w:uiPriority="0" w:semiHidden="0" w:name="Strong"/>
-    <w:lsdException w:qFormat="1" w:unhideWhenUsed="0" w:uiPriority="0" w:semiHidden="0" w:name="Emphasis"/>
-    <w:lsdException w:unhideWhenUsed="0" w:uiPriority="0" w:semiHidden="0" w:name="Document Map"/>
-    <w:lsdException w:unhideWhenUsed="0" w:uiPriority="0" w:semiHidden="0" w:name="Plain Text"/>
-    <w:lsdException w:unhideWhenUsed="0" w:uiPriority="0" w:semiHidden="0" w:name="E-mail Signature"/>
-    <w:lsdException w:qFormat="1" w:unhideWhenUsed="0" w:uiPriority="0" w:semiHidden="0" w:name="Normal (Web)"/>
-    <w:lsdException w:unhideWhenUsed="0" w:uiPriority="0" w:semiHidden="0" w:name="HTML Acronym"/>
-    <w:lsdException w:unhideWhenUsed="0" w:uiPriority="0" w:semiHidden="0" w:name="HTML Address"/>
-    <w:lsdException w:unhideWhenUsed="0" w:uiPriority="0" w:semiHidden="0" w:name="HTML Cite"/>
-    <w:lsdException w:unhideWhenUsed="0" w:uiPriority="0" w:semiHidden="0" w:name="HTML Code"/>
-    <w:lsdException w:unhideWhenUsed="0" w:uiPriority="0" w:semiHidden="0" w:name="HTML Definition"/>
-    <w:lsdException w:unhideWhenUsed="0" w:uiPriority="0" w:semiHidden="0" w:name="HTML Keyboard"/>
-    <w:lsdException w:unhideWhenUsed="0" w:uiPriority="0" w:semiHidden="0" w:name="HTML Preformatted"/>
-    <w:lsdException w:unhideWhenUsed="0" w:uiPriority="0" w:semiHidden="0" w:name="HTML Sample"/>
-    <w:lsdException w:unhideWhenUsed="0" w:uiPriority="0" w:semiHidden="0" w:name="HTML Typewriter"/>
-    <w:lsdException w:unhideWhenUsed="0" w:uiPriority="0" w:semiHidden="0" w:name="HTML Variable"/>
-    <w:lsdException w:qFormat="1" w:unhideWhenUsed="0" w:uiPriority="0" w:name="Normal Table"/>
-    <w:lsdException w:unhideWhenUsed="0" w:uiPriority="0" w:semiHidden="0" w:name="annotation subject"/>
-    <w:lsdException w:unhideWhenUsed="0" w:uiPriority="0" w:semiHidden="0" w:name="Table Simple 1"/>
-    <w:lsdException w:unhideWhenUsed="0" w:uiPriority="0" w:semiHidden="0" w:name="Table Simple 2"/>
-    <w:lsdException w:unhideWhenUsed="0" w:uiPriority="0" w:semiHidden="0" w:name="Table Simple 3"/>
-    <w:lsdException w:unhideWhenUsed="0" w:uiPriority="0" w:semiHidden="0" w:name="Table Classic 1"/>
-    <w:lsdException w:unhideWhenUsed="0" w:uiPriority="0" w:semiHidden="0" w:name="Table Classic 2"/>
-    <w:lsdException w:unhideWhenUsed="0" w:uiPriority="0" w:semiHidden="0" w:name="Table Classic 3"/>
-    <w:lsdException w:unhideWhenUsed="0" w:uiPriority="0" w:semiHidden="0" w:name="Table Classic 4"/>
-    <w:lsdException w:unhideWhenUsed="0" w:uiPriority="0" w:semiHidden="0" w:name="Table Colorful 1"/>
-    <w:lsdException w:unhideWhenUsed="0" w:uiPriority="0" w:semiHidden="0" w:name="Table Colorful 2"/>
-    <w:lsdException w:unhideWhenUsed="0" w:uiPriority="0" w:semiHidden="0" w:name="Table Colorful 3"/>
-    <w:lsdException w:unhideWhenUsed="0" w:uiPriority="0" w:semiHidden="0" w:name="Table Columns 1"/>
-    <w:lsdException w:unhideWhenUsed="0" w:uiPriority="0" w:semiHidden="0" w:name="Table Columns 2"/>
-    <w:lsdException w:unhideWhenUsed="0" w:uiPriority="0" w:semiHidden="0" w:name="Table Columns 3"/>
-    <w:lsdException w:unhideWhenUsed="0" w:uiPriority="0" w:semiHidden="0" w:name="Table Columns 4"/>
-    <w:lsdException w:unhideWhenUsed="0" w:uiPriority="0" w:semiHidden="0" w:name="Table Columns 5"/>
-    <w:lsdException w:unhideWhenUsed="0" w:uiPriority="0" w:semiHidden="0" w:name="Table Grid 1"/>
-    <w:lsdException w:unhideWhenUsed="0" w:uiPriority="0" w:semiHidden="0" w:name="Table Grid 2"/>
-    <w:lsdException w:unhideWhenUsed="0" w:uiPriority="0" w:semiHidden="0" w:name="Table Grid 3"/>
-    <w:lsdException w:unhideWhenUsed="0" w:uiPriority="0" w:semiHidden="0" w:name="Table Grid 4"/>
-    <w:lsdException w:unhideWhenUsed="0" w:uiPriority="0" w:semiHidden="0" w:name="Table Grid 5"/>
-    <w:lsdException w:unhideWhenUsed="0" w:uiPriority="0" w:semiHidden="0" w:name="Table Grid 6"/>
-    <w:lsdException w:unhideWhenUsed="0" w:uiPriority="0" w:semiHidden="0" w:name="Table Grid 7"/>
-    <w:lsdException w:unhideWhenUsed="0" w:uiPriority="0" w:semiHidden="0" w:name="Table Grid 8"/>
-    <w:lsdException w:unhideWhenUsed="0" w:uiPriority="0" w:semiHidden="0" w:name="Table List 1"/>
-    <w:lsdException w:unhideWhenUsed="0" w:uiPriority="0" w:semiHidden="0" w:name="Table List 2"/>
-    <w:lsdException w:unhideWhenUsed="0" w:uiPriority="0" w:semiHidden="0" w:name="Table List 3"/>
-    <w:lsdException w:unhideWhenUsed="0" w:uiPriority="0" w:semiHidden="0" w:name="Table List 4"/>
-    <w:lsdException w:unhideWhenUsed="0" w:uiPriority="0" w:semiHidden="0" w:name="Table List 5"/>
-    <w:lsdException w:unhideWhenUsed="0" w:uiPriority="0" w:semiHidden="0" w:name="Table List 6"/>
-    <w:lsdException w:unhideWhenUsed="0" w:uiPriority="0" w:semiHidden="0" w:name="Table List 7"/>
-    <w:lsdException w:unhideWhenUsed="0" w:uiPriority="0" w:semiHidden="0" w:name="Table List 8"/>
-    <w:lsdException w:unhideWhenUsed="0" w:uiPriority="0" w:semiHidden="0" w:name="Table 3D effects 1"/>
-    <w:lsdException w:unhideWhenUsed="0" w:uiPriority="0" w:semiHidden="0" w:name="Table 3D effects 2"/>
-    <w:lsdException w:unhideWhenUsed="0" w:uiPriority="0" w:semiHidden="0" w:name="Table 3D effects 3"/>
-    <w:lsdException w:unhideWhenUsed="0" w:uiPriority="0" w:semiHidden="0" w:name="Table Contemporary"/>
-    <w:lsdException w:unhideWhenUsed="0" w:uiPriority="0" w:semiHidden="0" w:name="Table Elegant"/>
-    <w:lsdException w:unhideWhenUsed="0" w:uiPriority="0" w:semiHidden="0" w:name="Table Professional"/>
-    <w:lsdException w:unhideWhenUsed="0" w:uiPriority="0" w:semiHidden="0" w:name="Table Subtle 1"/>
-    <w:lsdException w:unhideWhenUsed="0" w:uiPriority="0" w:semiHidden="0" w:name="Table Subtle 2"/>
-    <w:lsdException w:unhideWhenUsed="0" w:uiPriority="0" w:semiHidden="0" w:name="Table Web 1"/>
-    <w:lsdException w:unhideWhenUsed="0" w:uiPriority="0" w:semiHidden="0" w:name="Table Web 2"/>
-    <w:lsdException w:unhideWhenUsed="0" w:uiPriority="0" w:semiHidden="0" w:name="Table Web 3"/>
-    <w:lsdException w:unhideWhenUsed="0" w:uiPriority="0" w:semiHidden="0" w:name="Balloon Text"/>
-    <w:lsdException w:qFormat="1" w:unhideWhenUsed="0" w:uiPriority="0" w:semiHidden="0" w:name="Table Grid"/>
-    <w:lsdException w:unhideWhenUsed="0" w:uiPriority="0" w:semiHidden="0" w:name="Table Theme"/>
-    <w:lsdException w:unhideWhenUsed="0" w:uiPriority="60" w:semiHidden="0" w:name="Light Shading"/>
-    <w:lsdException w:unhideWhenUsed="0" w:uiPriority="61" w:semiHidden="0" w:name="Light List"/>
-    <w:lsdException w:unhideWhenUsed="0" w:uiPriority="62" w:semiHidden="0" w:name="Light Grid"/>
-    <w:lsdException w:unhideWhenUsed="0" w:uiPriority="63" w:semiHidden="0" w:name="Medium Shading 1"/>
-    <w:lsdException w:unhideWhenUsed="0" w:uiPriority="64" w:semiHidden="0" w:name="Medium Shading 2"/>
-    <w:lsdException w:unhideWhenUsed="0" w:uiPriority="65" w:semiHidden="0" w:name="Medium List 1"/>
-    <w:lsdException w:unhideWhenUsed="0" w:uiPriority="66" w:semiHidden="0" w:name="Medium List 2"/>
-    <w:lsdException w:unhideWhenUsed="0" w:uiPriority="67" w:semiHidden="0" w:name="Medium Grid 1"/>
-    <w:lsdException w:unhideWhenUsed="0" w:uiPriority="68" w:semiHidden="0" w:name="Medium Grid 2"/>
-    <w:lsdException w:unhideWhenUsed="0" w:uiPriority="69" w:semiHidden="0" w:name="Medium Grid 3"/>
-    <w:lsdException w:unhideWhenUsed="0" w:uiPriority="70" w:semiHidden="0" w:name="Dark List"/>
-    <w:lsdException w:unhideWhenUsed="0" w:uiPriority="71" w:semiHidden="0" w:name="Colorful Shading"/>
-    <w:lsdException w:unhideWhenUsed="0" w:uiPriority="72" w:semiHidden="0" w:name="Colorful List"/>
-    <w:lsdException w:unhideWhenUsed="0" w:uiPriority="73" w:semiHidden="0" w:name="Colorful Grid"/>
-    <w:lsdException w:unhideWhenUsed="0" w:uiPriority="60" w:semiHidden="0" w:name="Light Shading Accent 1"/>
-    <w:lsdException w:unhideWhenUsed="0" w:uiPriority="61" w:semiHidden="0" w:name="Light List Accent 1"/>
-    <w:lsdException w:unhideWhenUsed="0" w:uiPriority="62" w:semiHidden="0" w:name="Light Grid Accent 1"/>
-    <w:lsdException w:unhideWhenUsed="0" w:uiPriority="63" w:semiHidden="0" w:name="Medium Shading 1 Accent 1"/>
-    <w:lsdException w:unhideWhenUsed="0" w:uiPriority="64" w:semiHidden="0" w:name="Medium Shading 2 Accent 1"/>
-    <w:lsdException w:unhideWhenUsed="0" w:uiPriority="65" w:semiHidden="0" w:name="Medium List 1 Accent 1"/>
-    <w:lsdException w:unhideWhenUsed="0" w:uiPriority="66" w:semiHidden="0" w:name="Medium List 2 Accent 1"/>
-    <w:lsdException w:unhideWhenUsed="0" w:uiPriority="67" w:semiHidden="0" w:name="Medium Grid 1 Accent 1"/>
-    <w:lsdException w:unhideWhenUsed="0" w:uiPriority="68" w:semiHidden="0" w:name="Medium Grid 2 Accent 1"/>
-    <w:lsdException w:unhideWhenUsed="0" w:uiPriority="69" w:semiHidden="0" w:name="Medium Grid 3 Accent 1"/>
-    <w:lsdException w:unhideWhenUsed="0" w:uiPriority="70" w:semiHidden="0" w:name="Dark List Accent 1"/>
-    <w:lsdException w:unhideWhenUsed="0" w:uiPriority="71" w:semiHidden="0" w:name="Colorful Shading Accent 1"/>
-    <w:lsdException w:unhideWhenUsed="0" w:uiPriority="72" w:semiHidden="0" w:name="Colorful List Accent 1"/>
-    <w:lsdException w:unhideWhenUsed="0" w:uiPriority="73" w:semiHidden="0" w:name="Colorful Grid Accent 1"/>
-    <w:lsdException w:unhideWhenUsed="0" w:uiPriority="60" w:semiHidden="0" w:name="Light Shading Accent 2"/>
-    <w:lsdException w:unhideWhenUsed="0" w:uiPriority="61" w:semiHidden="0" w:name="Light List Accent 2"/>
-    <w:lsdException w:unhideWhenUsed="0" w:uiPriority="62" w:semiHidden="0" w:name="Light Grid Accent 2"/>
-    <w:lsdException w:unhideWhenUsed="0" w:uiPriority="63" w:semiHidden="0" w:name="Medium Shading 1 Accent 2"/>
-    <w:lsdException w:unhideWhenUsed="0" w:uiPriority="64" w:semiHidden="0" w:name="Medium Shading 2 Accent 2"/>
-    <w:lsdException w:unhideWhenUsed="0" w:uiPriority="65" w:semiHidden="0" w:name="Medium List 1 Accent 2"/>
-    <w:lsdException w:unhideWhenUsed="0" w:uiPriority="66" w:semiHidden="0" w:name="Medium List 2 Accent 2"/>
-    <w:lsdException w:unhideWhenUsed="0" w:uiPriority="67" w:semiHidden="0" w:name="Medium Grid 1 Accent 2"/>
-    <w:lsdException w:unhideWhenUsed="0" w:uiPriority="68" w:semiHidden="0" w:name="Medium Grid 2 Accent 2"/>
-    <w:lsdException w:unhideWhenUsed="0" w:uiPriority="69" w:semiHidden="0" w:name="Medium Grid 3 Accent 2"/>
-    <w:lsdException w:unhideWhenUsed="0" w:uiPriority="70" w:semiHidden="0" w:name="Dark List Accent 2"/>
-    <w:lsdException w:unhideWhenUsed="0" w:uiPriority="71" w:semiHidden="0" w:name="Colorful Shading Accent 2"/>
-    <w:lsdException w:unhideWhenUsed="0" w:uiPriority="72" w:semiHidden="0" w:name="Colorful List Accent 2"/>
-    <w:lsdException w:unhideWhenUsed="0" w:uiPriority="73" w:semiHidden="0" w:name="Colorful Grid Accent 2"/>
-    <w:lsdException w:unhideWhenUsed="0" w:uiPriority="60" w:semiHidden="0" w:name="Light Shading Accent 3"/>
-    <w:lsdException w:unhideWhenUsed="0" w:uiPriority="61" w:semiHidden="0" w:name="Light List Accent 3"/>
-    <w:lsdException w:unhideWhenUsed="0" w:uiPriority="62" w:semiHidden="0" w:name="Light Grid Accent 3"/>
-    <w:lsdException w:unhideWhenUsed="0" w:uiPriority="63" w:semiHidden="0" w:name="Medium Shading 1 Accent 3"/>
-    <w:lsdException w:unhideWhenUsed="0" w:uiPriority="64" w:semiHidden="0" w:name="Medium Shading 2 Accent 3"/>
-    <w:lsdException w:unhideWhenUsed="0" w:uiPriority="65" w:semiHidden="0" w:name="Medium List 1 Accent 3"/>
-    <w:lsdException w:unhideWhenUsed="0" w:uiPriority="66" w:semiHidden="0" w:name="Medium List 2 Accent 3"/>
-    <w:lsdException w:unhideWhenUsed="0" w:uiPriority="67" w:semiHidden="0" w:name="Medium Grid 1 Accent 3"/>
-    <w:lsdException w:unhideWhenUsed="0" w:uiPriority="68" w:semiHidden="0" w:name="Medium Grid 2 Accent 3"/>
-    <w:lsdException w:unhideWhenUsed="0" w:uiPriority="69" w:semiHidden="0" w:name="Medium Grid 3 Accent 3"/>
-    <w:lsdException w:unhideWhenUsed="0" w:uiPriority="70" w:semiHidden="0" w:name="Dark List Accent 3"/>
-    <w:lsdException w:unhideWhenUsed="0" w:uiPriority="71" w:semiHidden="0" w:name="Colorful Shading Accent 3"/>
-    <w:lsdException w:unhideWhenUsed="0" w:uiPriority="72" w:semiHidden="0" w:name="Colorful List Accent 3"/>
-    <w:lsdException w:unhideWhenUsed="0" w:uiPriority="73" w:semiHidden="0" w:name="Colorful Grid Accent 3"/>
-    <w:lsdException w:unhideWhenUsed="0" w:uiPriority="60" w:semiHidden="0" w:name="Light Shading Accent 4"/>
-    <w:lsdException w:unhideWhenUsed="0" w:uiPriority="61" w:semiHidden="0" w:name="Light List Accent 4"/>
-    <w:lsdException w:unhideWhenUsed="0" w:uiPriority="62" w:semiHidden="0" w:name="Light Grid Accent 4"/>
-    <w:lsdException w:unhideWhenUsed="0" w:uiPriority="63" w:semiHidden="0" w:name="Medium Shading 1 Accent 4"/>
-    <w:lsdException w:unhideWhenUsed="0" w:uiPriority="64" w:semiHidden="0" w:name="Medium Shading 2 Accent 4"/>
-    <w:lsdException w:unhideWhenUsed="0" w:uiPriority="65" w:semiHidden="0" w:name="Medium List 1 Accent 4"/>
-    <w:lsdException w:unhideWhenUsed="0" w:uiPriority="66" w:semiHidden="0" w:name="Medium List 2 Accent 4"/>
-    <w:lsdException w:unhideWhenUsed="0" w:uiPriority="67" w:semiHidden="0" w:name="Medium Grid 1 Accent 4"/>
-    <w:lsdException w:unhideWhenUsed="0" w:uiPriority="68" w:semiHidden="0" w:name="Medium Grid 2 Accent 4"/>
-    <w:lsdException w:unhideWhenUsed="0" w:uiPriority="69" w:semiHidden="0" w:name="Medium Grid 3 Accent 4"/>
-    <w:lsdException w:unhideWhenUsed="0" w:uiPriority="70" w:semiHidden="0" w:name="Dark List Accent 4"/>
-    <w:lsdException w:unhideWhenUsed="0" w:uiPriority="71" w:semiHidden="0" w:name="Colorful Shading Accent 4"/>
-    <w:lsdException w:unhideWhenUsed="0" w:uiPriority="72" w:semiHidden="0" w:name="Colorful List Accent 4"/>
-    <w:lsdException w:unhideWhenUsed="0" w:uiPriority="73" w:semiHidden="0" w:name="Colorful Grid Accent 4"/>
-    <w:lsdException w:unhideWhenUsed="0" w:uiPriority="60" w:semiHidden="0" w:name="Light Shading Accent 5"/>
-    <w:lsdException w:unhideWhenUsed="0" w:uiPriority="61" w:semiHidden="0" w:name="Light List Accent 5"/>
-    <w:lsdException w:unhideWhenUsed="0" w:uiPriority="62" w:semiHidden="0" w:name="Light Grid Accent 5"/>
-    <w:lsdException w:unhideWhenUsed="0" w:uiPriority="63" w:semiHidden="0" w:name="Medium Shading 1 Accent 5"/>
-    <w:lsdException w:unhideWhenUsed="0" w:uiPriority="64" w:semiHidden="0" w:name="Medium Shading 2 Accent 5"/>
-    <w:lsdException w:unhideWhenUsed="0" w:uiPriority="65" w:semiHidden="0" w:name="Medium List 1 Accent 5"/>
-    <w:lsdException w:unhideWhenUsed="0" w:uiPriority="66" w:semiHidden="0" w:name="Medium List 2 Accent 5"/>
-    <w:lsdException w:unhideWhenUsed="0" w:uiPriority="67" w:semiHidden="0" w:name="Medium Grid 1 Accent 5"/>
-    <w:lsdException w:unhideWhenUsed="0" w:uiPriority="68" w:semiHidden="0" w:name="Medium Grid 2 Accent 5"/>
-    <w:lsdException w:unhideWhenUsed="0" w:uiPriority="69" w:semiHidden="0" w:name="Medium Grid 3 Accent 5"/>
-    <w:lsdException w:unhideWhenUsed="0" w:uiPriority="70" w:semiHidden="0" w:name="Dark List Accent 5"/>
-    <w:lsdException w:unhideWhenUsed="0" w:uiPriority="71" w:semiHidden="0" w:name="Colorful Shading Accent 5"/>
-    <w:lsdException w:unhideWhenUsed="0" w:uiPriority="72" w:semiHidden="0" w:name="Colorful List Accent 5"/>
-    <w:lsdException w:unhideWhenUsed="0" w:uiPriority="73" w:semiHidden="0" w:name="Colorful Grid Accent 5"/>
-    <w:lsdException w:unhideWhenUsed="0" w:uiPriority="60" w:semiHidden="0" w:name="Light Shading Accent 6"/>
-    <w:lsdException w:unhideWhenUsed="0" w:uiPriority="61" w:semiHidden="0" w:name="Light List Accent 6"/>
-    <w:lsdException w:unhideWhenUsed="0" w:uiPriority="62" w:semiHidden="0" w:name="Light Grid Accent 6"/>
-    <w:lsdException w:unhideWhenUsed="0" w:uiPriority="63" w:semiHidden="0" w:name="Medium Shading 1 Accent 6"/>
-    <w:lsdException w:unhideWhenUsed="0" w:uiPriority="64" w:semiHidden="0" w:name="Medium Shading 2 Accent 6"/>
-    <w:lsdException w:unhideWhenUsed="0" w:uiPriority="65" w:semiHidden="0" w:name="Medium List 1 Accent 6"/>
-    <w:lsdException w:unhideWhenUsed="0" w:uiPriority="66" w:semiHidden="0" w:name="Medium List 2 Accent 6"/>
-    <w:lsdException w:unhideWhenUsed="0" w:uiPriority="67" w:semiHidden="0" w:name="Medium Grid 1 Accent 6"/>
-    <w:lsdException w:unhideWhenUsed="0" w:uiPriority="68" w:semiHidden="0" w:name="Medium Grid 2 Accent 6"/>
-    <w:lsdException w:unhideWhenUsed="0" w:uiPriority="69" w:semiHidden="0" w:name="Medium Grid 3 Accent 6"/>
-    <w:lsdException w:unhideWhenUsed="0" w:uiPriority="70" w:semiHidden="0" w:name="Dark List Accent 6"/>
-    <w:lsdException w:unhideWhenUsed="0" w:uiPriority="71" w:semiHidden="0" w:name="Colorful Shading Accent 6"/>
-    <w:lsdException w:unhideWhenUsed="0" w:uiPriority="72" w:semiHidden="0" w:name="Colorful List Accent 6"/>
-    <w:lsdException w:unhideWhenUsed="0" w:uiPriority="73" w:semiHidden="0" w:name="Colorful Grid Accent 6"/>
+  <w:latentStyles w:defLockedState="0" w:defUIPriority="99" w:defSemiHidden="1" w:defUnhideWhenUsed="1" w:defQFormat="0" w:count="260">
+    <w:lsdException w:name="Normal" w:semiHidden="0" w:uiPriority="0" w:unhideWhenUsed="0" w:qFormat="1"/>
+    <w:lsdException w:name="heading 1" w:semiHidden="0" w:uiPriority="0" w:unhideWhenUsed="0" w:qFormat="1"/>
+    <w:lsdException w:name="heading 2" w:semiHidden="0" w:uiPriority="0" w:qFormat="1"/>
+    <w:lsdException w:name="heading 3" w:uiPriority="0" w:qFormat="1"/>
+    <w:lsdException w:name="heading 4" w:semiHidden="0" w:uiPriority="0" w:qFormat="1"/>
+    <w:lsdException w:name="heading 5" w:uiPriority="0" w:qFormat="1"/>
+    <w:lsdException w:name="heading 6" w:uiPriority="0" w:qFormat="1"/>
+    <w:lsdException w:name="heading 7" w:uiPriority="0" w:qFormat="1"/>
+    <w:lsdException w:name="heading 8" w:uiPriority="0" w:qFormat="1"/>
+    <w:lsdException w:name="heading 9" w:uiPriority="0" w:qFormat="1"/>
+    <w:lsdException w:name="index 1" w:semiHidden="0" w:uiPriority="0" w:unhideWhenUsed="0"/>
+    <w:lsdException w:name="index 2" w:semiHidden="0" w:uiPriority="0" w:unhideWhenUsed="0"/>
+    <w:lsdException w:name="index 3" w:semiHidden="0" w:uiPriority="0" w:unhideWhenUsed="0"/>
+    <w:lsdException w:name="index 4" w:semiHidden="0" w:uiPriority="0" w:unhideWhenUsed="0"/>
+    <w:lsdException w:name="index 5" w:semiHidden="0" w:uiPriority="0" w:unhideWhenUsed="0"/>
+    <w:lsdException w:name="index 6" w:semiHidden="0" w:uiPriority="0" w:unhideWhenUsed="0"/>
+    <w:lsdException w:name="index 7" w:semiHidden="0" w:uiPriority="0" w:unhideWhenUsed="0"/>
+    <w:lsdException w:name="index 8" w:semiHidden="0" w:uiPriority="0" w:unhideWhenUsed="0"/>
+    <w:lsdException w:name="index 9" w:semiHidden="0" w:uiPriority="0" w:unhideWhenUsed="0"/>
+    <w:lsdException w:name="toc 1" w:semiHidden="0" w:uiPriority="0" w:unhideWhenUsed="0" w:qFormat="1"/>
+    <w:lsdException w:name="toc 2" w:semiHidden="0" w:uiPriority="0" w:unhideWhenUsed="0" w:qFormat="1"/>
+    <w:lsdException w:name="toc 3" w:semiHidden="0" w:uiPriority="0" w:unhideWhenUsed="0" w:qFormat="1"/>
+    <w:lsdException w:name="toc 4" w:semiHidden="0" w:uiPriority="0" w:unhideWhenUsed="0"/>
+    <w:lsdException w:name="toc 5" w:semiHidden="0" w:uiPriority="0" w:unhideWhenUsed="0"/>
+    <w:lsdException w:name="toc 6" w:semiHidden="0" w:uiPriority="0" w:unhideWhenUsed="0"/>
+    <w:lsdException w:name="toc 7" w:semiHidden="0" w:uiPriority="0" w:unhideWhenUsed="0"/>
+    <w:lsdException w:name="toc 8" w:semiHidden="0" w:uiPriority="0" w:unhideWhenUsed="0"/>
+    <w:lsdException w:name="toc 9" w:semiHidden="0" w:uiPriority="0" w:unhideWhenUsed="0"/>
+    <w:lsdException w:name="Normal Indent" w:semiHidden="0" w:uiPriority="0" w:unhideWhenUsed="0"/>
+    <w:lsdException w:name="footnote text" w:semiHidden="0" w:uiPriority="0" w:unhideWhenUsed="0"/>
+    <w:lsdException w:name="annotation text" w:semiHidden="0" w:uiPriority="0" w:unhideWhenUsed="0" w:qFormat="1"/>
+    <w:lsdException w:name="header" w:semiHidden="0" w:uiPriority="0" w:unhideWhenUsed="0" w:qFormat="1"/>
+    <w:lsdException w:name="footer" w:semiHidden="0" w:uiPriority="0" w:unhideWhenUsed="0" w:qFormat="1"/>
+    <w:lsdException w:name="index heading" w:semiHidden="0" w:uiPriority="0" w:unhideWhenUsed="0"/>
+    <w:lsdException w:name="caption" w:uiPriority="0" w:qFormat="1"/>
+    <w:lsdException w:name="table of figures" w:semiHidden="0" w:uiPriority="0" w:unhideWhenUsed="0"/>
+    <w:lsdException w:name="envelope address" w:semiHidden="0" w:uiPriority="0" w:unhideWhenUsed="0"/>
+    <w:lsdException w:name="envelope return" w:semiHidden="0" w:uiPriority="0" w:unhideWhenUsed="0"/>
+    <w:lsdException w:name="footnote reference" w:semiHidden="0" w:uiPriority="0" w:unhideWhenUsed="0"/>
+    <w:lsdException w:name="annotation reference" w:semiHidden="0" w:uiPriority="0" w:unhideWhenUsed="0"/>
+    <w:lsdException w:name="line number" w:semiHidden="0" w:uiPriority="0" w:unhideWhenUsed="0"/>
+    <w:lsdException w:name="page number" w:semiHidden="0" w:uiPriority="0" w:unhideWhenUsed="0"/>
+    <w:lsdException w:name="endnote reference" w:semiHidden="0" w:uiPriority="0" w:unhideWhenUsed="0"/>
+    <w:lsdException w:name="endnote text" w:semiHidden="0" w:uiPriority="0" w:unhideWhenUsed="0"/>
+    <w:lsdException w:name="table of authorities" w:semiHidden="0" w:uiPriority="0" w:unhideWhenUsed="0"/>
+    <w:lsdException w:name="macro" w:semiHidden="0" w:uiPriority="0" w:unhideWhenUsed="0"/>
+    <w:lsdException w:name="toa heading" w:semiHidden="0" w:uiPriority="0" w:unhideWhenUsed="0"/>
+    <w:lsdException w:name="List" w:semiHidden="0" w:uiPriority="0" w:unhideWhenUsed="0"/>
+    <w:lsdException w:name="List Bullet" w:semiHidden="0" w:uiPriority="0" w:unhideWhenUsed="0"/>
+    <w:lsdException w:name="List Number" w:semiHidden="0" w:uiPriority="0" w:unhideWhenUsed="0"/>
+    <w:lsdException w:name="List 2" w:semiHidden="0" w:uiPriority="0" w:unhideWhenUsed="0"/>
+    <w:lsdException w:name="List 3" w:semiHidden="0" w:uiPriority="0" w:unhideWhenUsed="0"/>
+    <w:lsdException w:name="List 4" w:semiHidden="0" w:uiPriority="0" w:unhideWhenUsed="0"/>
+    <w:lsdException w:name="List 5" w:semiHidden="0" w:uiPriority="0" w:unhideWhenUsed="0"/>
+    <w:lsdException w:name="List Bullet 2" w:semiHidden="0" w:uiPriority="0" w:unhideWhenUsed="0"/>
+    <w:lsdException w:name="List Bullet 3" w:semiHidden="0" w:uiPriority="0" w:unhideWhenUsed="0"/>
+    <w:lsdException w:name="List Bullet 4" w:semiHidden="0" w:uiPriority="0" w:unhideWhenUsed="0"/>
+    <w:lsdException w:name="List Bullet 5" w:semiHidden="0" w:uiPriority="0" w:unhideWhenUsed="0"/>
+    <w:lsdException w:name="List Number 2" w:semiHidden="0" w:uiPriority="0" w:unhideWhenUsed="0"/>
+    <w:lsdException w:name="List Number 3" w:semiHidden="0" w:uiPriority="0" w:unhideWhenUsed="0"/>
+    <w:lsdException w:name="List Number 4" w:semiHidden="0" w:uiPriority="0" w:unhideWhenUsed="0"/>
+    <w:lsdException w:name="List Number 5" w:semiHidden="0" w:uiPriority="0" w:unhideWhenUsed="0"/>
+    <w:lsdException w:name="Title" w:semiHidden="0" w:uiPriority="0" w:unhideWhenUsed="0" w:qFormat="1"/>
+    <w:lsdException w:name="Closing" w:semiHidden="0" w:uiPriority="0" w:unhideWhenUsed="0"/>
+    <w:lsdException w:name="Signature" w:semiHidden="0" w:uiPriority="0" w:unhideWhenUsed="0"/>
+    <w:lsdException w:name="Default Paragraph Font" w:uiPriority="0" w:unhideWhenUsed="0" w:qFormat="1"/>
+    <w:lsdException w:name="Body Text" w:uiPriority="0" w:unhideWhenUsed="0" w:qFormat="1"/>
+    <w:lsdException w:name="Body Text Indent" w:semiHidden="0" w:uiPriority="0" w:unhideWhenUsed="0"/>
+    <w:lsdException w:name="List Continue" w:semiHidden="0" w:uiPriority="0" w:unhideWhenUsed="0"/>
+    <w:lsdException w:name="List Continue 2" w:semiHidden="0" w:uiPriority="0" w:unhideWhenUsed="0"/>
+    <w:lsdException w:name="List Continue 3" w:semiHidden="0" w:uiPriority="0" w:unhideWhenUsed="0"/>
+    <w:lsdException w:name="List Continue 4" w:semiHidden="0" w:uiPriority="0" w:unhideWhenUsed="0"/>
+    <w:lsdException w:name="List Continue 5" w:semiHidden="0" w:uiPriority="0" w:unhideWhenUsed="0"/>
+    <w:lsdException w:name="Message Header" w:semiHidden="0" w:uiPriority="0" w:unhideWhenUsed="0"/>
+    <w:lsdException w:name="Subtitle" w:semiHidden="0" w:uiPriority="0" w:unhideWhenUsed="0" w:qFormat="1"/>
+    <w:lsdException w:name="Salutation" w:semiHidden="0" w:uiPriority="0" w:unhideWhenUsed="0"/>
+    <w:lsdException w:name="Date" w:semiHidden="0" w:uiPriority="0" w:unhideWhenUsed="0"/>
+    <w:lsdException w:name="Body Text First Indent" w:semiHidden="0" w:uiPriority="0" w:unhideWhenUsed="0"/>
+    <w:lsdException w:name="Body Text First Indent 2" w:semiHidden="0" w:uiPriority="0" w:unhideWhenUsed="0"/>
+    <w:lsdException w:name="Body Text 2" w:semiHidden="0" w:uiPriority="0" w:unhideWhenUsed="0"/>
+    <w:lsdException w:name="Body Text 3" w:semiHidden="0" w:uiPriority="0" w:unhideWhenUsed="0"/>
+    <w:lsdException w:name="Body Text Indent 2" w:semiHidden="0" w:uiPriority="0" w:unhideWhenUsed="0"/>
+    <w:lsdException w:name="Body Text Indent 3" w:semiHidden="0" w:uiPriority="0" w:unhideWhenUsed="0"/>
+    <w:lsdException w:name="Block Text" w:semiHidden="0" w:uiPriority="0" w:unhideWhenUsed="0"/>
+    <w:lsdException w:name="Hyperlink" w:semiHidden="0" w:uiPriority="0" w:unhideWhenUsed="0"/>
+    <w:lsdException w:name="FollowedHyperlink" w:semiHidden="0" w:uiPriority="0" w:unhideWhenUsed="0"/>
+    <w:lsdException w:name="Strong" w:semiHidden="0" w:uiPriority="0" w:unhideWhenUsed="0" w:qFormat="1"/>
+    <w:lsdException w:name="Emphasis" w:semiHidden="0" w:uiPriority="0" w:unhideWhenUsed="0" w:qFormat="1"/>
+    <w:lsdException w:name="Document Map" w:semiHidden="0" w:uiPriority="0" w:unhideWhenUsed="0"/>
+    <w:lsdException w:name="Plain Text" w:semiHidden="0" w:uiPriority="0" w:unhideWhenUsed="0"/>
+    <w:lsdException w:name="E-mail Signature" w:semiHidden="0" w:uiPriority="0" w:unhideWhenUsed="0"/>
+    <w:lsdException w:name="Normal (Web)" w:semiHidden="0" w:uiPriority="0" w:unhideWhenUsed="0" w:qFormat="1"/>
+    <w:lsdException w:name="HTML Acronym" w:semiHidden="0" w:uiPriority="0" w:unhideWhenUsed="0"/>
+    <w:lsdException w:name="HTML Address" w:semiHidden="0" w:uiPriority="0" w:unhideWhenUsed="0"/>
+    <w:lsdException w:name="HTML Cite" w:semiHidden="0" w:uiPriority="0" w:unhideWhenUsed="0"/>
+    <w:lsdException w:name="HTML Code" w:semiHidden="0" w:uiPriority="0" w:unhideWhenUsed="0"/>
+    <w:lsdException w:name="HTML Definition" w:semiHidden="0" w:uiPriority="0" w:unhideWhenUsed="0"/>
+    <w:lsdException w:name="HTML Keyboard" w:semiHidden="0" w:uiPriority="0" w:unhideWhenUsed="0"/>
+    <w:lsdException w:name="HTML Preformatted" w:semiHidden="0" w:uiPriority="0" w:unhideWhenUsed="0"/>
+    <w:lsdException w:name="HTML Sample" w:semiHidden="0" w:uiPriority="0" w:unhideWhenUsed="0"/>
+    <w:lsdException w:name="HTML Typewriter" w:semiHidden="0" w:uiPriority="0" w:unhideWhenUsed="0"/>
+    <w:lsdException w:name="HTML Variable" w:semiHidden="0" w:uiPriority="0" w:unhideWhenUsed="0"/>
+    <w:lsdException w:name="Normal Table" w:uiPriority="0" w:unhideWhenUsed="0" w:qFormat="1"/>
+    <w:lsdException w:name="annotation subject" w:semiHidden="0" w:uiPriority="0" w:unhideWhenUsed="0"/>
+    <w:lsdException w:name="Table Simple 1" w:semiHidden="0" w:uiPriority="0" w:unhideWhenUsed="0"/>
+    <w:lsdException w:name="Table Simple 2" w:semiHidden="0" w:uiPriority="0" w:unhideWhenUsed="0"/>
+    <w:lsdException w:name="Table Simple 3" w:semiHidden="0" w:uiPriority="0" w:unhideWhenUsed="0"/>
+    <w:lsdException w:name="Table Classic 1" w:semiHidden="0" w:uiPriority="0" w:unhideWhenUsed="0"/>
+    <w:lsdException w:name="Table Classic 2" w:semiHidden="0" w:uiPriority="0" w:unhideWhenUsed="0"/>
+    <w:lsdException w:name="Table Classic 3" w:semiHidden="0" w:uiPriority="0" w:unhideWhenUsed="0"/>
+    <w:lsdException w:name="Table Classic 4" w:semiHidden="0" w:uiPriority="0" w:unhideWhenUsed="0"/>
+    <w:lsdException w:name="Table Colorful 1" w:semiHidden="0" w:uiPriority="0" w:unhideWhenUsed="0"/>
+    <w:lsdException w:name="Table Colorful 2" w:semiHidden="0" w:uiPriority="0" w:unhideWhenUsed="0"/>
+    <w:lsdException w:name="Table Colorful 3" w:semiHidden="0" w:uiPriority="0" w:unhideWhenUsed="0"/>
+    <w:lsdException w:name="Table Columns 1" w:semiHidden="0" w:uiPriority="0" w:unhideWhenUsed="0"/>
+    <w:lsdException w:name="Table Columns 2" w:semiHidden="0" w:uiPriority="0" w:unhideWhenUsed="0"/>
+    <w:lsdException w:name="Table Columns 3" w:semiHidden="0" w:uiPriority="0" w:unhideWhenUsed="0"/>
+    <w:lsdException w:name="Table Columns 4" w:semiHidden="0" w:uiPriority="0" w:unhideWhenUsed="0"/>
+    <w:lsdException w:name="Table Columns 5" w:semiHidden="0" w:uiPriority="0" w:unhideWhenUsed="0"/>
+    <w:lsdException w:name="Table Grid 1" w:semiHidden="0" w:uiPriority="0" w:unhideWhenUsed="0"/>
+    <w:lsdException w:name="Table Grid 2" w:semiHidden="0" w:uiPriority="0" w:unhideWhenUsed="0"/>
+    <w:lsdException w:name="Table Grid 3" w:semiHidden="0" w:uiPriority="0" w:unhideWhenUsed="0"/>
+    <w:lsdException w:name="Table Grid 4" w:semiHidden="0" w:uiPriority="0" w:unhideWhenUsed="0"/>
+    <w:lsdException w:name="Table Grid 5" w:semiHidden="0" w:uiPriority="0" w:unhideWhenUsed="0"/>
+    <w:lsdException w:name="Table Grid 6" w:semiHidden="0" w:uiPriority="0" w:unhideWhenUsed="0"/>
+    <w:lsdException w:name="Table Grid 7" w:semiHidden="0" w:uiPriority="0" w:unhideWhenUsed="0"/>
+    <w:lsdException w:name="Table Grid 8" w:semiHidden="0" w:uiPriority="0" w:unhideWhenUsed="0"/>
+    <w:lsdException w:name="Table List 1" w:semiHidden="0" w:uiPriority="0" w:unhideWhenUsed="0"/>
+    <w:lsdException w:name="Table List 2" w:semiHidden="0" w:uiPriority="0" w:unhideWhenUsed="0"/>
+    <w:lsdException w:name="Table List 3" w:semiHidden="0" w:uiPriority="0" w:unhideWhenUsed="0"/>
+    <w:lsdException w:name="Table List 4" w:semiHidden="0" w:uiPriority="0" w:unhideWhenUsed="0"/>
+    <w:lsdException w:name="Table List 5" w:semiHidden="0" w:uiPriority="0" w:unhideWhenUsed="0"/>
+    <w:lsdException w:name="Table List 6" w:semiHidden="0" w:uiPriority="0" w:unhideWhenUsed="0"/>
+    <w:lsdException w:name="Table List 7" w:semiHidden="0" w:uiPriority="0" w:unhideWhenUsed="0"/>
+    <w:lsdException w:name="Table List 8" w:semiHidden="0" w:uiPriority="0" w:unhideWhenUsed="0"/>
+    <w:lsdException w:name="Table 3D effects 1" w:semiHidden="0" w:uiPriority="0" w:unhideWhenUsed="0"/>
+    <w:lsdException w:name="Table 3D effects 2" w:semiHidden="0" w:uiPriority="0" w:unhideWhenUsed="0"/>
+    <w:lsdException w:name="Table 3D effects 3" w:semiHidden="0" w:uiPriority="0" w:unhideWhenUsed="0"/>
+    <w:lsdException w:name="Table Contemporary" w:semiHidden="0" w:uiPriority="0" w:unhideWhenUsed="0"/>
+    <w:lsdException w:name="Table Elegant" w:semiHidden="0" w:uiPriority="0" w:unhideWhenUsed="0"/>
+    <w:lsdException w:name="Table Professional" w:semiHidden="0" w:uiPriority="0" w:unhideWhenUsed="0"/>
+    <w:lsdException w:name="Table Subtle 1" w:semiHidden="0" w:uiPriority="0" w:unhideWhenUsed="0"/>
+    <w:lsdException w:name="Table Subtle 2" w:semiHidden="0" w:uiPriority="0" w:unhideWhenUsed="0"/>
+    <w:lsdException w:name="Table Web 1" w:semiHidden="0" w:uiPriority="0" w:unhideWhenUsed="0"/>
+    <w:lsdException w:name="Table Web 2" w:semiHidden="0" w:uiPriority="0" w:unhideWhenUsed="0"/>
+    <w:lsdException w:name="Table Web 3" w:semiHidden="0" w:uiPriority="0" w:unhideWhenUsed="0"/>
+    <w:lsdException w:name="Balloon Text" w:semiHidden="0" w:uiPriority="0" w:unhideWhenUsed="0"/>
+    <w:lsdException w:name="Table Grid" w:semiHidden="0" w:uiPriority="0" w:unhideWhenUsed="0" w:qFormat="1"/>
+    <w:lsdException w:name="Table Theme" w:semiHidden="0" w:uiPriority="0" w:unhideWhenUsed="0"/>
+    <w:lsdException w:name="Light Shading" w:semiHidden="0" w:uiPriority="60" w:unhideWhenUsed="0"/>
+    <w:lsdException w:name="Light List" w:semiHidden="0" w:uiPriority="61" w:unhideWhenUsed="0"/>
+    <w:lsdException w:name="Light Grid" w:semiHidden="0" w:uiPriority="62" w:unhideWhenUsed="0"/>
+    <w:lsdException w:name="Medium Shading 1" w:semiHidden="0" w:uiPriority="63" w:unhideWhenUsed="0"/>
+    <w:lsdException w:name="Medium Shading 2" w:semiHidden="0" w:uiPriority="64" w:unhideWhenUsed="0"/>
+    <w:lsdException w:name="Medium List 1" w:semiHidden="0" w:uiPriority="65" w:unhideWhenUsed="0"/>
+    <w:lsdException w:name="Medium List 2" w:semiHidden="0" w:uiPriority="66" w:unhideWhenUsed="0"/>
+    <w:lsdException w:name="Medium Grid 1" w:semiHidden="0" w:uiPriority="67" w:unhideWhenUsed="0"/>
+    <w:lsdException w:name="Medium Grid 2" w:semiHidden="0" w:uiPriority="68" w:unhideWhenUsed="0"/>
+    <w:lsdException w:name="Medium Grid 3" w:semiHidden="0" w:uiPriority="69" w:unhideWhenUsed="0"/>
+    <w:lsdException w:name="Dark List" w:semiHidden="0" w:uiPriority="70" w:unhideWhenUsed="0"/>
+    <w:lsdException w:name="Colorful Shading" w:semiHidden="0" w:uiPriority="71" w:unhideWhenUsed="0"/>
+    <w:lsdException w:name="Colorful List" w:semiHidden="0" w:uiPriority="72" w:unhideWhenUsed="0"/>
+    <w:lsdException w:name="Colorful Grid" w:semiHidden="0" w:uiPriority="73" w:unhideWhenUsed="0"/>
+    <w:lsdException w:name="Light Shading Accent 1" w:semiHidden="0" w:uiPriority="60" w:unhideWhenUsed="0"/>
+    <w:lsdException w:name="Light List Accent 1" w:semiHidden="0" w:uiPriority="61" w:unhideWhenUsed="0"/>
+    <w:lsdException w:name="Light Grid Accent 1" w:semiHidden="0" w:uiPriority="62" w:unhideWhenUsed="0"/>
+    <w:lsdException w:name="Medium Shading 1 Accent 1" w:semiHidden="0" w:uiPriority="63" w:unhideWhenUsed="0"/>
+    <w:lsdException w:name="Medium Shading 2 Accent 1" w:semiHidden="0" w:uiPriority="64" w:unhideWhenUsed="0"/>
+    <w:lsdException w:name="Medium List 1 Accent 1" w:semiHidden="0" w:uiPriority="65" w:unhideWhenUsed="0"/>
+    <w:lsdException w:name="Medium List 2 Accent 1" w:semiHidden="0" w:uiPriority="66" w:unhideWhenUsed="0"/>
+    <w:lsdException w:name="Medium Grid 1 Accent 1" w:semiHidden="0" w:uiPriority="67" w:unhideWhenUsed="0"/>
+    <w:lsdException w:name="Medium Grid 2 Accent 1" w:semiHidden="0" w:uiPriority="68" w:unhideWhenUsed="0"/>
+    <w:lsdException w:name="Medium Grid 3 Accent 1" w:semiHidden="0" w:uiPriority="69" w:unhideWhenUsed="0"/>
+    <w:lsdException w:name="Dark List Accent 1" w:semiHidden="0" w:uiPriority="70" w:unhideWhenUsed="0"/>
+    <w:lsdException w:name="Colorful Shading Accent 1" w:semiHidden="0" w:uiPriority="71" w:unhideWhenUsed="0"/>
+    <w:lsdException w:name="Colorful List Accent 1" w:semiHidden="0" w:uiPriority="72" w:unhideWhenUsed="0"/>
+    <w:lsdException w:name="Colorful Grid Accent 1" w:semiHidden="0" w:uiPriority="73" w:unhideWhenUsed="0"/>
+    <w:lsdException w:name="Light Shading Accent 2" w:semiHidden="0" w:uiPriority="60" w:unhideWhenUsed="0"/>
+    <w:lsdException w:name="Light List Accent 2" w:semiHidden="0" w:uiPriority="61" w:unhideWhenUsed="0"/>
+    <w:lsdException w:name="Light Grid Accent 2" w:semiHidden="0" w:uiPriority="62" w:unhideWhenUsed="0"/>
+    <w:lsdException w:name="Medium Shading 1 Accent 2" w:semiHidden="0" w:uiPriority="63" w:unhideWhenUsed="0"/>
+    <w:lsdException w:name="Medium Shading 2 Accent 2" w:semiHidden="0" w:uiPriority="64" w:unhideWhenUsed="0"/>
+    <w:lsdException w:name="Medium List 1 Accent 2" w:semiHidden="0" w:uiPriority="65" w:unhideWhenUsed="0"/>
+    <w:lsdException w:name="Medium List 2 Accent 2" w:semiHidden="0" w:uiPriority="66" w:unhideWhenUsed="0"/>
+    <w:lsdException w:name="Medium Grid 1 Accent 2" w:semiHidden="0" w:uiPriority="67" w:unhideWhenUsed="0"/>
+    <w:lsdException w:name="Medium Grid 2 Accent 2" w:semiHidden="0" w:uiPriority="68" w:unhideWhenUsed="0"/>
+    <w:lsdException w:name="Medium Grid 3 Accent 2" w:semiHidden="0" w:uiPriority="69" w:unhideWhenUsed="0"/>
+    <w:lsdException w:name="Dark List Accent 2" w:semiHidden="0" w:uiPriority="70" w:unhideWhenUsed="0"/>
+    <w:lsdException w:name="Colorful Shading Accent 2" w:semiHidden="0" w:uiPriority="71" w:unhideWhenUsed="0"/>
+    <w:lsdException w:name="Colorful List Accent 2" w:semiHidden="0" w:uiPriority="72" w:unhideWhenUsed="0"/>
+    <w:lsdException w:name="Colorful Grid Accent 2" w:semiHidden="0" w:uiPriority="73" w:unhideWhenUsed="0"/>
+    <w:lsdException w:name="Light Shading Accent 3" w:semiHidden="0" w:uiPriority="60" w:unhideWhenUsed="0"/>
+    <w:lsdException w:name="Light List Accent 3" w:semiHidden="0" w:uiPriority="61" w:unhideWhenUsed="0"/>
+    <w:lsdException w:name="Light Grid Accent 3" w:semiHidden="0" w:uiPriority="62" w:unhideWhenUsed="0"/>
+    <w:lsdException w:name="Medium Shading 1 Accent 3" w:semiHidden="0" w:uiPriority="63" w:unhideWhenUsed="0"/>
+    <w:lsdException w:name="Medium Shading 2 Accent 3" w:semiHidden="0" w:uiPriority="64" w:unhideWhenUsed="0"/>
+    <w:lsdException w:name="Medium List 1 Accent 3" w:semiHidden="0" w:uiPriority="65" w:unhideWhenUsed="0"/>
+    <w:lsdException w:name="Medium List 2 Accent 3" w:semiHidden="0" w:uiPriority="66" w:unhideWhenUsed="0"/>
+    <w:lsdException w:name="Medium Grid 1 Accent 3" w:semiHidden="0" w:uiPriority="67" w:unhideWhenUsed="0"/>
+    <w:lsdException w:name="Medium Grid 2 Accent 3" w:semiHidden="0" w:uiPriority="68" w:unhideWhenUsed="0"/>
+    <w:lsdException w:name="Medium Grid 3 Accent 3" w:semiHidden="0" w:uiPriority="69" w:unhideWhenUsed="0"/>
+    <w:lsdException w:name="Dark List Accent 3" w:semiHidden="0" w:uiPriority="70" w:unhideWhenUsed="0"/>
+    <w:lsdException w:name="Colorful Shading Accent 3" w:semiHidden="0" w:uiPriority="71" w:unhideWhenUsed="0"/>
+    <w:lsdException w:name="Colorful List Accent 3" w:semiHidden="0" w:uiPriority="72" w:unhideWhenUsed="0"/>
+    <w:lsdException w:name="Colorful Grid Accent 3" w:semiHidden="0" w:uiPriority="73" w:unhideWhenUsed="0"/>
+    <w:lsdException w:name="Light Shading Accent 4" w:semiHidden="0" w:uiPriority="60" w:unhideWhenUsed="0"/>
+    <w:lsdException w:name="Light List Accent 4" w:semiHidden="0" w:uiPriority="61" w:unhideWhenUsed="0"/>
+    <w:lsdException w:name="Light Grid Accent 4" w:semiHidden="0" w:uiPriority="62" w:unhideWhenUsed="0"/>
+    <w:lsdException w:name="Medium Shading 1 Accent 4" w:semiHidden="0" w:uiPriority="63" w:unhideWhenUsed="0"/>
+    <w:lsdException w:name="Medium Shading 2 Accent 4" w:semiHidden="0" w:uiPriority="64" w:unhideWhenUsed="0"/>
+    <w:lsdException w:name="Medium List 1 Accent 4" w:semiHidden="0" w:uiPriority="65" w:unhideWhenUsed="0"/>
+    <w:lsdException w:name="Medium List 2 Accent 4" w:semiHidden="0" w:uiPriority="66" w:unhideWhenUsed="0"/>
+    <w:lsdException w:name="Medium Grid 1 Accent 4" w:semiHidden="0" w:uiPriority="67" w:unhideWhenUsed="0"/>
+    <w:lsdException w:name="Medium Grid 2 Accent 4" w:semiHidden="0" w:uiPriority="68" w:unhideWhenUsed="0"/>
+    <w:lsdException w:name="Medium Grid 3 Accent 4" w:semiHidden="0" w:uiPriority="69" w:unhideWhenUsed="0"/>
+    <w:lsdException w:name="Dark List Accent 4" w:semiHidden="0" w:uiPriority="70" w:unhideWhenUsed="0"/>
+    <w:lsdException w:name="Colorful Shading Accent 4" w:semiHidden="0" w:uiPriority="71" w:unhideWhenUsed="0"/>
+    <w:lsdException w:name="Colorful List Accent 4" w:semiHidden="0" w:uiPriority="72" w:unhideWhenUsed="0"/>
+    <w:lsdException w:name="Colorful Grid Accent 4" w:semiHidden="0" w:uiPriority="73" w:unhideWhenUsed="0"/>
+    <w:lsdException w:name="Light Shading Accent 5" w:semiHidden="0" w:uiPriority="60" w:unhideWhenUsed="0"/>
+    <w:lsdException w:name="Light List Accent 5" w:semiHidden="0" w:uiPriority="61" w:unhideWhenUsed="0"/>
+    <w:lsdException w:name="Light Grid Accent 5" w:semiHidden="0" w:uiPriority="62" w:unhideWhenUsed="0"/>
+    <w:lsdException w:name="Medium Shading 1 Accent 5" w:semiHidden="0" w:uiPriority="63" w:unhideWhenUsed="0"/>
+    <w:lsdException w:name="Medium Shading 2 Accent 5" w:semiHidden="0" w:uiPriority="64" w:unhideWhenUsed="0"/>
+    <w:lsdException w:name="Medium List 1 Accent 5" w:semiHidden="0" w:uiPriority="65" w:unhideWhenUsed="0"/>
+    <w:lsdException w:name="Medium List 2 Accent 5" w:semiHidden="0" w:uiPriority="66" w:unhideWhenUsed="0"/>
+    <w:lsdException w:name="Medium Grid 1 Accent 5" w:semiHidden="0" w:uiPriority="67" w:unhideWhenUsed="0"/>
+    <w:lsdException w:name="Medium Grid 2 Accent 5" w:semiHidden="0" w:uiPriority="68" w:unhideWhenUsed="0"/>
+    <w:lsdException w:name="Medium Grid 3 Accent 5" w:semiHidden="0" w:uiPriority="69" w:unhideWhenUsed="0"/>
+    <w:lsdException w:name="Dark List Accent 5" w:semiHidden="0" w:uiPriority="70" w:unhideWhenUsed="0"/>
+    <w:lsdException w:name="Colorful Shading Accent 5" w:semiHidden="0" w:uiPriority="71" w:unhideWhenUsed="0"/>
+    <w:lsdException w:name="Colorful List Accent 5" w:semiHidden="0" w:uiPriority="72" w:unhideWhenUsed="0"/>
+    <w:lsdException w:name="Colorful Grid Accent 5" w:semiHidden="0" w:uiPriority="73" w:unhideWhenUsed="0"/>
+    <w:lsdException w:name="Light Shading Accent 6" w:semiHidden="0" w:uiPriority="60" w:unhideWhenUsed="0"/>
+    <w:lsdException w:name="Light List Accent 6" w:semiHidden="0" w:uiPriority="61" w:unhideWhenUsed="0"/>
+    <w:lsdException w:name="Light Grid Accent 6" w:semiHidden="0" w:uiPriority="62" w:unhideWhenUsed="0"/>
+    <w:lsdException w:name="Medium Shading 1 Accent 6" w:semiHidden="0" w:uiPriority="63" w:unhideWhenUsed="0"/>
+    <w:lsdException w:name="Medium Shading 2 Accent 6" w:semiHidden="0" w:uiPriority="64" w:unhideWhenUsed="0"/>
+    <w:lsdException w:name="Medium List 1 Accent 6" w:semiHidden="0" w:uiPriority="65" w:unhideWhenUsed="0"/>
+    <w:lsdException w:name="Medium List 2 Accent 6" w:semiHidden="0" w:uiPriority="66" w:unhideWhenUsed="0"/>
+    <w:lsdException w:name="Medium Grid 1 Accent 6" w:semiHidden="0" w:uiPriority="67" w:unhideWhenUsed="0"/>
+    <w:lsdException w:name="Medium Grid 2 Accent 6" w:semiHidden="0" w:uiPriority="68" w:unhideWhenUsed="0"/>
+    <w:lsdException w:name="Medium Grid 3 Accent 6" w:semiHidden="0" w:uiPriority="69" w:unhideWhenUsed="0"/>
+    <w:lsdException w:name="Dark List Accent 6" w:semiHidden="0" w:uiPriority="70" w:unhideWhenUsed="0"/>
+    <w:lsdException w:name="Colorful Shading Accent 6" w:semiHidden="0" w:uiPriority="71" w:unhideWhenUsed="0"/>
+    <w:lsdException w:name="Colorful List Accent 6" w:semiHidden="0" w:uiPriority="72" w:unhideWhenUsed="0"/>
+    <w:lsdException w:name="Colorful Grid Accent 6" w:semiHidden="0" w:uiPriority="73" w:unhideWhenUsed="0"/>
   </w:latentStyles>
-  <w:style w:type="paragraph" w:default="1" w:styleId="1">
+  <w:style w:type="paragraph" w:default="1" w:styleId="Normal">
     <w:name w:val="Normal"/>
     <w:qFormat/>
-    <w:uiPriority w:val="0"/>
     <w:pPr>
       <w:kinsoku w:val="0"/>
       <w:autoSpaceDE w:val="0"/>
@@ -6767,7 +6683,7 @@
       <w:textAlignment w:val="baseline"/>
     </w:pPr>
     <w:rPr>
-      <w:rFonts w:ascii="Arial" w:hAnsi="Arial" w:eastAsia="宋体" w:cs="Arial"/>
+      <w:rFonts w:ascii="Arial" w:eastAsia="宋体" w:hAnsi="Arial" w:cs="Arial"/>
       <w:snapToGrid w:val="0"/>
       <w:color w:val="000000"/>
       <w:kern w:val="0"/>
@@ -6776,12 +6692,11 @@
       <w:lang w:val="en-US" w:eastAsia="en-US" w:bidi="ar-SA"/>
     </w:rPr>
   </w:style>
-  <w:style w:type="paragraph" w:styleId="2">
+  <w:style w:type="paragraph" w:styleId="Heading1">
     <w:name w:val="heading 1"/>
-    <w:basedOn w:val="1"/>
-    <w:next w:val="1"/>
+    <w:basedOn w:val="Normal"/>
+    <w:next w:val="Normal"/>
     <w:qFormat/>
-    <w:uiPriority w:val="0"/>
     <w:pPr>
       <w:keepNext/>
       <w:keepLines/>
@@ -6799,13 +6714,12 @@
       <w:sz w:val="44"/>
     </w:rPr>
   </w:style>
-  <w:style w:type="paragraph" w:styleId="3">
+  <w:style w:type="paragraph" w:styleId="Heading2">
     <w:name w:val="heading 2"/>
-    <w:basedOn w:val="1"/>
-    <w:next w:val="1"/>
+    <w:basedOn w:val="Normal"/>
+    <w:next w:val="Normal"/>
     <w:unhideWhenUsed/>
     <w:qFormat/>
-    <w:uiPriority w:val="0"/>
     <w:pPr>
       <w:keepNext/>
       <w:keepLines/>
@@ -6818,19 +6732,18 @@
       <w:outlineLvl w:val="1"/>
     </w:pPr>
     <w:rPr>
-      <w:rFonts w:ascii="Arial" w:hAnsi="Arial" w:eastAsia="黑体"/>
+      <w:rFonts w:ascii="Arial" w:eastAsia="黑体" w:hAnsi="Arial"/>
       <w:b/>
       <w:sz w:val="32"/>
     </w:rPr>
   </w:style>
-  <w:style w:type="paragraph" w:styleId="4">
+  <w:style w:type="paragraph" w:styleId="Heading3">
     <w:name w:val="heading 3"/>
-    <w:basedOn w:val="1"/>
-    <w:next w:val="1"/>
+    <w:basedOn w:val="Normal"/>
+    <w:next w:val="Normal"/>
     <w:semiHidden/>
     <w:unhideWhenUsed/>
     <w:qFormat/>
-    <w:uiPriority w:val="0"/>
     <w:pPr>
       <w:keepNext/>
       <w:keepLines/>
@@ -6847,13 +6760,12 @@
       <w:sz w:val="32"/>
     </w:rPr>
   </w:style>
-  <w:style w:type="paragraph" w:styleId="5">
+  <w:style w:type="paragraph" w:styleId="Heading4">
     <w:name w:val="heading 4"/>
-    <w:basedOn w:val="1"/>
-    <w:next w:val="1"/>
+    <w:basedOn w:val="Normal"/>
+    <w:next w:val="Normal"/>
     <w:unhideWhenUsed/>
     <w:qFormat/>
-    <w:uiPriority w:val="0"/>
     <w:pPr>
       <w:keepNext/>
       <w:keepLines/>
@@ -6866,19 +6778,18 @@
       <w:outlineLvl w:val="3"/>
     </w:pPr>
     <w:rPr>
-      <w:rFonts w:ascii="Arial" w:hAnsi="Arial" w:eastAsia="黑体"/>
+      <w:rFonts w:ascii="Arial" w:eastAsia="黑体" w:hAnsi="Arial"/>
       <w:b/>
       <w:sz w:val="28"/>
     </w:rPr>
   </w:style>
-  <w:style w:type="paragraph" w:styleId="6">
+  <w:style w:type="paragraph" w:styleId="Heading5">
     <w:name w:val="heading 5"/>
-    <w:basedOn w:val="1"/>
-    <w:next w:val="1"/>
+    <w:basedOn w:val="Normal"/>
+    <w:next w:val="Normal"/>
     <w:semiHidden/>
     <w:unhideWhenUsed/>
     <w:qFormat/>
-    <w:uiPriority w:val="0"/>
     <w:pPr>
       <w:keepNext/>
       <w:keepLines/>
@@ -6895,14 +6806,13 @@
       <w:sz w:val="28"/>
     </w:rPr>
   </w:style>
-  <w:style w:type="paragraph" w:styleId="7">
+  <w:style w:type="paragraph" w:styleId="Heading6">
     <w:name w:val="heading 6"/>
-    <w:basedOn w:val="1"/>
-    <w:next w:val="1"/>
+    <w:basedOn w:val="Normal"/>
+    <w:next w:val="Normal"/>
     <w:semiHidden/>
     <w:unhideWhenUsed/>
     <w:qFormat/>
-    <w:uiPriority w:val="0"/>
     <w:pPr>
       <w:keepNext/>
       <w:keepLines/>
@@ -6915,19 +6825,18 @@
       <w:outlineLvl w:val="5"/>
     </w:pPr>
     <w:rPr>
-      <w:rFonts w:ascii="Arial" w:hAnsi="Arial" w:eastAsia="黑体"/>
+      <w:rFonts w:ascii="Arial" w:eastAsia="黑体" w:hAnsi="Arial"/>
       <w:b/>
       <w:sz w:val="24"/>
     </w:rPr>
   </w:style>
-  <w:style w:type="paragraph" w:styleId="8">
+  <w:style w:type="paragraph" w:styleId="Heading7">
     <w:name w:val="heading 7"/>
-    <w:basedOn w:val="1"/>
-    <w:next w:val="1"/>
+    <w:basedOn w:val="Normal"/>
+    <w:next w:val="Normal"/>
     <w:semiHidden/>
     <w:unhideWhenUsed/>
     <w:qFormat/>
-    <w:uiPriority w:val="0"/>
     <w:pPr>
       <w:keepNext/>
       <w:keepLines/>
@@ -6944,14 +6853,13 @@
       <w:sz w:val="24"/>
     </w:rPr>
   </w:style>
-  <w:style w:type="paragraph" w:styleId="9">
+  <w:style w:type="paragraph" w:styleId="Heading8">
     <w:name w:val="heading 8"/>
-    <w:basedOn w:val="1"/>
-    <w:next w:val="1"/>
+    <w:basedOn w:val="Normal"/>
+    <w:next w:val="Normal"/>
     <w:semiHidden/>
     <w:unhideWhenUsed/>
     <w:qFormat/>
-    <w:uiPriority w:val="0"/>
     <w:pPr>
       <w:keepNext/>
       <w:keepLines/>
@@ -6964,18 +6872,17 @@
       <w:outlineLvl w:val="7"/>
     </w:pPr>
     <w:rPr>
-      <w:rFonts w:ascii="Arial" w:hAnsi="Arial" w:eastAsia="黑体"/>
+      <w:rFonts w:ascii="Arial" w:eastAsia="黑体" w:hAnsi="Arial"/>
       <w:sz w:val="24"/>
     </w:rPr>
   </w:style>
-  <w:style w:type="paragraph" w:styleId="10">
+  <w:style w:type="paragraph" w:styleId="Heading9">
     <w:name w:val="heading 9"/>
-    <w:basedOn w:val="1"/>
-    <w:next w:val="1"/>
+    <w:basedOn w:val="Normal"/>
+    <w:next w:val="Normal"/>
     <w:semiHidden/>
     <w:unhideWhenUsed/>
     <w:qFormat/>
-    <w:uiPriority w:val="0"/>
     <w:pPr>
       <w:keepNext/>
       <w:keepLines/>
@@ -6988,21 +6895,19 @@
       <w:outlineLvl w:val="8"/>
     </w:pPr>
     <w:rPr>
-      <w:rFonts w:ascii="Arial" w:hAnsi="Arial" w:eastAsia="黑体"/>
+      <w:rFonts w:ascii="Arial" w:eastAsia="黑体" w:hAnsi="Arial"/>
       <w:sz w:val="21"/>
     </w:rPr>
   </w:style>
-  <w:style w:type="character" w:default="1" w:styleId="22">
+  <w:style w:type="character" w:default="1" w:styleId="DefaultParagraphFont">
     <w:name w:val="Default Paragraph Font"/>
     <w:semiHidden/>
     <w:qFormat/>
-    <w:uiPriority w:val="0"/>
   </w:style>
-  <w:style w:type="table" w:default="1" w:styleId="20">
+  <w:style w:type="table" w:default="1" w:styleId="TableNormal">
     <w:name w:val="Normal Table"/>
     <w:semiHidden/>
     <w:qFormat/>
-    <w:uiPriority w:val="0"/>
     <w:tblPr>
       <w:tblCellMar>
         <w:top w:w="0" w:type="dxa"/>
@@ -7012,43 +6917,39 @@
       </w:tblCellMar>
     </w:tblPr>
   </w:style>
-  <w:style w:type="paragraph" w:styleId="11">
+  <w:style w:type="paragraph" w:styleId="CommentText">
     <w:name w:val="annotation text"/>
-    <w:basedOn w:val="1"/>
+    <w:basedOn w:val="Normal"/>
     <w:qFormat/>
-    <w:uiPriority w:val="0"/>
     <w:pPr>
       <w:jc w:val="left"/>
     </w:pPr>
   </w:style>
-  <w:style w:type="paragraph" w:styleId="12">
+  <w:style w:type="paragraph" w:styleId="BodyText">
     <w:name w:val="Body Text"/>
-    <w:basedOn w:val="1"/>
+    <w:basedOn w:val="Normal"/>
     <w:semiHidden/>
     <w:qFormat/>
-    <w:uiPriority w:val="0"/>
     <w:rPr>
-      <w:rFonts w:ascii="Arial" w:hAnsi="Arial" w:eastAsia="Arial" w:cs="Arial"/>
+      <w:rFonts w:ascii="Arial" w:eastAsia="Arial" w:hAnsi="Arial" w:cs="Arial"/>
       <w:sz w:val="21"/>
       <w:szCs w:val="21"/>
       <w:lang w:val="en-US" w:eastAsia="en-US" w:bidi="ar-SA"/>
     </w:rPr>
   </w:style>
-  <w:style w:type="paragraph" w:styleId="13">
+  <w:style w:type="paragraph" w:styleId="TOC3">
     <w:name w:val="toc 3"/>
-    <w:basedOn w:val="1"/>
-    <w:next w:val="1"/>
+    <w:basedOn w:val="Normal"/>
+    <w:next w:val="Normal"/>
     <w:qFormat/>
-    <w:uiPriority w:val="0"/>
     <w:pPr>
       <w:ind w:left="840" w:leftChars="400"/>
     </w:pPr>
   </w:style>
-  <w:style w:type="paragraph" w:styleId="14">
+  <w:style w:type="paragraph" w:styleId="Footer">
     <w:name w:val="footer"/>
-    <w:basedOn w:val="1"/>
+    <w:basedOn w:val="Normal"/>
     <w:qFormat/>
-    <w:uiPriority w:val="0"/>
     <w:pPr>
       <w:tabs>
         <w:tab w:val="center" w:pos="4153"/>
@@ -7061,17 +6962,16 @@
       <w:sz w:val="18"/>
     </w:rPr>
   </w:style>
-  <w:style w:type="paragraph" w:styleId="15">
+  <w:style w:type="paragraph" w:styleId="Header">
     <w:name w:val="header"/>
-    <w:basedOn w:val="1"/>
+    <w:basedOn w:val="Normal"/>
     <w:qFormat/>
-    <w:uiPriority w:val="0"/>
     <w:pPr>
       <w:pBdr>
-        <w:top w:val="none" w:color="auto" w:sz="0" w:space="0"/>
-        <w:left w:val="none" w:color="auto" w:sz="0" w:space="0"/>
-        <w:bottom w:val="none" w:color="auto" w:sz="0" w:space="0"/>
-        <w:right w:val="none" w:color="auto" w:sz="0" w:space="0"/>
+        <w:top w:val="nil"/>
+        <w:left w:val="nil"/>
+        <w:bottom w:val="nil"/>
+        <w:right w:val="nil"/>
       </w:pBdr>
       <w:tabs>
         <w:tab w:val="center" w:pos="4153"/>
@@ -7086,41 +6986,37 @@
       <w:sz w:val="18"/>
     </w:rPr>
   </w:style>
-  <w:style w:type="paragraph" w:styleId="16">
+  <w:style w:type="paragraph" w:styleId="TOC1">
     <w:name w:val="toc 1"/>
-    <w:basedOn w:val="1"/>
-    <w:next w:val="1"/>
+    <w:basedOn w:val="Normal"/>
+    <w:next w:val="Normal"/>
     <w:qFormat/>
-    <w:uiPriority w:val="0"/>
     <w:rPr>
-      <w:rFonts w:ascii="Arial" w:hAnsi="Arial" w:eastAsia="Microsoft JhengHei"/>
+      <w:rFonts w:ascii="Arial" w:eastAsia="Microsoft JhengHei" w:hAnsi="Arial"/>
       <w:sz w:val="24"/>
     </w:rPr>
   </w:style>
-  <w:style w:type="paragraph" w:styleId="17">
+  <w:style w:type="paragraph" w:styleId="TOC2">
     <w:name w:val="toc 2"/>
-    <w:basedOn w:val="1"/>
-    <w:next w:val="1"/>
+    <w:basedOn w:val="Normal"/>
+    <w:next w:val="Normal"/>
     <w:qFormat/>
-    <w:uiPriority w:val="0"/>
     <w:pPr>
       <w:ind w:left="420" w:leftChars="200"/>
     </w:pPr>
   </w:style>
-  <w:style w:type="paragraph" w:styleId="18">
+  <w:style w:type="paragraph" w:styleId="NormalWeb">
     <w:name w:val="Normal (Web)"/>
-    <w:basedOn w:val="1"/>
+    <w:basedOn w:val="Normal"/>
     <w:qFormat/>
-    <w:uiPriority w:val="0"/>
     <w:rPr>
       <w:sz w:val="24"/>
     </w:rPr>
   </w:style>
-  <w:style w:type="paragraph" w:styleId="19">
+  <w:style w:type="paragraph" w:styleId="Title">
     <w:name w:val="Title"/>
-    <w:basedOn w:val="1"/>
+    <w:basedOn w:val="Normal"/>
     <w:qFormat/>
-    <w:uiPriority w:val="0"/>
     <w:pPr>
       <w:spacing w:before="240" w:beforeLines="0" w:beforeAutospacing="0" w:after="60" w:afterLines="0" w:afterAutospacing="0"/>
       <w:jc w:val="center"/>
@@ -7132,73 +7028,68 @@
       <w:sz w:val="32"/>
     </w:rPr>
   </w:style>
-  <w:style w:type="table" w:styleId="21">
+  <w:style w:type="table" w:styleId="TableGrid">
     <w:name w:val="Table Grid"/>
-    <w:basedOn w:val="20"/>
+    <w:basedOn w:val="TableNormal"/>
     <w:qFormat/>
-    <w:uiPriority w:val="0"/>
     <w:pPr>
       <w:widowControl w:val="0"/>
       <w:jc w:val="both"/>
     </w:pPr>
     <w:tblPr>
       <w:tblBorders>
-        <w:top w:val="single" w:color="auto" w:sz="4" w:space="0"/>
-        <w:left w:val="single" w:color="auto" w:sz="4" w:space="0"/>
-        <w:bottom w:val="single" w:color="auto" w:sz="4" w:space="0"/>
-        <w:right w:val="single" w:color="auto" w:sz="4" w:space="0"/>
-        <w:insideH w:val="single" w:color="auto" w:sz="4" w:space="0"/>
-        <w:insideV w:val="single" w:color="auto" w:sz="4" w:space="0"/>
+        <w:top w:val="single" w:sz="4" w:space="0" w:color="auto"/>
+        <w:left w:val="single" w:sz="4" w:space="0" w:color="auto"/>
+        <w:bottom w:val="single" w:sz="4" w:space="0" w:color="auto"/>
+        <w:right w:val="single" w:sz="4" w:space="0" w:color="auto"/>
+        <w:insideH w:val="single" w:sz="4" w:space="0" w:color="auto"/>
+        <w:insideV w:val="single" w:sz="4" w:space="0" w:color="auto"/>
       </w:tblBorders>
     </w:tblPr>
   </w:style>
-  <w:style w:type="character" w:styleId="23">
+  <w:style w:type="character" w:styleId="Strong">
     <w:name w:val="Strong"/>
-    <w:basedOn w:val="22"/>
+    <w:basedOn w:val="DefaultParagraphFont"/>
     <w:qFormat/>
-    <w:uiPriority w:val="0"/>
     <w:rPr>
       <w:b/>
     </w:rPr>
   </w:style>
-  <w:style w:type="paragraph" w:customStyle="1" w:styleId="24">
+  <w:style w:type="paragraph" w:customStyle="1" w:styleId="a">
     <w:name w:val="柴_公司名"/>
-    <w:basedOn w:val="19"/>
+    <w:basedOn w:val="Title"/>
     <w:qFormat/>
-    <w:uiPriority w:val="0"/>
     <w:pPr>
       <w:spacing w:after="600" w:afterLines="600"/>
     </w:pPr>
     <w:rPr>
-      <w:rFonts w:hint="eastAsia" w:ascii="宋体" w:hAnsi="宋体" w:eastAsia="宋体" w:cs="宋体"/>
+      <w:rFonts w:ascii="宋体" w:eastAsia="宋体" w:hAnsi="宋体" w:cs="宋体" w:hint="eastAsia"/>
       <w:bCs/>
       <w:spacing w:val="-6"/>
       <w:sz w:val="52"/>
       <w:szCs w:val="52"/>
     </w:rPr>
   </w:style>
-  <w:style w:type="paragraph" w:customStyle="1" w:styleId="25">
+  <w:style w:type="paragraph" w:customStyle="1" w:styleId="a0">
     <w:name w:val="柴_文档名"/>
-    <w:basedOn w:val="19"/>
+    <w:basedOn w:val="Title"/>
     <w:qFormat/>
-    <w:uiPriority w:val="0"/>
     <w:pPr>
       <w:spacing w:after="900" w:afterLines="900"/>
     </w:pPr>
     <w:rPr>
-      <w:rFonts w:ascii="黑体" w:hAnsi="黑体" w:eastAsia="黑体" w:cs="黑体"/>
+      <w:rFonts w:ascii="黑体" w:eastAsia="黑体" w:hAnsi="黑体" w:cs="黑体"/>
       <w:bCs/>
       <w:spacing w:val="-7"/>
       <w:sz w:val="52"/>
       <w:szCs w:val="52"/>
     </w:rPr>
   </w:style>
-  <w:style w:type="table" w:customStyle="1" w:styleId="26">
+  <w:style w:type="table" w:customStyle="1" w:styleId="TableNormal0">
     <w:name w:val="Table Normal_0"/>
     <w:semiHidden/>
     <w:unhideWhenUsed/>
     <w:qFormat/>
-    <w:uiPriority w:val="0"/>
     <w:tblPr>
       <w:tblCellMar>
         <w:top w:w="0" w:type="dxa"/>
@@ -7208,87 +7099,81 @@
       </w:tblCellMar>
     </w:tblPr>
   </w:style>
-  <w:style w:type="paragraph" w:customStyle="1" w:styleId="27">
+  <w:style w:type="paragraph" w:customStyle="1" w:styleId="TableText">
     <w:name w:val="Table Text"/>
-    <w:basedOn w:val="1"/>
+    <w:basedOn w:val="Normal"/>
     <w:semiHidden/>
     <w:qFormat/>
-    <w:uiPriority w:val="0"/>
     <w:rPr>
-      <w:rFonts w:ascii="宋体" w:hAnsi="宋体" w:eastAsia="宋体" w:cs="宋体"/>
+      <w:rFonts w:ascii="宋体" w:eastAsia="宋体" w:hAnsi="宋体" w:cs="宋体"/>
       <w:sz w:val="21"/>
       <w:szCs w:val="21"/>
       <w:lang w:val="en-US" w:eastAsia="en-US" w:bidi="ar-SA"/>
     </w:rPr>
   </w:style>
-  <w:style w:type="paragraph" w:customStyle="1" w:styleId="28">
+  <w:style w:type="paragraph" w:customStyle="1" w:styleId="1">
     <w:name w:val="柴_标题1"/>
-    <w:basedOn w:val="2"/>
-    <w:next w:val="29"/>
-    <w:link w:val="38"/>
+    <w:basedOn w:val="Heading1"/>
+    <w:next w:val="a1"/>
+    <w:link w:val="1Char"/>
     <w:qFormat/>
-    <w:uiPriority w:val="0"/>
     <w:pPr>
       <w:spacing w:before="100" w:after="90" w:line="360" w:lineRule="auto"/>
     </w:pPr>
     <w:rPr>
-      <w:rFonts w:ascii="Arial" w:hAnsi="Arial" w:eastAsia="宋体"/>
+      <w:rFonts w:ascii="Arial" w:eastAsia="宋体" w:hAnsi="Arial"/>
       <w:sz w:val="32"/>
     </w:rPr>
   </w:style>
-  <w:style w:type="paragraph" w:customStyle="1" w:styleId="29">
+  <w:style w:type="paragraph" w:customStyle="1" w:styleId="a1">
     <w:name w:val="柴_正文"/>
-    <w:basedOn w:val="12"/>
-    <w:link w:val="42"/>
+    <w:basedOn w:val="BodyText"/>
+    <w:link w:val="Char"/>
     <w:qFormat/>
-    <w:uiPriority w:val="0"/>
     <w:pPr>
       <w:spacing w:line="360" w:lineRule="auto"/>
       <w:ind w:firstLine="470" w:firstLineChars="200"/>
     </w:pPr>
     <w:rPr>
-      <w:rFonts w:ascii="Arial" w:hAnsi="Arial" w:eastAsia="宋体"/>
+      <w:rFonts w:ascii="Arial" w:eastAsia="宋体" w:hAnsi="Arial"/>
       <w:sz w:val="24"/>
       <w:lang w:eastAsia="zh-CN"/>
     </w:rPr>
   </w:style>
-  <w:style w:type="paragraph" w:customStyle="1" w:styleId="30">
+  <w:style w:type="paragraph" w:customStyle="1" w:styleId="2">
     <w:name w:val="柴_标题2"/>
-    <w:basedOn w:val="3"/>
-    <w:next w:val="29"/>
+    <w:basedOn w:val="Heading2"/>
+    <w:next w:val="a1"/>
     <w:qFormat/>
-    <w:uiPriority w:val="0"/>
     <w:pPr>
       <w:spacing w:line="360" w:lineRule="auto"/>
     </w:pPr>
     <w:rPr>
-      <w:rFonts w:ascii="Arial" w:hAnsi="Arial" w:eastAsia="宋体"/>
+      <w:rFonts w:ascii="Arial" w:eastAsia="宋体" w:hAnsi="Arial"/>
       <w:sz w:val="28"/>
     </w:rPr>
   </w:style>
-  <w:style w:type="paragraph" w:customStyle="1" w:styleId="31">
+  <w:style w:type="paragraph" w:customStyle="1" w:styleId="3">
     <w:name w:val="柴_标题3"/>
-    <w:basedOn w:val="4"/>
-    <w:next w:val="29"/>
+    <w:basedOn w:val="Heading3"/>
+    <w:next w:val="a1"/>
     <w:qFormat/>
-    <w:uiPriority w:val="0"/>
     <w:pPr>
       <w:spacing w:line="360" w:lineRule="auto"/>
       <w:ind w:left="0" w:firstLine="472" w:firstLineChars="200"/>
     </w:pPr>
     <w:rPr>
-      <w:rFonts w:ascii="宋体" w:hAnsi="宋体" w:eastAsia="宋体" w:cs="宋体"/>
+      <w:rFonts w:ascii="宋体" w:eastAsia="宋体" w:hAnsi="宋体" w:cs="宋体"/>
       <w:spacing w:val="-2"/>
       <w:sz w:val="24"/>
       <w:szCs w:val="24"/>
     </w:rPr>
   </w:style>
-  <w:style w:type="paragraph" w:customStyle="1" w:styleId="32">
+  <w:style w:type="paragraph" w:customStyle="1" w:styleId="a2">
     <w:name w:val="柴_目录"/>
-    <w:basedOn w:val="1"/>
-    <w:next w:val="12"/>
+    <w:basedOn w:val="Normal"/>
+    <w:next w:val="BodyText"/>
     <w:qFormat/>
-    <w:uiPriority w:val="0"/>
     <w:pPr>
       <w:tabs>
         <w:tab w:val="right" w:leader="dot" w:pos="8442"/>
@@ -7296,64 +7181,59 @@
       <w:ind w:left="0" w:leftChars="0"/>
     </w:pPr>
     <w:rPr>
-      <w:rFonts w:ascii="Arial" w:hAnsi="Arial" w:eastAsia="Microsoft JhengHei"/>
+      <w:rFonts w:ascii="Arial" w:eastAsia="Microsoft JhengHei" w:hAnsi="Arial"/>
       <w:sz w:val="24"/>
     </w:rPr>
   </w:style>
-  <w:style w:type="paragraph" w:customStyle="1" w:styleId="33">
+  <w:style w:type="paragraph" w:customStyle="1" w:styleId="WPSOffice1">
     <w:name w:val="WPSOffice手动目录 1"/>
     <w:qFormat/>
-    <w:uiPriority w:val="0"/>
     <w:pPr>
       <w:ind w:leftChars="0"/>
     </w:pPr>
     <w:rPr>
-      <w:rFonts w:ascii="Times New Roman" w:hAnsi="Times New Roman" w:eastAsia="宋体" w:cs="Times New Roman"/>
+      <w:rFonts w:ascii="Times New Roman" w:eastAsia="宋体" w:hAnsi="Times New Roman" w:cs="Times New Roman"/>
       <w:sz w:val="20"/>
       <w:szCs w:val="20"/>
     </w:rPr>
   </w:style>
-  <w:style w:type="paragraph" w:customStyle="1" w:styleId="34">
+  <w:style w:type="paragraph" w:customStyle="1" w:styleId="WPSOffice2">
     <w:name w:val="WPSOffice手动目录 2"/>
     <w:qFormat/>
-    <w:uiPriority w:val="0"/>
     <w:pPr>
       <w:ind w:leftChars="200"/>
     </w:pPr>
     <w:rPr>
-      <w:rFonts w:ascii="Times New Roman" w:hAnsi="Times New Roman" w:eastAsia="宋体" w:cs="Times New Roman"/>
+      <w:rFonts w:ascii="Times New Roman" w:eastAsia="宋体" w:hAnsi="Times New Roman" w:cs="Times New Roman"/>
       <w:sz w:val="20"/>
       <w:szCs w:val="20"/>
     </w:rPr>
   </w:style>
-  <w:style w:type="paragraph" w:customStyle="1" w:styleId="35">
+  <w:style w:type="paragraph" w:customStyle="1" w:styleId="WPSOffice3">
     <w:name w:val="WPSOffice手动目录 3"/>
     <w:qFormat/>
-    <w:uiPriority w:val="0"/>
     <w:pPr>
       <w:ind w:leftChars="400"/>
     </w:pPr>
     <w:rPr>
-      <w:rFonts w:ascii="Times New Roman" w:hAnsi="Times New Roman" w:eastAsia="宋体" w:cs="Times New Roman"/>
+      <w:rFonts w:ascii="Times New Roman" w:eastAsia="宋体" w:hAnsi="Times New Roman" w:cs="Times New Roman"/>
       <w:sz w:val="20"/>
       <w:szCs w:val="20"/>
     </w:rPr>
   </w:style>
-  <w:style w:type="paragraph" w:customStyle="1" w:styleId="36">
+  <w:style w:type="paragraph" w:customStyle="1" w:styleId="Compact">
     <w:name w:val="Compact"/>
-    <w:basedOn w:val="12"/>
+    <w:basedOn w:val="BodyText"/>
     <w:qFormat/>
-    <w:uiPriority w:val="0"/>
     <w:pPr>
       <w:spacing w:before="36" w:after="36"/>
     </w:pPr>
   </w:style>
-  <w:style w:type="table" w:customStyle="1" w:styleId="37">
+  <w:style w:type="table" w:customStyle="1" w:styleId="Table">
     <w:name w:val="Table"/>
     <w:semiHidden/>
     <w:unhideWhenUsed/>
     <w:qFormat/>
-    <w:uiPriority w:val="0"/>
     <w:tblPr>
       <w:tblCellMar>
         <w:top w:w="0" w:type="dxa"/>
@@ -7365,28 +7245,26 @@
     <w:tblStylePr w:type="firstRow">
       <w:tcPr>
         <w:tcBorders>
-          <w:bottom w:val="single" w:color="auto" w:sz="0" w:space="0"/>
+          <w:bottom w:val="single" w:sz="0" w:space="0" w:color="auto"/>
         </w:tcBorders>
         <w:vAlign w:val="bottom"/>
       </w:tcPr>
     </w:tblStylePr>
   </w:style>
-  <w:style w:type="character" w:customStyle="1" w:styleId="38">
+  <w:style w:type="character" w:customStyle="1" w:styleId="1Char">
     <w:name w:val="柴_标题1 Char"/>
-    <w:link w:val="28"/>
+    <w:link w:val="1"/>
     <w:qFormat/>
-    <w:uiPriority w:val="0"/>
     <w:rPr>
-      <w:rFonts w:ascii="Arial" w:hAnsi="Arial" w:eastAsia="宋体"/>
+      <w:rFonts w:ascii="Arial" w:eastAsia="宋体" w:hAnsi="Arial"/>
       <w:sz w:val="32"/>
     </w:rPr>
   </w:style>
-  <w:style w:type="table" w:customStyle="1" w:styleId="39">
+  <w:style w:type="table" w:customStyle="1" w:styleId="TableNormal1">
     <w:name w:val="Table Normal_1"/>
     <w:semiHidden/>
     <w:unhideWhenUsed/>
     <w:qFormat/>
-    <w:uiPriority w:val="0"/>
     <w:tblPr>
       <w:tblCellMar>
         <w:top w:w="0" w:type="dxa"/>
@@ -7396,11 +7274,10 @@
       </w:tblCellMar>
     </w:tblPr>
   </w:style>
-  <w:style w:type="paragraph" w:customStyle="1" w:styleId="40">
+  <w:style w:type="paragraph" w:customStyle="1" w:styleId="a3">
     <w:name w:val="柴_正文_无缩进"/>
-    <w:basedOn w:val="1"/>
+    <w:basedOn w:val="Normal"/>
     <w:qFormat/>
-    <w:uiPriority w:val="0"/>
     <w:pPr>
       <w:ind w:firstLine="0" w:firstLineChars="0"/>
     </w:pPr>
@@ -7410,31 +7287,29 @@
       <w:lang w:eastAsia="zh-CN"/>
     </w:rPr>
   </w:style>
-  <w:style w:type="paragraph" w:customStyle="1" w:styleId="41">
+  <w:style w:type="paragraph" w:customStyle="1" w:styleId="4">
     <w:name w:val="柴_标题4"/>
-    <w:basedOn w:val="5"/>
-    <w:next w:val="1"/>
+    <w:basedOn w:val="Heading4"/>
+    <w:next w:val="Normal"/>
     <w:qFormat/>
-    <w:uiPriority w:val="0"/>
     <w:pPr>
       <w:widowControl w:val="0"/>
       <w:spacing w:before="160" w:line="360" w:lineRule="auto"/>
-      <w:ind w:left="981" w:leftChars="300" w:hanging="862"/>
+      <w:ind w:left="981" w:hanging="862" w:leftChars="300"/>
     </w:pPr>
     <w:rPr>
-      <w:rFonts w:hint="eastAsia" w:ascii="Calibri" w:hAnsi="Calibri" w:eastAsia="宋体" w:cs="宋体"/>
+      <w:rFonts w:ascii="Calibri" w:eastAsia="宋体" w:hAnsi="Calibri" w:cs="宋体" w:hint="eastAsia"/>
       <w:sz w:val="24"/>
       <w:szCs w:val="24"/>
       <w:lang w:eastAsia="zh-CN" w:bidi="zh-CN"/>
     </w:rPr>
   </w:style>
-  <w:style w:type="character" w:customStyle="1" w:styleId="42">
+  <w:style w:type="character" w:customStyle="1" w:styleId="Char">
     <w:name w:val="柴_正文 Char"/>
-    <w:link w:val="29"/>
+    <w:link w:val="a1"/>
     <w:qFormat/>
-    <w:uiPriority w:val="0"/>
     <w:rPr>
-      <w:rFonts w:ascii="Arial" w:hAnsi="Arial" w:eastAsia="宋体"/>
+      <w:rFonts w:ascii="Arial" w:eastAsia="宋体" w:hAnsi="Arial"/>
       <w:sz w:val="24"/>
       <w:lang w:eastAsia="zh-CN"/>
     </w:rPr>
